--- a/apcs/lessons/Unit 6_Arrays_ArrayLists/APCS_Lesson_Arrays_FilledOut.docx
+++ b/apcs/lessons/Unit 6_Arrays_ArrayLists/APCS_Lesson_Arrays_FilledOut.docx
@@ -1,6 +1,6 @@
 
 <file path=word/document.xml><?xml version="1.0" encoding="utf-8"?>
-<w:document xmlns:wpc="http://schemas.microsoft.com/office/word/2010/wordprocessingCanvas" xmlns:cx="http://schemas.microsoft.com/office/drawing/2014/chartex" xmlns:cx1="http://schemas.microsoft.com/office/drawing/2015/9/8/chartex" xmlns:cx2="http://schemas.microsoft.com/office/drawing/2015/10/21/chartex" xmlns:cx3="http://schemas.microsoft.com/office/drawing/2016/5/9/chartex" xmlns:cx4="http://schemas.microsoft.com/office/drawing/2016/5/10/chartex" xmlns:cx5="http://schemas.microsoft.com/office/drawing/2016/5/11/chartex" xmlns:cx6="http://schemas.microsoft.com/office/drawing/2016/5/12/chartex" xmlns:cx7="http://schemas.microsoft.com/office/drawing/2016/5/13/chartex" xmlns:cx8="http://schemas.microsoft.com/office/drawing/2016/5/14/chartex" xmlns:mc="http://schemas.openxmlformats.org/markup-compatibility/2006" xmlns:aink="http://schemas.microsoft.com/office/drawing/2016/ink" xmlns:am3d="http://schemas.microsoft.com/office/drawing/2017/model3d" xmlns:o="urn:schemas-microsoft-com:office:office" xmlns:oel="http://schemas.microsoft.com/office/2019/extlst" xmlns:r="http://schemas.openxmlformats.org/officeDocument/2006/relationships" xmlns:m="http://schemas.openxmlformats.org/officeDocument/2006/math" xmlns:v="urn:schemas-microsoft-com:vml" xmlns:wp14="http://schemas.microsoft.com/office/word/2010/wordprocessingDrawing" xmlns:wp="http://schemas.openxmlformats.org/drawingml/2006/wordprocessingDrawing" xmlns:w10="urn:schemas-microsoft-com:office:word" xmlns:w="http://schemas.openxmlformats.org/wordprocessingml/2006/main" xmlns:w14="http://schemas.microsoft.com/office/word/2010/wordml" xmlns:w15="http://schemas.microsoft.com/office/word/2012/wordml" xmlns:w16cex="http://schemas.microsoft.com/office/word/2018/wordml/cex" xmlns:w16cid="http://schemas.microsoft.com/office/word/2016/wordml/cid" xmlns:w16="http://schemas.microsoft.com/office/word/2018/wordml" xmlns:w16sdtdh="http://schemas.microsoft.com/office/word/2020/wordml/sdtdatahash" xmlns:w16se="http://schemas.microsoft.com/office/word/2015/wordml/symex" xmlns:wpg="http://schemas.microsoft.com/office/word/2010/wordprocessingGroup" xmlns:wpi="http://schemas.microsoft.com/office/word/2010/wordprocessingInk" xmlns:wne="http://schemas.microsoft.com/office/word/2006/wordml" xmlns:wps="http://schemas.microsoft.com/office/word/2010/wordprocessingShape" mc:Ignorable="w14 w15 w16se w16cid w16 w16cex w16sdtdh wp14">
+<w:document xmlns:wpc="http://schemas.microsoft.com/office/word/2010/wordprocessingCanvas" xmlns:cx="http://schemas.microsoft.com/office/drawing/2014/chartex" xmlns:cx1="http://schemas.microsoft.com/office/drawing/2015/9/8/chartex" xmlns:mc="http://schemas.openxmlformats.org/markup-compatibility/2006" xmlns:o="urn:schemas-microsoft-com:office:office" xmlns:r="http://schemas.openxmlformats.org/officeDocument/2006/relationships" xmlns:m="http://schemas.openxmlformats.org/officeDocument/2006/math" xmlns:v="urn:schemas-microsoft-com:vml" xmlns:wp14="http://schemas.microsoft.com/office/word/2010/wordprocessingDrawing" xmlns:wp="http://schemas.openxmlformats.org/drawingml/2006/wordprocessingDrawing" xmlns:w10="urn:schemas-microsoft-com:office:word" xmlns:w="http://schemas.openxmlformats.org/wordprocessingml/2006/main" xmlns:w14="http://schemas.microsoft.com/office/word/2010/wordml" xmlns:w15="http://schemas.microsoft.com/office/word/2012/wordml" xmlns:w16se="http://schemas.microsoft.com/office/word/2015/wordml/symex" xmlns:wpg="http://schemas.microsoft.com/office/word/2010/wordprocessingGroup" xmlns:wpi="http://schemas.microsoft.com/office/word/2010/wordprocessingInk" xmlns:wne="http://schemas.microsoft.com/office/word/2006/wordml" xmlns:wps="http://schemas.microsoft.com/office/word/2010/wordprocessingShape" mc:Ignorable="w14 w15 w16se wp14">
   <w:background w:color="FFFFFF" w:themeColor="background1"/>
   <w:body>
     <w:p>
@@ -108,6 +108,7 @@
                               </w:rPr>
                             </w:pPr>
                             <w:hyperlink r:id="rId7" w:history="1">
+                              <w:proofErr w:type="spellStart"/>
                               <w:r>
                                 <w:rPr>
                                   <w:rStyle w:val="Hyperlink"/>
@@ -118,7 +119,20 @@
                                   <w:sz w:val="24"/>
                                   <w:szCs w:val="24"/>
                                 </w:rPr>
-                                <w:t>Shenendehowa HS</w:t>
+                                <w:t>Shenendehowa</w:t>
+                              </w:r>
+                              <w:proofErr w:type="spellEnd"/>
+                              <w:r>
+                                <w:rPr>
+                                  <w:rStyle w:val="Hyperlink"/>
+                                  <w:rFonts w:ascii="DejaVu Sans" w:hAnsi="DejaVu Sans" w:cs="DejaVu Sans"/>
+                                  <w:b/>
+                                  <w:bCs/>
+                                  <w:color w:val="00B050"/>
+                                  <w:sz w:val="24"/>
+                                  <w:szCs w:val="24"/>
+                                </w:rPr>
+                                <w:t xml:space="preserve"> HS</w:t>
                               </w:r>
                             </w:hyperlink>
                             <w:r>
@@ -342,7 +356,7 @@
               </wp:anchor>
             </w:drawing>
           </mc:Choice>
-          <mc:Fallback>
+          <mc:Fallback xmlns:w16sdtdh="http://schemas.microsoft.com/office/word/2020/wordml/sdtdatahash" xmlns:w16="http://schemas.microsoft.com/office/word/2018/wordml" xmlns:w16cid="http://schemas.microsoft.com/office/word/2016/wordml/cid" xmlns:w16cex="http://schemas.microsoft.com/office/word/2018/wordml/cex" xmlns:oel="http://schemas.microsoft.com/office/2019/extlst" xmlns:am3d="http://schemas.microsoft.com/office/drawing/2017/model3d" xmlns:aink="http://schemas.microsoft.com/office/drawing/2016/ink" xmlns:cx8="http://schemas.microsoft.com/office/drawing/2016/5/14/chartex" xmlns:cx7="http://schemas.microsoft.com/office/drawing/2016/5/13/chartex" xmlns:cx6="http://schemas.microsoft.com/office/drawing/2016/5/12/chartex" xmlns:cx5="http://schemas.microsoft.com/office/drawing/2016/5/11/chartex" xmlns:cx4="http://schemas.microsoft.com/office/drawing/2016/5/10/chartex" xmlns:cx3="http://schemas.microsoft.com/office/drawing/2016/5/9/chartex" xmlns:cx2="http://schemas.microsoft.com/office/drawing/2015/10/21/chartex">
             <w:pict>
               <v:shapetype w14:anchorId="5D19EF25" id="_x0000_t114" coordsize="21600,21600" o:spt="114" path="m,20172v945,400,1887,628,2795,913c3587,21312,4342,21370,5060,21597v2037,,2567,-227,3095,-285c8722,21197,9325,20970,9855,20800v490,-228,945,-400,1472,-740c11817,19887,12347,19660,12875,19375v567,-228,1095,-513,1700,-740c15177,18462,15782,18122,16537,17950v718,-113,1398,-398,2228,-513c19635,17437,20577,17322,21597,17322l21597,,,xe">
                 <v:stroke joinstyle="miter"/>
@@ -896,47 +910,31 @@
           <w:sz w:val="24"/>
           <w:szCs w:val="24"/>
         </w:rPr>
-        <w:t xml:space="preserve">Arrays are a powerful </w:t>
-      </w:r>
+        <w:t xml:space="preserve">Arrays are a powerful tool, they allow a programmer to store data using </w:t>
+      </w:r>
+    </w:p>
+    <w:p>
+      <w:pPr>
+        <w:rPr>
+          <w:rFonts w:ascii="Constantia" w:hAnsi="Constantia"/>
+          <w:sz w:val="24"/>
+          <w:szCs w:val="24"/>
+        </w:rPr>
+      </w:pPr>
       <w:proofErr w:type="gramStart"/>
       <w:r>
         <w:rPr>
           <w:rFonts w:ascii="DejaVu Sans" w:hAnsi="DejaVu Sans" w:cs="DejaVu Sans"/>
-          <w:sz w:val="24"/>
-          <w:szCs w:val="24"/>
-        </w:rPr>
-        <w:t>tool,</w:t>
+          <w:color w:val="FF0000"/>
+          <w:sz w:val="24"/>
+          <w:szCs w:val="24"/>
+        </w:rPr>
+        <w:t>a</w:t>
       </w:r>
       <w:proofErr w:type="gramEnd"/>
       <w:r>
         <w:rPr>
-          <w:rFonts w:ascii="DejaVu Sans" w:hAnsi="DejaVu Sans" w:cs="DejaVu Sans"/>
-          <w:sz w:val="24"/>
-          <w:szCs w:val="24"/>
-        </w:rPr>
-        <w:t xml:space="preserve"> they allow a programmer to store data using </w:t>
-      </w:r>
-    </w:p>
-    <w:p>
-      <w:pPr>
-        <w:rPr>
           <w:rFonts w:ascii="Constantia" w:hAnsi="Constantia"/>
-          <w:sz w:val="24"/>
-          <w:szCs w:val="24"/>
-        </w:rPr>
-      </w:pPr>
-      <w:r>
-        <w:rPr>
-          <w:rFonts w:ascii="DejaVu Sans" w:hAnsi="DejaVu Sans" w:cs="DejaVu Sans"/>
-          <w:color w:val="FF0000"/>
-          <w:sz w:val="24"/>
-          <w:szCs w:val="24"/>
-        </w:rPr>
-        <w:t>a</w:t>
-      </w:r>
-      <w:r>
-        <w:rPr>
-          <w:rFonts w:ascii="Constantia" w:hAnsi="Constantia"/>
           <w:color w:val="FF0000"/>
           <w:sz w:val="24"/>
           <w:szCs w:val="24"/>
@@ -950,8 +948,55 @@
           <w:sz w:val="24"/>
           <w:szCs w:val="24"/>
         </w:rPr>
-        <w:t xml:space="preserve">single name and a </w:t>
-      </w:r>
+        <w:t>single name and a subscript(number that goes in the [ ]’s to select an element)</w:t>
+      </w:r>
+    </w:p>
+    <w:p>
+      <w:pPr>
+        <w:rPr>
+          <w:rFonts w:ascii="DejaVu Sans" w:hAnsi="DejaVu Sans" w:cs="DejaVu Sans"/>
+          <w:color w:val="FF0000"/>
+          <w:sz w:val="24"/>
+          <w:szCs w:val="24"/>
+        </w:rPr>
+      </w:pPr>
+      <w:r>
+        <w:rPr>
+          <w:rFonts w:ascii="DejaVu Sans" w:hAnsi="DejaVu Sans" w:cs="DejaVu Sans"/>
+          <w:color w:val="FF0000"/>
+          <w:sz w:val="24"/>
+          <w:szCs w:val="24"/>
+        </w:rPr>
+        <w:t>ARRAYS ARE ZERO BASED: they start numbering at 0 and go through n-1</w:t>
+      </w:r>
+    </w:p>
+    <w:p>
+      <w:pPr>
+        <w:rPr>
+          <w:rFonts w:ascii="DejaVu Sans" w:hAnsi="DejaVu Sans" w:cs="DejaVu Sans"/>
+          <w:sz w:val="24"/>
+          <w:szCs w:val="24"/>
+        </w:rPr>
+      </w:pPr>
+      <w:r>
+        <w:rPr>
+          <w:rFonts w:ascii="DejaVu Sans" w:hAnsi="DejaVu Sans" w:cs="DejaVu Sans"/>
+          <w:sz w:val="24"/>
+          <w:szCs w:val="24"/>
+        </w:rPr>
+        <w:t>To create an array of primitives</w:t>
+      </w:r>
+    </w:p>
+    <w:p>
+      <w:pPr>
+        <w:rPr>
+          <w:rFonts w:ascii="DejaVu Sans" w:hAnsi="DejaVu Sans" w:cs="DejaVu Sans"/>
+          <w:color w:val="FF0000"/>
+          <w:sz w:val="24"/>
+          <w:szCs w:val="24"/>
+        </w:rPr>
+      </w:pPr>
+      <w:proofErr w:type="spellStart"/>
       <w:proofErr w:type="gramStart"/>
       <w:r>
         <w:rPr>
@@ -960,7 +1005,17 @@
           <w:sz w:val="24"/>
           <w:szCs w:val="24"/>
         </w:rPr>
-        <w:t>subscript(</w:t>
+        <w:t>int</w:t>
+      </w:r>
+      <w:proofErr w:type="spellEnd"/>
+      <w:r>
+        <w:rPr>
+          <w:rFonts w:ascii="DejaVu Sans" w:hAnsi="DejaVu Sans" w:cs="DejaVu Sans"/>
+          <w:color w:val="FF0000"/>
+          <w:sz w:val="24"/>
+          <w:szCs w:val="24"/>
+        </w:rPr>
+        <w:t>[</w:t>
       </w:r>
       <w:proofErr w:type="gramEnd"/>
       <w:r>
@@ -970,72 +1025,6 @@
           <w:sz w:val="24"/>
           <w:szCs w:val="24"/>
         </w:rPr>
-        <w:t>number that goes in the [ ]’s to select an element)</w:t>
-      </w:r>
-    </w:p>
-    <w:p>
-      <w:pPr>
-        <w:rPr>
-          <w:rFonts w:ascii="DejaVu Sans" w:hAnsi="DejaVu Sans" w:cs="DejaVu Sans"/>
-          <w:color w:val="FF0000"/>
-          <w:sz w:val="24"/>
-          <w:szCs w:val="24"/>
-        </w:rPr>
-      </w:pPr>
-      <w:r>
-        <w:rPr>
-          <w:rFonts w:ascii="DejaVu Sans" w:hAnsi="DejaVu Sans" w:cs="DejaVu Sans"/>
-          <w:color w:val="FF0000"/>
-          <w:sz w:val="24"/>
-          <w:szCs w:val="24"/>
-        </w:rPr>
-        <w:t>ARRAYS ARE ZERO BASED: they start numbering at 0 and go through n-1</w:t>
-      </w:r>
-    </w:p>
-    <w:p>
-      <w:pPr>
-        <w:rPr>
-          <w:rFonts w:ascii="DejaVu Sans" w:hAnsi="DejaVu Sans" w:cs="DejaVu Sans"/>
-          <w:sz w:val="24"/>
-          <w:szCs w:val="24"/>
-        </w:rPr>
-      </w:pPr>
-      <w:r>
-        <w:rPr>
-          <w:rFonts w:ascii="DejaVu Sans" w:hAnsi="DejaVu Sans" w:cs="DejaVu Sans"/>
-          <w:sz w:val="24"/>
-          <w:szCs w:val="24"/>
-        </w:rPr>
-        <w:t>To create an array of primitives</w:t>
-      </w:r>
-    </w:p>
-    <w:p>
-      <w:pPr>
-        <w:rPr>
-          <w:rFonts w:ascii="DejaVu Sans" w:hAnsi="DejaVu Sans" w:cs="DejaVu Sans"/>
-          <w:color w:val="FF0000"/>
-          <w:sz w:val="24"/>
-          <w:szCs w:val="24"/>
-        </w:rPr>
-      </w:pPr>
-      <w:proofErr w:type="gramStart"/>
-      <w:r>
-        <w:rPr>
-          <w:rFonts w:ascii="DejaVu Sans" w:hAnsi="DejaVu Sans" w:cs="DejaVu Sans"/>
-          <w:color w:val="FF0000"/>
-          <w:sz w:val="24"/>
-          <w:szCs w:val="24"/>
-        </w:rPr>
-        <w:t>int[</w:t>
-      </w:r>
-      <w:proofErr w:type="gramEnd"/>
-      <w:r>
-        <w:rPr>
-          <w:rFonts w:ascii="DejaVu Sans" w:hAnsi="DejaVu Sans" w:cs="DejaVu Sans"/>
-          <w:color w:val="FF0000"/>
-          <w:sz w:val="24"/>
-          <w:szCs w:val="24"/>
-        </w:rPr>
         <w:t xml:space="preserve"> ] </w:t>
       </w:r>
       <w:proofErr w:type="spellStart"/>
@@ -1056,7 +1045,47 @@
           <w:sz w:val="24"/>
           <w:szCs w:val="24"/>
         </w:rPr>
-        <w:t xml:space="preserve"> = new int[10];  //or alternatively int </w:t>
+        <w:t xml:space="preserve"> = new </w:t>
+      </w:r>
+      <w:proofErr w:type="spellStart"/>
+      <w:r>
+        <w:rPr>
+          <w:rFonts w:ascii="DejaVu Sans" w:hAnsi="DejaVu Sans" w:cs="DejaVu Sans"/>
+          <w:color w:val="FF0000"/>
+          <w:sz w:val="24"/>
+          <w:szCs w:val="24"/>
+        </w:rPr>
+        <w:t>int</w:t>
+      </w:r>
+      <w:proofErr w:type="spellEnd"/>
+      <w:r>
+        <w:rPr>
+          <w:rFonts w:ascii="DejaVu Sans" w:hAnsi="DejaVu Sans" w:cs="DejaVu Sans"/>
+          <w:color w:val="FF0000"/>
+          <w:sz w:val="24"/>
+          <w:szCs w:val="24"/>
+        </w:rPr>
+        <w:t xml:space="preserve">[10];  //or alternatively </w:t>
+      </w:r>
+      <w:proofErr w:type="spellStart"/>
+      <w:r>
+        <w:rPr>
+          <w:rFonts w:ascii="DejaVu Sans" w:hAnsi="DejaVu Sans" w:cs="DejaVu Sans"/>
+          <w:color w:val="FF0000"/>
+          <w:sz w:val="24"/>
+          <w:szCs w:val="24"/>
+        </w:rPr>
+        <w:t>int</w:t>
+      </w:r>
+      <w:proofErr w:type="spellEnd"/>
+      <w:r>
+        <w:rPr>
+          <w:rFonts w:ascii="DejaVu Sans" w:hAnsi="DejaVu Sans" w:cs="DejaVu Sans"/>
+          <w:color w:val="FF0000"/>
+          <w:sz w:val="24"/>
+          <w:szCs w:val="24"/>
+        </w:rPr>
+        <w:t xml:space="preserve"> </w:t>
       </w:r>
       <w:proofErr w:type="spellStart"/>
       <w:r>
@@ -1367,6 +1396,7 @@
         </w:rPr>
         <w:t>for(</w:t>
       </w:r>
+      <w:proofErr w:type="spellStart"/>
       <w:proofErr w:type="gramEnd"/>
       <w:r>
         <w:rPr>
@@ -1375,7 +1405,17 @@
           <w:sz w:val="24"/>
           <w:szCs w:val="24"/>
         </w:rPr>
-        <w:t xml:space="preserve">int </w:t>
+        <w:t>int</w:t>
+      </w:r>
+      <w:proofErr w:type="spellEnd"/>
+      <w:r>
+        <w:rPr>
+          <w:rFonts w:ascii="DejaVu Sans" w:hAnsi="DejaVu Sans" w:cs="DejaVu Sans"/>
+          <w:color w:val="FF0000"/>
+          <w:sz w:val="24"/>
+          <w:szCs w:val="24"/>
+        </w:rPr>
+        <w:t xml:space="preserve"> </w:t>
       </w:r>
       <w:proofErr w:type="spellStart"/>
       <w:r>
@@ -1455,9 +1495,19 @@
           <w:szCs w:val="24"/>
         </w:rPr>
         <w:tab/>
+      </w:r>
+      <w:proofErr w:type="gramStart"/>
+      <w:r>
+        <w:rPr>
+          <w:rFonts w:ascii="DejaVu Sans" w:hAnsi="DejaVu Sans" w:cs="DejaVu Sans"/>
+          <w:color w:val="FF0000"/>
+          <w:sz w:val="24"/>
+          <w:szCs w:val="24"/>
+        </w:rPr>
         <w:t>colors[</w:t>
       </w:r>
       <w:proofErr w:type="spellStart"/>
+      <w:proofErr w:type="gramEnd"/>
       <w:r>
         <w:rPr>
           <w:rFonts w:ascii="DejaVu Sans" w:hAnsi="DejaVu Sans" w:cs="DejaVu Sans"/>
@@ -1475,27 +1525,7 @@
           <w:sz w:val="24"/>
           <w:szCs w:val="24"/>
         </w:rPr>
-        <w:t xml:space="preserve">] = new </w:t>
-      </w:r>
-      <w:proofErr w:type="gramStart"/>
-      <w:r>
-        <w:rPr>
-          <w:rFonts w:ascii="DejaVu Sans" w:hAnsi="DejaVu Sans" w:cs="DejaVu Sans"/>
-          <w:color w:val="FF0000"/>
-          <w:sz w:val="24"/>
-          <w:szCs w:val="24"/>
-        </w:rPr>
-        <w:t>Color(</w:t>
-      </w:r>
-      <w:proofErr w:type="gramEnd"/>
-      <w:r>
-        <w:rPr>
-          <w:rFonts w:ascii="DejaVu Sans" w:hAnsi="DejaVu Sans" w:cs="DejaVu Sans"/>
-          <w:color w:val="FF0000"/>
-          <w:sz w:val="24"/>
-          <w:szCs w:val="24"/>
-        </w:rPr>
-        <w:t xml:space="preserve">20, </w:t>
+        <w:t xml:space="preserve">] = new Color(20, </w:t>
       </w:r>
       <w:proofErr w:type="spellStart"/>
       <w:r>
@@ -1610,6 +1640,75 @@
         </w:rPr>
       </w:pPr>
       <w:proofErr w:type="spellStart"/>
+      <w:r>
+        <w:rPr>
+          <w:rFonts w:ascii="DejaVu Sans" w:hAnsi="DejaVu Sans" w:cs="DejaVu Sans"/>
+          <w:color w:val="FF0000"/>
+          <w:sz w:val="24"/>
+          <w:szCs w:val="24"/>
+        </w:rPr>
+        <w:t>colors.length</w:t>
+      </w:r>
+      <w:proofErr w:type="spellEnd"/>
+    </w:p>
+    <w:p>
+      <w:pPr>
+        <w:rPr>
+          <w:rFonts w:ascii="DejaVu Sans" w:hAnsi="DejaVu Sans" w:cs="DejaVu Sans"/>
+          <w:sz w:val="24"/>
+          <w:szCs w:val="24"/>
+        </w:rPr>
+      </w:pPr>
+      <w:r>
+        <w:rPr>
+          <w:rFonts w:ascii="DejaVu Sans" w:hAnsi="DejaVu Sans" w:cs="DejaVu Sans"/>
+          <w:sz w:val="24"/>
+          <w:szCs w:val="24"/>
+        </w:rPr>
+        <w:t>Create an array of 100 doubles and write a loop that will assign</w:t>
+      </w:r>
+      <w:r>
+        <w:rPr>
+          <w:rFonts w:ascii="DejaVu Sans" w:hAnsi="DejaVu Sans" w:cs="DejaVu Sans"/>
+          <w:sz w:val="24"/>
+          <w:szCs w:val="24"/>
+        </w:rPr>
+        <w:t xml:space="preserve"> the square roots of the </w:t>
+      </w:r>
+      <w:r>
+        <w:rPr>
+          <w:rFonts w:ascii="DejaVu Sans" w:hAnsi="DejaVu Sans" w:cs="DejaVu Sans"/>
+          <w:sz w:val="24"/>
+          <w:szCs w:val="24"/>
+        </w:rPr>
+        <w:t>integers</w:t>
+      </w:r>
+      <w:r>
+        <w:rPr>
+          <w:rFonts w:ascii="DejaVu Sans" w:hAnsi="DejaVu Sans" w:cs="DejaVu Sans"/>
+          <w:sz w:val="24"/>
+          <w:szCs w:val="24"/>
+        </w:rPr>
+        <w:t xml:space="preserve"> from 1-100</w:t>
+      </w:r>
+      <w:r>
+        <w:rPr>
+          <w:rFonts w:ascii="DejaVu Sans" w:hAnsi="DejaVu Sans" w:cs="DejaVu Sans"/>
+          <w:sz w:val="24"/>
+          <w:szCs w:val="24"/>
+        </w:rPr>
+        <w:t xml:space="preserve"> into your array. Call your array squares</w:t>
+      </w:r>
+    </w:p>
+    <w:p>
+      <w:pPr>
+        <w:rPr>
+          <w:rFonts w:ascii="DejaVu Sans" w:hAnsi="DejaVu Sans" w:cs="DejaVu Sans"/>
+          <w:color w:val="FF0000"/>
+          <w:sz w:val="24"/>
+          <w:szCs w:val="24"/>
+        </w:rPr>
+      </w:pPr>
       <w:proofErr w:type="gramStart"/>
       <w:r>
         <w:rPr>
@@ -1618,78 +1717,28 @@
           <w:sz w:val="24"/>
           <w:szCs w:val="24"/>
         </w:rPr>
-        <w:t>colors.length</w:t>
-      </w:r>
-      <w:proofErr w:type="spellEnd"/>
+        <w:t>double</w:t>
+      </w:r>
       <w:proofErr w:type="gramEnd"/>
-    </w:p>
-    <w:p>
-      <w:pPr>
-        <w:rPr>
-          <w:rFonts w:ascii="DejaVu Sans" w:hAnsi="DejaVu Sans" w:cs="DejaVu Sans"/>
-          <w:sz w:val="24"/>
-          <w:szCs w:val="24"/>
-        </w:rPr>
-      </w:pPr>
-      <w:r>
-        <w:rPr>
-          <w:rFonts w:ascii="DejaVu Sans" w:hAnsi="DejaVu Sans" w:cs="DejaVu Sans"/>
-          <w:sz w:val="24"/>
-          <w:szCs w:val="24"/>
-        </w:rPr>
-        <w:t>Create an array of 100 doubles and write a loop that will assign</w:t>
-      </w:r>
-      <w:r>
-        <w:rPr>
-          <w:rFonts w:ascii="DejaVu Sans" w:hAnsi="DejaVu Sans" w:cs="DejaVu Sans"/>
-          <w:sz w:val="24"/>
-          <w:szCs w:val="24"/>
-        </w:rPr>
-        <w:t xml:space="preserve"> the square roots of the </w:t>
-      </w:r>
-      <w:r>
-        <w:rPr>
-          <w:rFonts w:ascii="DejaVu Sans" w:hAnsi="DejaVu Sans" w:cs="DejaVu Sans"/>
-          <w:sz w:val="24"/>
-          <w:szCs w:val="24"/>
-        </w:rPr>
-        <w:t>integers</w:t>
-      </w:r>
-      <w:r>
-        <w:rPr>
-          <w:rFonts w:ascii="DejaVu Sans" w:hAnsi="DejaVu Sans" w:cs="DejaVu Sans"/>
-          <w:sz w:val="24"/>
-          <w:szCs w:val="24"/>
-        </w:rPr>
-        <w:t xml:space="preserve"> from 1-100</w:t>
-      </w:r>
-      <w:r>
-        <w:rPr>
-          <w:rFonts w:ascii="DejaVu Sans" w:hAnsi="DejaVu Sans" w:cs="DejaVu Sans"/>
-          <w:sz w:val="24"/>
-          <w:szCs w:val="24"/>
-        </w:rPr>
-        <w:t xml:space="preserve"> into your array. Call your array squares</w:t>
-      </w:r>
-    </w:p>
-    <w:p>
-      <w:pPr>
-        <w:rPr>
-          <w:rFonts w:ascii="DejaVu Sans" w:hAnsi="DejaVu Sans" w:cs="DejaVu Sans"/>
-          <w:color w:val="FF0000"/>
-          <w:sz w:val="24"/>
-          <w:szCs w:val="24"/>
-        </w:rPr>
-      </w:pPr>
-      <w:r>
-        <w:rPr>
-          <w:rFonts w:ascii="DejaVu Sans" w:hAnsi="DejaVu Sans" w:cs="DejaVu Sans"/>
-          <w:color w:val="FF0000"/>
-          <w:sz w:val="24"/>
-          <w:szCs w:val="24"/>
-        </w:rPr>
-        <w:t xml:space="preserve">double [] squares = new </w:t>
-      </w:r>
+      <w:r>
+        <w:rPr>
+          <w:rFonts w:ascii="DejaVu Sans" w:hAnsi="DejaVu Sans" w:cs="DejaVu Sans"/>
+          <w:color w:val="FF0000"/>
+          <w:sz w:val="24"/>
+          <w:szCs w:val="24"/>
+        </w:rPr>
+        <w:t xml:space="preserve"> [] squares = new double[100];</w:t>
+      </w:r>
+    </w:p>
+    <w:p>
+      <w:pPr>
+        <w:rPr>
+          <w:rFonts w:ascii="DejaVu Sans" w:hAnsi="DejaVu Sans" w:cs="DejaVu Sans"/>
+          <w:color w:val="FF0000"/>
+          <w:sz w:val="24"/>
+          <w:szCs w:val="24"/>
+        </w:rPr>
+      </w:pPr>
       <w:proofErr w:type="gramStart"/>
       <w:r>
         <w:rPr>
@@ -1698,8 +1747,9 @@
           <w:sz w:val="24"/>
           <w:szCs w:val="24"/>
         </w:rPr>
-        <w:t>double[</w:t>
-      </w:r>
+        <w:t>for(</w:t>
+      </w:r>
+      <w:proofErr w:type="spellStart"/>
       <w:proofErr w:type="gramEnd"/>
       <w:r>
         <w:rPr>
@@ -1708,28 +1758,291 @@
           <w:sz w:val="24"/>
           <w:szCs w:val="24"/>
         </w:rPr>
-        <w:t>100];</w:t>
-      </w:r>
-    </w:p>
-    <w:p>
-      <w:pPr>
-        <w:rPr>
-          <w:rFonts w:ascii="DejaVu Sans" w:hAnsi="DejaVu Sans" w:cs="DejaVu Sans"/>
-          <w:color w:val="FF0000"/>
-          <w:sz w:val="24"/>
-          <w:szCs w:val="24"/>
-        </w:rPr>
-      </w:pPr>
+        <w:t>int</w:t>
+      </w:r>
+      <w:proofErr w:type="spellEnd"/>
+      <w:r>
+        <w:rPr>
+          <w:rFonts w:ascii="DejaVu Sans" w:hAnsi="DejaVu Sans" w:cs="DejaVu Sans"/>
+          <w:color w:val="FF0000"/>
+          <w:sz w:val="24"/>
+          <w:szCs w:val="24"/>
+        </w:rPr>
+        <w:t xml:space="preserve"> </w:t>
+      </w:r>
+      <w:proofErr w:type="spellStart"/>
+      <w:r>
+        <w:rPr>
+          <w:rFonts w:ascii="DejaVu Sans" w:hAnsi="DejaVu Sans" w:cs="DejaVu Sans"/>
+          <w:color w:val="FF0000"/>
+          <w:sz w:val="24"/>
+          <w:szCs w:val="24"/>
+        </w:rPr>
+        <w:t>i</w:t>
+      </w:r>
+      <w:proofErr w:type="spellEnd"/>
+      <w:r>
+        <w:rPr>
+          <w:rFonts w:ascii="DejaVu Sans" w:hAnsi="DejaVu Sans" w:cs="DejaVu Sans"/>
+          <w:color w:val="FF0000"/>
+          <w:sz w:val="24"/>
+          <w:szCs w:val="24"/>
+        </w:rPr>
+        <w:t xml:space="preserve"> =0; </w:t>
+      </w:r>
+      <w:proofErr w:type="spellStart"/>
+      <w:r>
+        <w:rPr>
+          <w:rFonts w:ascii="DejaVu Sans" w:hAnsi="DejaVu Sans" w:cs="DejaVu Sans"/>
+          <w:color w:val="FF0000"/>
+          <w:sz w:val="24"/>
+          <w:szCs w:val="24"/>
+        </w:rPr>
+        <w:t>i</w:t>
+      </w:r>
+      <w:proofErr w:type="spellEnd"/>
+      <w:r>
+        <w:rPr>
+          <w:rFonts w:ascii="DejaVu Sans" w:hAnsi="DejaVu Sans" w:cs="DejaVu Sans"/>
+          <w:color w:val="FF0000"/>
+          <w:sz w:val="24"/>
+          <w:szCs w:val="24"/>
+        </w:rPr>
+        <w:t xml:space="preserve">&lt;100; </w:t>
+      </w:r>
+      <w:proofErr w:type="spellStart"/>
+      <w:r>
+        <w:rPr>
+          <w:rFonts w:ascii="DejaVu Sans" w:hAnsi="DejaVu Sans" w:cs="DejaVu Sans"/>
+          <w:color w:val="FF0000"/>
+          <w:sz w:val="24"/>
+          <w:szCs w:val="24"/>
+        </w:rPr>
+        <w:t>i</w:t>
+      </w:r>
+      <w:proofErr w:type="spellEnd"/>
+      <w:r>
+        <w:rPr>
+          <w:rFonts w:ascii="DejaVu Sans" w:hAnsi="DejaVu Sans" w:cs="DejaVu Sans"/>
+          <w:color w:val="FF0000"/>
+          <w:sz w:val="24"/>
+          <w:szCs w:val="24"/>
+        </w:rPr>
+        <w:t>++)</w:t>
+      </w:r>
+    </w:p>
+    <w:p>
+      <w:pPr>
+        <w:rPr>
+          <w:rFonts w:ascii="DejaVu Sans" w:hAnsi="DejaVu Sans" w:cs="DejaVu Sans"/>
+          <w:color w:val="FF0000"/>
+          <w:sz w:val="24"/>
+          <w:szCs w:val="24"/>
+        </w:rPr>
+      </w:pPr>
+      <w:r>
+        <w:rPr>
+          <w:rFonts w:ascii="DejaVu Sans" w:hAnsi="DejaVu Sans" w:cs="DejaVu Sans"/>
+          <w:color w:val="FF0000"/>
+          <w:sz w:val="24"/>
+          <w:szCs w:val="24"/>
+        </w:rPr>
+        <w:t xml:space="preserve">    squares[</w:t>
+      </w:r>
+      <w:proofErr w:type="spellStart"/>
+      <w:r>
+        <w:rPr>
+          <w:rFonts w:ascii="DejaVu Sans" w:hAnsi="DejaVu Sans" w:cs="DejaVu Sans"/>
+          <w:color w:val="FF0000"/>
+          <w:sz w:val="24"/>
+          <w:szCs w:val="24"/>
+        </w:rPr>
+        <w:t>i</w:t>
+      </w:r>
+      <w:proofErr w:type="spellEnd"/>
+      <w:r>
+        <w:rPr>
+          <w:rFonts w:ascii="DejaVu Sans" w:hAnsi="DejaVu Sans" w:cs="DejaVu Sans"/>
+          <w:color w:val="FF0000"/>
+          <w:sz w:val="24"/>
+          <w:szCs w:val="24"/>
+        </w:rPr>
+        <w:t xml:space="preserve">] = </w:t>
+      </w:r>
+      <w:proofErr w:type="spellStart"/>
+      <w:r>
+        <w:rPr>
+          <w:rFonts w:ascii="DejaVu Sans" w:hAnsi="DejaVu Sans" w:cs="DejaVu Sans"/>
+          <w:color w:val="FF0000"/>
+          <w:sz w:val="24"/>
+          <w:szCs w:val="24"/>
+        </w:rPr>
+        <w:t>Math.sqrt</w:t>
+      </w:r>
+      <w:proofErr w:type="spellEnd"/>
+      <w:r>
+        <w:rPr>
+          <w:rFonts w:ascii="DejaVu Sans" w:hAnsi="DejaVu Sans" w:cs="DejaVu Sans"/>
+          <w:color w:val="FF0000"/>
+          <w:sz w:val="24"/>
+          <w:szCs w:val="24"/>
+        </w:rPr>
+        <w:t>(i+1);</w:t>
+      </w:r>
+    </w:p>
+    <w:p>
+      <w:pPr>
+        <w:rPr>
+          <w:rFonts w:ascii="DejaVu Sans" w:hAnsi="DejaVu Sans" w:cs="DejaVu Sans"/>
+          <w:sz w:val="24"/>
+          <w:szCs w:val="24"/>
+        </w:rPr>
+      </w:pPr>
+      <w:r>
+        <w:rPr>
+          <w:rFonts w:ascii="DejaVu Sans" w:hAnsi="DejaVu Sans" w:cs="DejaVu Sans"/>
+          <w:sz w:val="24"/>
+          <w:szCs w:val="24"/>
+        </w:rPr>
+        <w:t>Create an array of 256 Color objects and write a loop that will assign an array of 256 Colors using all of the green intensities but leave the red and blue intensities at 0.  (</w:t>
+      </w:r>
       <w:proofErr w:type="gramStart"/>
       <w:r>
         <w:rPr>
           <w:rFonts w:ascii="DejaVu Sans" w:hAnsi="DejaVu Sans" w:cs="DejaVu Sans"/>
+          <w:sz w:val="24"/>
+          <w:szCs w:val="24"/>
+        </w:rPr>
+        <w:t>to</w:t>
+      </w:r>
+      <w:proofErr w:type="gramEnd"/>
+      <w:r>
+        <w:rPr>
+          <w:rFonts w:ascii="DejaVu Sans" w:hAnsi="DejaVu Sans" w:cs="DejaVu Sans"/>
+          <w:sz w:val="24"/>
+          <w:szCs w:val="24"/>
+        </w:rPr>
+        <w:t xml:space="preserve"> refresh your memory, a Color object is created by using Color </w:t>
+      </w:r>
+      <w:proofErr w:type="spellStart"/>
+      <w:r>
+        <w:rPr>
+          <w:rFonts w:ascii="DejaVu Sans" w:hAnsi="DejaVu Sans" w:cs="DejaVu Sans"/>
+          <w:sz w:val="24"/>
+          <w:szCs w:val="24"/>
+        </w:rPr>
+        <w:t>newCol</w:t>
+      </w:r>
+      <w:proofErr w:type="spellEnd"/>
+      <w:r>
+        <w:rPr>
+          <w:rFonts w:ascii="DejaVu Sans" w:hAnsi="DejaVu Sans" w:cs="DejaVu Sans"/>
+          <w:sz w:val="24"/>
+          <w:szCs w:val="24"/>
+        </w:rPr>
+        <w:t xml:space="preserve"> = new Color(1,5,10);</w:t>
+      </w:r>
+      <w:r>
+        <w:rPr>
+          <w:rFonts w:ascii="DejaVu Sans" w:hAnsi="DejaVu Sans" w:cs="DejaVu Sans"/>
+          <w:sz w:val="24"/>
+          <w:szCs w:val="24"/>
+        </w:rPr>
+        <w:t>)</w:t>
+      </w:r>
+    </w:p>
+    <w:p>
+      <w:pPr>
+        <w:rPr>
+          <w:rFonts w:ascii="DejaVu Sans" w:hAnsi="DejaVu Sans" w:cs="DejaVu Sans"/>
+          <w:sz w:val="24"/>
+          <w:szCs w:val="24"/>
+        </w:rPr>
+      </w:pPr>
+      <w:r>
+        <w:rPr>
+          <w:rFonts w:ascii="DejaVu Sans" w:hAnsi="DejaVu Sans" w:cs="DejaVu Sans"/>
+          <w:sz w:val="24"/>
+          <w:szCs w:val="24"/>
+        </w:rPr>
+        <w:t xml:space="preserve">//where 1 = red intensity from 0-255, 5 = </w:t>
+      </w:r>
+      <w:r>
+        <w:rPr>
+          <w:rFonts w:ascii="DejaVu Sans" w:hAnsi="DejaVu Sans" w:cs="DejaVu Sans"/>
+          <w:sz w:val="24"/>
+          <w:szCs w:val="24"/>
+        </w:rPr>
+        <w:t>green</w:t>
+      </w:r>
+      <w:r>
+        <w:rPr>
+          <w:rFonts w:ascii="DejaVu Sans" w:hAnsi="DejaVu Sans" w:cs="DejaVu Sans"/>
+          <w:sz w:val="24"/>
+          <w:szCs w:val="24"/>
+        </w:rPr>
+        <w:t xml:space="preserve"> intensity from 0-255, 10 = blue intensity from 0-255 </w:t>
+      </w:r>
+    </w:p>
+    <w:p>
+      <w:pPr>
+        <w:rPr>
+          <w:rFonts w:ascii="DejaVu Sans" w:hAnsi="DejaVu Sans" w:cs="DejaVu Sans"/>
+          <w:color w:val="FF0000"/>
+          <w:sz w:val="24"/>
+          <w:szCs w:val="24"/>
+        </w:rPr>
+      </w:pPr>
+      <w:r>
+        <w:rPr>
+          <w:rFonts w:ascii="DejaVu Sans" w:hAnsi="DejaVu Sans" w:cs="DejaVu Sans"/>
+          <w:color w:val="FF0000"/>
+          <w:sz w:val="24"/>
+          <w:szCs w:val="24"/>
+        </w:rPr>
+        <w:t xml:space="preserve">Color [] cols = new </w:t>
+      </w:r>
+      <w:proofErr w:type="gramStart"/>
+      <w:r>
+        <w:rPr>
+          <w:rFonts w:ascii="DejaVu Sans" w:hAnsi="DejaVu Sans" w:cs="DejaVu Sans"/>
+          <w:color w:val="FF0000"/>
+          <w:sz w:val="24"/>
+          <w:szCs w:val="24"/>
+        </w:rPr>
+        <w:t>Color[</w:t>
+      </w:r>
+      <w:proofErr w:type="gramEnd"/>
+      <w:r>
+        <w:rPr>
+          <w:rFonts w:ascii="DejaVu Sans" w:hAnsi="DejaVu Sans" w:cs="DejaVu Sans"/>
+          <w:color w:val="FF0000"/>
+          <w:sz w:val="24"/>
+          <w:szCs w:val="24"/>
+        </w:rPr>
+        <w:t>256];</w:t>
+      </w:r>
+    </w:p>
+    <w:p>
+      <w:pPr>
+        <w:rPr>
+          <w:rFonts w:ascii="DejaVu Sans" w:hAnsi="DejaVu Sans" w:cs="DejaVu Sans"/>
+          <w:color w:val="FF0000"/>
+          <w:sz w:val="24"/>
+          <w:szCs w:val="24"/>
+        </w:rPr>
+      </w:pPr>
+      <w:proofErr w:type="gramStart"/>
+      <w:r>
+        <w:rPr>
+          <w:rFonts w:ascii="DejaVu Sans" w:hAnsi="DejaVu Sans" w:cs="DejaVu Sans"/>
           <w:color w:val="FF0000"/>
           <w:sz w:val="24"/>
           <w:szCs w:val="24"/>
         </w:rPr>
         <w:t>for(</w:t>
       </w:r>
+      <w:proofErr w:type="spellStart"/>
       <w:proofErr w:type="gramEnd"/>
       <w:r>
         <w:rPr>
@@ -1740,6 +2053,7 @@
         </w:rPr>
         <w:t>int</w:t>
       </w:r>
+      <w:proofErr w:type="spellEnd"/>
       <w:r>
         <w:rPr>
           <w:rFonts w:ascii="DejaVu Sans" w:hAnsi="DejaVu Sans" w:cs="DejaVu Sans"/>
@@ -1767,7 +2081,7 @@
           <w:sz w:val="24"/>
           <w:szCs w:val="24"/>
         </w:rPr>
-        <w:t xml:space="preserve"> =0; </w:t>
+        <w:t xml:space="preserve">=0, r=0, g=0, b=0; </w:t>
       </w:r>
       <w:proofErr w:type="spellStart"/>
       <w:r>
@@ -1787,7 +2101,7 @@
           <w:sz w:val="24"/>
           <w:szCs w:val="24"/>
         </w:rPr>
-        <w:t xml:space="preserve">&lt;100; </w:t>
+        <w:t xml:space="preserve"> &lt; 256; </w:t>
       </w:r>
       <w:proofErr w:type="spellStart"/>
       <w:r>
@@ -1807,28 +2121,57 @@
           <w:sz w:val="24"/>
           <w:szCs w:val="24"/>
         </w:rPr>
-        <w:t>++)</w:t>
-      </w:r>
-    </w:p>
-    <w:p>
-      <w:pPr>
-        <w:rPr>
-          <w:rFonts w:ascii="DejaVu Sans" w:hAnsi="DejaVu Sans" w:cs="DejaVu Sans"/>
-          <w:color w:val="FF0000"/>
-          <w:sz w:val="24"/>
-          <w:szCs w:val="24"/>
-        </w:rPr>
-      </w:pPr>
-      <w:r>
-        <w:rPr>
-          <w:rFonts w:ascii="DejaVu Sans" w:hAnsi="DejaVu Sans" w:cs="DejaVu Sans"/>
-          <w:color w:val="FF0000"/>
-          <w:sz w:val="24"/>
-          <w:szCs w:val="24"/>
-        </w:rPr>
-        <w:t xml:space="preserve">    squares[</w:t>
-      </w:r>
-      <w:proofErr w:type="spellStart"/>
+        <w:t>++</w:t>
+      </w:r>
+      <w:r>
+        <w:rPr>
+          <w:rFonts w:ascii="DejaVu Sans" w:hAnsi="DejaVu Sans" w:cs="DejaVu Sans"/>
+          <w:color w:val="FF0000"/>
+          <w:sz w:val="24"/>
+          <w:szCs w:val="24"/>
+        </w:rPr>
+        <w:t>, g++</w:t>
+      </w:r>
+      <w:r>
+        <w:rPr>
+          <w:rFonts w:ascii="DejaVu Sans" w:hAnsi="DejaVu Sans" w:cs="DejaVu Sans"/>
+          <w:color w:val="FF0000"/>
+          <w:sz w:val="24"/>
+          <w:szCs w:val="24"/>
+        </w:rPr>
+        <w:t>)</w:t>
+      </w:r>
+    </w:p>
+    <w:p>
+      <w:pPr>
+        <w:rPr>
+          <w:rFonts w:ascii="Constantia" w:hAnsi="Constantia"/>
+          <w:color w:val="FF0000"/>
+          <w:sz w:val="24"/>
+          <w:szCs w:val="24"/>
+        </w:rPr>
+      </w:pPr>
+      <w:r>
+        <w:rPr>
+          <w:rFonts w:ascii="DejaVu Sans" w:hAnsi="DejaVu Sans" w:cs="DejaVu Sans"/>
+          <w:color w:val="FF0000"/>
+          <w:sz w:val="24"/>
+          <w:szCs w:val="24"/>
+        </w:rPr>
+        <w:t xml:space="preserve">     </w:t>
+      </w:r>
+      <w:proofErr w:type="gramStart"/>
+      <w:r>
+        <w:rPr>
+          <w:rFonts w:ascii="DejaVu Sans" w:hAnsi="DejaVu Sans" w:cs="DejaVu Sans"/>
+          <w:color w:val="FF0000"/>
+          <w:sz w:val="24"/>
+          <w:szCs w:val="24"/>
+        </w:rPr>
+        <w:t>cols[</w:t>
+      </w:r>
+      <w:proofErr w:type="spellStart"/>
+      <w:proofErr w:type="gramEnd"/>
       <w:r>
         <w:rPr>
           <w:rFonts w:ascii="DejaVu Sans" w:hAnsi="DejaVu Sans" w:cs="DejaVu Sans"/>
@@ -1846,63 +2189,35 @@
           <w:sz w:val="24"/>
           <w:szCs w:val="24"/>
         </w:rPr>
-        <w:t xml:space="preserve">] = </w:t>
-      </w:r>
-      <w:proofErr w:type="spellStart"/>
-      <w:r>
-        <w:rPr>
-          <w:rFonts w:ascii="DejaVu Sans" w:hAnsi="DejaVu Sans" w:cs="DejaVu Sans"/>
-          <w:color w:val="FF0000"/>
-          <w:sz w:val="24"/>
-          <w:szCs w:val="24"/>
-        </w:rPr>
-        <w:t>Math.sqrt</w:t>
-      </w:r>
-      <w:proofErr w:type="spellEnd"/>
-      <w:r>
-        <w:rPr>
-          <w:rFonts w:ascii="DejaVu Sans" w:hAnsi="DejaVu Sans" w:cs="DejaVu Sans"/>
-          <w:color w:val="FF0000"/>
-          <w:sz w:val="24"/>
-          <w:szCs w:val="24"/>
-        </w:rPr>
-        <w:t>(i+1);</w:t>
-      </w:r>
-    </w:p>
-    <w:p>
-      <w:pPr>
-        <w:rPr>
-          <w:rFonts w:ascii="DejaVu Sans" w:hAnsi="DejaVu Sans" w:cs="DejaVu Sans"/>
-          <w:sz w:val="24"/>
-          <w:szCs w:val="24"/>
-        </w:rPr>
-      </w:pPr>
-      <w:r>
-        <w:rPr>
-          <w:rFonts w:ascii="DejaVu Sans" w:hAnsi="DejaVu Sans" w:cs="DejaVu Sans"/>
-          <w:sz w:val="24"/>
-          <w:szCs w:val="24"/>
-        </w:rPr>
-        <w:t xml:space="preserve">Create an array of 256 Color objects and write a loop that will assign an array of 256 Colors using all of the green intensities but leave the red and blue intensities at 0.  (to refresh your memory, a Color object is created by using Color </w:t>
-      </w:r>
-      <w:proofErr w:type="spellStart"/>
-      <w:r>
-        <w:rPr>
-          <w:rFonts w:ascii="DejaVu Sans" w:hAnsi="DejaVu Sans" w:cs="DejaVu Sans"/>
-          <w:sz w:val="24"/>
-          <w:szCs w:val="24"/>
-        </w:rPr>
-        <w:t>newCol</w:t>
-      </w:r>
-      <w:proofErr w:type="spellEnd"/>
-      <w:r>
-        <w:rPr>
-          <w:rFonts w:ascii="DejaVu Sans" w:hAnsi="DejaVu Sans" w:cs="DejaVu Sans"/>
-          <w:sz w:val="24"/>
-          <w:szCs w:val="24"/>
-        </w:rPr>
-        <w:t xml:space="preserve"> = new </w:t>
-      </w:r>
+        <w:t>] = new Color(r, g, b);</w:t>
+      </w:r>
+    </w:p>
+    <w:p>
+      <w:pPr>
+        <w:rPr>
+          <w:rFonts w:ascii="DejaVu Sans" w:hAnsi="DejaVu Sans" w:cs="DejaVu Sans"/>
+          <w:sz w:val="24"/>
+          <w:szCs w:val="24"/>
+        </w:rPr>
+      </w:pPr>
+      <w:r>
+        <w:rPr>
+          <w:rFonts w:ascii="DejaVu Sans" w:hAnsi="DejaVu Sans" w:cs="DejaVu Sans"/>
+          <w:sz w:val="24"/>
+          <w:szCs w:val="24"/>
+        </w:rPr>
+        <w:t>Arrays can also be created by specifying the initial values and NOT specifying the size</w:t>
+      </w:r>
+    </w:p>
+    <w:p>
+      <w:pPr>
+        <w:rPr>
+          <w:rFonts w:ascii="DejaVu Sans" w:hAnsi="DejaVu Sans" w:cs="DejaVu Sans"/>
+          <w:sz w:val="24"/>
+          <w:szCs w:val="24"/>
+        </w:rPr>
+      </w:pPr>
+      <w:proofErr w:type="spellStart"/>
       <w:proofErr w:type="gramStart"/>
       <w:r>
         <w:rPr>
@@ -1910,8 +2225,9 @@
           <w:sz w:val="24"/>
           <w:szCs w:val="24"/>
         </w:rPr>
-        <w:t>Color(</w:t>
-      </w:r>
+        <w:t>int</w:t>
+      </w:r>
+      <w:proofErr w:type="spellEnd"/>
       <w:proofErr w:type="gramEnd"/>
       <w:r>
         <w:rPr>
@@ -1919,94 +2235,103 @@
           <w:sz w:val="24"/>
           <w:szCs w:val="24"/>
         </w:rPr>
-        <w:t>1,5,10);</w:t>
-      </w:r>
-      <w:r>
-        <w:rPr>
-          <w:rFonts w:ascii="DejaVu Sans" w:hAnsi="DejaVu Sans" w:cs="DejaVu Sans"/>
-          <w:sz w:val="24"/>
-          <w:szCs w:val="24"/>
-        </w:rPr>
-        <w:t>)</w:t>
-      </w:r>
-    </w:p>
-    <w:p>
-      <w:pPr>
-        <w:rPr>
-          <w:rFonts w:ascii="DejaVu Sans" w:hAnsi="DejaVu Sans" w:cs="DejaVu Sans"/>
-          <w:sz w:val="24"/>
-          <w:szCs w:val="24"/>
-        </w:rPr>
-      </w:pPr>
-      <w:r>
-        <w:rPr>
-          <w:rFonts w:ascii="DejaVu Sans" w:hAnsi="DejaVu Sans" w:cs="DejaVu Sans"/>
-          <w:sz w:val="24"/>
-          <w:szCs w:val="24"/>
-        </w:rPr>
-        <w:t xml:space="preserve">//where 1 = red intensity from 0-255, 5 = </w:t>
-      </w:r>
-      <w:r>
-        <w:rPr>
-          <w:rFonts w:ascii="DejaVu Sans" w:hAnsi="DejaVu Sans" w:cs="DejaVu Sans"/>
-          <w:sz w:val="24"/>
-          <w:szCs w:val="24"/>
-        </w:rPr>
-        <w:t>green</w:t>
-      </w:r>
-      <w:r>
-        <w:rPr>
-          <w:rFonts w:ascii="DejaVu Sans" w:hAnsi="DejaVu Sans" w:cs="DejaVu Sans"/>
-          <w:sz w:val="24"/>
-          <w:szCs w:val="24"/>
-        </w:rPr>
-        <w:t xml:space="preserve"> intensity from 0-255, 10 = blue intensity from 0-255 </w:t>
-      </w:r>
-    </w:p>
-    <w:p>
-      <w:pPr>
-        <w:rPr>
-          <w:rFonts w:ascii="DejaVu Sans" w:hAnsi="DejaVu Sans" w:cs="DejaVu Sans"/>
-          <w:color w:val="FF0000"/>
-          <w:sz w:val="24"/>
-          <w:szCs w:val="24"/>
-        </w:rPr>
-      </w:pPr>
-      <w:r>
-        <w:rPr>
-          <w:rFonts w:ascii="DejaVu Sans" w:hAnsi="DejaVu Sans" w:cs="DejaVu Sans"/>
-          <w:color w:val="FF0000"/>
-          <w:sz w:val="24"/>
-          <w:szCs w:val="24"/>
-        </w:rPr>
-        <w:t xml:space="preserve">Color [] cols = new </w:t>
-      </w:r>
+        <w:t xml:space="preserve"> [ ] </w:t>
+      </w:r>
+      <w:proofErr w:type="spellStart"/>
+      <w:r>
+        <w:rPr>
+          <w:rFonts w:ascii="DejaVu Sans" w:hAnsi="DejaVu Sans" w:cs="DejaVu Sans"/>
+          <w:sz w:val="24"/>
+          <w:szCs w:val="24"/>
+        </w:rPr>
+        <w:t>daysInMonth</w:t>
+      </w:r>
+      <w:proofErr w:type="spellEnd"/>
+      <w:r>
+        <w:rPr>
+          <w:rFonts w:ascii="DejaVu Sans" w:hAnsi="DejaVu Sans" w:cs="DejaVu Sans"/>
+          <w:sz w:val="24"/>
+          <w:szCs w:val="24"/>
+        </w:rPr>
+        <w:t xml:space="preserve"> = {31, 28, 31, 30, 31, 30, 31, 31, 30, 31, 30, 31};</w:t>
+      </w:r>
+    </w:p>
+    <w:p>
+      <w:pPr>
+        <w:rPr>
+          <w:rFonts w:ascii="DejaVu Sans" w:hAnsi="DejaVu Sans" w:cs="DejaVu Sans"/>
+          <w:sz w:val="24"/>
+          <w:szCs w:val="24"/>
+        </w:rPr>
+      </w:pPr>
+      <w:r>
+        <w:rPr>
+          <w:rFonts w:ascii="DejaVu Sans" w:hAnsi="DejaVu Sans" w:cs="DejaVu Sans"/>
+          <w:sz w:val="24"/>
+          <w:szCs w:val="24"/>
+        </w:rPr>
+        <w:t xml:space="preserve">What will </w:t>
+      </w:r>
+      <w:proofErr w:type="spellStart"/>
       <w:proofErr w:type="gramStart"/>
       <w:r>
         <w:rPr>
           <w:rFonts w:ascii="DejaVu Sans" w:hAnsi="DejaVu Sans" w:cs="DejaVu Sans"/>
-          <w:color w:val="FF0000"/>
-          <w:sz w:val="24"/>
-          <w:szCs w:val="24"/>
-        </w:rPr>
-        <w:t>Color[</w:t>
-      </w:r>
+          <w:sz w:val="24"/>
+          <w:szCs w:val="24"/>
+        </w:rPr>
+        <w:t>System.out.println</w:t>
+      </w:r>
+      <w:proofErr w:type="spellEnd"/>
+      <w:r>
+        <w:rPr>
+          <w:rFonts w:ascii="DejaVu Sans" w:hAnsi="DejaVu Sans" w:cs="DejaVu Sans"/>
+          <w:sz w:val="24"/>
+          <w:szCs w:val="24"/>
+        </w:rPr>
+        <w:t>(</w:t>
+      </w:r>
+      <w:proofErr w:type="spellStart"/>
       <w:proofErr w:type="gramEnd"/>
       <w:r>
         <w:rPr>
           <w:rFonts w:ascii="DejaVu Sans" w:hAnsi="DejaVu Sans" w:cs="DejaVu Sans"/>
-          <w:color w:val="FF0000"/>
-          <w:sz w:val="24"/>
-          <w:szCs w:val="24"/>
-        </w:rPr>
-        <w:t>256];</w:t>
-      </w:r>
-    </w:p>
-    <w:p>
-      <w:pPr>
-        <w:rPr>
-          <w:rFonts w:ascii="DejaVu Sans" w:hAnsi="DejaVu Sans" w:cs="DejaVu Sans"/>
-          <w:color w:val="FF0000"/>
+          <w:sz w:val="24"/>
+          <w:szCs w:val="24"/>
+        </w:rPr>
+        <w:t>daysInMonth</w:t>
+      </w:r>
+      <w:proofErr w:type="spellEnd"/>
+      <w:r>
+        <w:rPr>
+          <w:rFonts w:ascii="DejaVu Sans" w:hAnsi="DejaVu Sans" w:cs="DejaVu Sans"/>
+          <w:sz w:val="24"/>
+          <w:szCs w:val="24"/>
+        </w:rPr>
+        <w:t>[5]) output to the console?</w:t>
+      </w:r>
+    </w:p>
+    <w:p>
+      <w:pPr>
+        <w:rPr>
+          <w:rFonts w:ascii="DejaVu Sans" w:hAnsi="DejaVu Sans" w:cs="DejaVu Sans"/>
+          <w:sz w:val="24"/>
+          <w:szCs w:val="24"/>
+        </w:rPr>
+      </w:pPr>
+      <w:r>
+        <w:rPr>
+          <w:rFonts w:ascii="DejaVu Sans" w:hAnsi="DejaVu Sans" w:cs="DejaVu Sans"/>
+          <w:sz w:val="24"/>
+          <w:szCs w:val="24"/>
+        </w:rPr>
+        <w:t>Also, you can create an anonymous array object on the fly:</w:t>
+      </w:r>
+    </w:p>
+    <w:p>
+      <w:pPr>
+        <w:rPr>
+          <w:rFonts w:ascii="DejaVu Sans" w:hAnsi="DejaVu Sans" w:cs="DejaVu Sans"/>
           <w:sz w:val="24"/>
           <w:szCs w:val="24"/>
         </w:rPr>
@@ -2015,206 +2340,15 @@
       <w:r>
         <w:rPr>
           <w:rFonts w:ascii="DejaVu Sans" w:hAnsi="DejaVu Sans" w:cs="DejaVu Sans"/>
-          <w:color w:val="FF0000"/>
-          <w:sz w:val="24"/>
-          <w:szCs w:val="24"/>
-        </w:rPr>
-        <w:t>for(</w:t>
+          <w:sz w:val="24"/>
+          <w:szCs w:val="24"/>
+        </w:rPr>
+        <w:t>new</w:t>
       </w:r>
       <w:proofErr w:type="gramEnd"/>
       <w:r>
         <w:rPr>
           <w:rFonts w:ascii="DejaVu Sans" w:hAnsi="DejaVu Sans" w:cs="DejaVu Sans"/>
-          <w:color w:val="FF0000"/>
-          <w:sz w:val="24"/>
-          <w:szCs w:val="24"/>
-        </w:rPr>
-        <w:t xml:space="preserve">int </w:t>
-      </w:r>
-      <w:proofErr w:type="spellStart"/>
-      <w:r>
-        <w:rPr>
-          <w:rFonts w:ascii="DejaVu Sans" w:hAnsi="DejaVu Sans" w:cs="DejaVu Sans"/>
-          <w:color w:val="FF0000"/>
-          <w:sz w:val="24"/>
-          <w:szCs w:val="24"/>
-        </w:rPr>
-        <w:t>i</w:t>
-      </w:r>
-      <w:proofErr w:type="spellEnd"/>
-      <w:r>
-        <w:rPr>
-          <w:rFonts w:ascii="DejaVu Sans" w:hAnsi="DejaVu Sans" w:cs="DejaVu Sans"/>
-          <w:color w:val="FF0000"/>
-          <w:sz w:val="24"/>
-          <w:szCs w:val="24"/>
-        </w:rPr>
-        <w:t xml:space="preserve">=0, r=0, g=0, b=0; </w:t>
-      </w:r>
-      <w:proofErr w:type="spellStart"/>
-      <w:r>
-        <w:rPr>
-          <w:rFonts w:ascii="DejaVu Sans" w:hAnsi="DejaVu Sans" w:cs="DejaVu Sans"/>
-          <w:color w:val="FF0000"/>
-          <w:sz w:val="24"/>
-          <w:szCs w:val="24"/>
-        </w:rPr>
-        <w:t>i</w:t>
-      </w:r>
-      <w:proofErr w:type="spellEnd"/>
-      <w:r>
-        <w:rPr>
-          <w:rFonts w:ascii="DejaVu Sans" w:hAnsi="DejaVu Sans" w:cs="DejaVu Sans"/>
-          <w:color w:val="FF0000"/>
-          <w:sz w:val="24"/>
-          <w:szCs w:val="24"/>
-        </w:rPr>
-        <w:t xml:space="preserve"> &lt; 256; </w:t>
-      </w:r>
-      <w:proofErr w:type="spellStart"/>
-      <w:r>
-        <w:rPr>
-          <w:rFonts w:ascii="DejaVu Sans" w:hAnsi="DejaVu Sans" w:cs="DejaVu Sans"/>
-          <w:color w:val="FF0000"/>
-          <w:sz w:val="24"/>
-          <w:szCs w:val="24"/>
-        </w:rPr>
-        <w:t>i</w:t>
-      </w:r>
-      <w:proofErr w:type="spellEnd"/>
-      <w:r>
-        <w:rPr>
-          <w:rFonts w:ascii="DejaVu Sans" w:hAnsi="DejaVu Sans" w:cs="DejaVu Sans"/>
-          <w:color w:val="FF0000"/>
-          <w:sz w:val="24"/>
-          <w:szCs w:val="24"/>
-        </w:rPr>
-        <w:t>++</w:t>
-      </w:r>
-      <w:r>
-        <w:rPr>
-          <w:rFonts w:ascii="DejaVu Sans" w:hAnsi="DejaVu Sans" w:cs="DejaVu Sans"/>
-          <w:color w:val="FF0000"/>
-          <w:sz w:val="24"/>
-          <w:szCs w:val="24"/>
-        </w:rPr>
-        <w:t>, g++</w:t>
-      </w:r>
-      <w:r>
-        <w:rPr>
-          <w:rFonts w:ascii="DejaVu Sans" w:hAnsi="DejaVu Sans" w:cs="DejaVu Sans"/>
-          <w:color w:val="FF0000"/>
-          <w:sz w:val="24"/>
-          <w:szCs w:val="24"/>
-        </w:rPr>
-        <w:t>)</w:t>
-      </w:r>
-    </w:p>
-    <w:p>
-      <w:pPr>
-        <w:rPr>
-          <w:rFonts w:ascii="Constantia" w:hAnsi="Constantia"/>
-          <w:color w:val="FF0000"/>
-          <w:sz w:val="24"/>
-          <w:szCs w:val="24"/>
-        </w:rPr>
-      </w:pPr>
-      <w:r>
-        <w:rPr>
-          <w:rFonts w:ascii="DejaVu Sans" w:hAnsi="DejaVu Sans" w:cs="DejaVu Sans"/>
-          <w:color w:val="FF0000"/>
-          <w:sz w:val="24"/>
-          <w:szCs w:val="24"/>
-        </w:rPr>
-        <w:t xml:space="preserve">     cols[</w:t>
-      </w:r>
-      <w:proofErr w:type="spellStart"/>
-      <w:r>
-        <w:rPr>
-          <w:rFonts w:ascii="DejaVu Sans" w:hAnsi="DejaVu Sans" w:cs="DejaVu Sans"/>
-          <w:color w:val="FF0000"/>
-          <w:sz w:val="24"/>
-          <w:szCs w:val="24"/>
-        </w:rPr>
-        <w:t>i</w:t>
-      </w:r>
-      <w:proofErr w:type="spellEnd"/>
-      <w:r>
-        <w:rPr>
-          <w:rFonts w:ascii="DejaVu Sans" w:hAnsi="DejaVu Sans" w:cs="DejaVu Sans"/>
-          <w:color w:val="FF0000"/>
-          <w:sz w:val="24"/>
-          <w:szCs w:val="24"/>
-        </w:rPr>
-        <w:t xml:space="preserve">] = new </w:t>
-      </w:r>
-      <w:proofErr w:type="gramStart"/>
-      <w:r>
-        <w:rPr>
-          <w:rFonts w:ascii="DejaVu Sans" w:hAnsi="DejaVu Sans" w:cs="DejaVu Sans"/>
-          <w:color w:val="FF0000"/>
-          <w:sz w:val="24"/>
-          <w:szCs w:val="24"/>
-        </w:rPr>
-        <w:t>Color(</w:t>
-      </w:r>
-      <w:proofErr w:type="gramEnd"/>
-      <w:r>
-        <w:rPr>
-          <w:rFonts w:ascii="DejaVu Sans" w:hAnsi="DejaVu Sans" w:cs="DejaVu Sans"/>
-          <w:color w:val="FF0000"/>
-          <w:sz w:val="24"/>
-          <w:szCs w:val="24"/>
-        </w:rPr>
-        <w:t>r, g, b);</w:t>
-      </w:r>
-    </w:p>
-    <w:p>
-      <w:pPr>
-        <w:rPr>
-          <w:rFonts w:ascii="DejaVu Sans" w:hAnsi="DejaVu Sans" w:cs="DejaVu Sans"/>
-          <w:sz w:val="24"/>
-          <w:szCs w:val="24"/>
-        </w:rPr>
-      </w:pPr>
-      <w:r>
-        <w:rPr>
-          <w:rFonts w:ascii="DejaVu Sans" w:hAnsi="DejaVu Sans" w:cs="DejaVu Sans"/>
-          <w:sz w:val="24"/>
-          <w:szCs w:val="24"/>
-        </w:rPr>
-        <w:t>Arrays can also be created by specifying the initial values and NOT specifying the size</w:t>
-      </w:r>
-    </w:p>
-    <w:p>
-      <w:pPr>
-        <w:rPr>
-          <w:rFonts w:ascii="DejaVu Sans" w:hAnsi="DejaVu Sans" w:cs="DejaVu Sans"/>
-          <w:sz w:val="24"/>
-          <w:szCs w:val="24"/>
-        </w:rPr>
-      </w:pPr>
-      <w:r>
-        <w:rPr>
-          <w:rFonts w:ascii="DejaVu Sans" w:hAnsi="DejaVu Sans" w:cs="DejaVu Sans"/>
-          <w:sz w:val="24"/>
-          <w:szCs w:val="24"/>
-        </w:rPr>
-        <w:t xml:space="preserve">int </w:t>
-      </w:r>
-      <w:proofErr w:type="gramStart"/>
-      <w:r>
-        <w:rPr>
-          <w:rFonts w:ascii="DejaVu Sans" w:hAnsi="DejaVu Sans" w:cs="DejaVu Sans"/>
-          <w:sz w:val="24"/>
-          <w:szCs w:val="24"/>
-        </w:rPr>
-        <w:t>[ ]</w:t>
-      </w:r>
-      <w:proofErr w:type="gramEnd"/>
-      <w:r>
-        <w:rPr>
-          <w:rFonts w:ascii="DejaVu Sans" w:hAnsi="DejaVu Sans" w:cs="DejaVu Sans"/>
           <w:sz w:val="24"/>
           <w:szCs w:val="24"/>
         </w:rPr>
@@ -2227,121 +2361,6 @@
           <w:sz w:val="24"/>
           <w:szCs w:val="24"/>
         </w:rPr>
-        <w:t>daysInMonth</w:t>
-      </w:r>
-      <w:proofErr w:type="spellEnd"/>
-      <w:r>
-        <w:rPr>
-          <w:rFonts w:ascii="DejaVu Sans" w:hAnsi="DejaVu Sans" w:cs="DejaVu Sans"/>
-          <w:sz w:val="24"/>
-          <w:szCs w:val="24"/>
-        </w:rPr>
-        <w:t xml:space="preserve"> = {31, 28, 31, 30, 31, 30, 31, 31, 30, 31, 30, 31};</w:t>
-      </w:r>
-    </w:p>
-    <w:p>
-      <w:pPr>
-        <w:rPr>
-          <w:rFonts w:ascii="DejaVu Sans" w:hAnsi="DejaVu Sans" w:cs="DejaVu Sans"/>
-          <w:sz w:val="24"/>
-          <w:szCs w:val="24"/>
-        </w:rPr>
-      </w:pPr>
-      <w:r>
-        <w:rPr>
-          <w:rFonts w:ascii="DejaVu Sans" w:hAnsi="DejaVu Sans" w:cs="DejaVu Sans"/>
-          <w:sz w:val="24"/>
-          <w:szCs w:val="24"/>
-        </w:rPr>
-        <w:t xml:space="preserve">What will </w:t>
-      </w:r>
-      <w:proofErr w:type="spellStart"/>
-      <w:r>
-        <w:rPr>
-          <w:rFonts w:ascii="DejaVu Sans" w:hAnsi="DejaVu Sans" w:cs="DejaVu Sans"/>
-          <w:sz w:val="24"/>
-          <w:szCs w:val="24"/>
-        </w:rPr>
-        <w:t>System.out.println</w:t>
-      </w:r>
-      <w:proofErr w:type="spellEnd"/>
-      <w:r>
-        <w:rPr>
-          <w:rFonts w:ascii="DejaVu Sans" w:hAnsi="DejaVu Sans" w:cs="DejaVu Sans"/>
-          <w:sz w:val="24"/>
-          <w:szCs w:val="24"/>
-        </w:rPr>
-        <w:t>(</w:t>
-      </w:r>
-      <w:proofErr w:type="spellStart"/>
-      <w:proofErr w:type="gramStart"/>
-      <w:r>
-        <w:rPr>
-          <w:rFonts w:ascii="DejaVu Sans" w:hAnsi="DejaVu Sans" w:cs="DejaVu Sans"/>
-          <w:sz w:val="24"/>
-          <w:szCs w:val="24"/>
-        </w:rPr>
-        <w:t>daysInMonth</w:t>
-      </w:r>
-      <w:proofErr w:type="spellEnd"/>
-      <w:r>
-        <w:rPr>
-          <w:rFonts w:ascii="DejaVu Sans" w:hAnsi="DejaVu Sans" w:cs="DejaVu Sans"/>
-          <w:sz w:val="24"/>
-          <w:szCs w:val="24"/>
-        </w:rPr>
-        <w:t>[</w:t>
-      </w:r>
-      <w:proofErr w:type="gramEnd"/>
-      <w:r>
-        <w:rPr>
-          <w:rFonts w:ascii="DejaVu Sans" w:hAnsi="DejaVu Sans" w:cs="DejaVu Sans"/>
-          <w:sz w:val="24"/>
-          <w:szCs w:val="24"/>
-        </w:rPr>
-        <w:t>5]) output to the console?</w:t>
-      </w:r>
-    </w:p>
-    <w:p>
-      <w:pPr>
-        <w:rPr>
-          <w:rFonts w:ascii="DejaVu Sans" w:hAnsi="DejaVu Sans" w:cs="DejaVu Sans"/>
-          <w:sz w:val="24"/>
-          <w:szCs w:val="24"/>
-        </w:rPr>
-      </w:pPr>
-      <w:r>
-        <w:rPr>
-          <w:rFonts w:ascii="DejaVu Sans" w:hAnsi="DejaVu Sans" w:cs="DejaVu Sans"/>
-          <w:sz w:val="24"/>
-          <w:szCs w:val="24"/>
-        </w:rPr>
-        <w:t>Also, you can create an anonymous array object on the fly:</w:t>
-      </w:r>
-    </w:p>
-    <w:p>
-      <w:pPr>
-        <w:rPr>
-          <w:rFonts w:ascii="DejaVu Sans" w:hAnsi="DejaVu Sans" w:cs="DejaVu Sans"/>
-          <w:sz w:val="24"/>
-          <w:szCs w:val="24"/>
-        </w:rPr>
-      </w:pPr>
-      <w:r>
-        <w:rPr>
-          <w:rFonts w:ascii="DejaVu Sans" w:hAnsi="DejaVu Sans" w:cs="DejaVu Sans"/>
-          <w:sz w:val="24"/>
-          <w:szCs w:val="24"/>
-        </w:rPr>
-        <w:t xml:space="preserve">new </w:t>
-      </w:r>
-      <w:proofErr w:type="spellStart"/>
-      <w:r>
-        <w:rPr>
-          <w:rFonts w:ascii="DejaVu Sans" w:hAnsi="DejaVu Sans" w:cs="DejaVu Sans"/>
-          <w:sz w:val="24"/>
-          <w:szCs w:val="24"/>
-        </w:rPr>
         <w:t>b</w:t>
       </w:r>
       <w:r>
@@ -2359,25 +2378,7 @@
           <w:sz w:val="24"/>
           <w:szCs w:val="24"/>
         </w:rPr>
-        <w:t xml:space="preserve"> </w:t>
-      </w:r>
-      <w:proofErr w:type="gramStart"/>
-      <w:r>
-        <w:rPr>
-          <w:rFonts w:ascii="DejaVu Sans" w:hAnsi="DejaVu Sans" w:cs="DejaVu Sans"/>
-          <w:sz w:val="24"/>
-          <w:szCs w:val="24"/>
-        </w:rPr>
-        <w:t>[ ]</w:t>
-      </w:r>
-      <w:proofErr w:type="gramEnd"/>
-      <w:r>
-        <w:rPr>
-          <w:rFonts w:ascii="DejaVu Sans" w:hAnsi="DejaVu Sans" w:cs="DejaVu Sans"/>
-          <w:sz w:val="24"/>
-          <w:szCs w:val="24"/>
-        </w:rPr>
-        <w:t xml:space="preserve"> { true, false, false, true , true};</w:t>
+        <w:t xml:space="preserve"> [ ] { true, false, false, true , true};</w:t>
       </w:r>
     </w:p>
     <w:p>
@@ -2453,6 +2454,7 @@
           <w:sz w:val="24"/>
           <w:szCs w:val="24"/>
         </w:rPr>
+        <w:lastRenderedPageBreak/>
         <w:t>Passing arrays to methods</w:t>
       </w:r>
     </w:p>
@@ -2584,7 +2586,6 @@
           <w:szCs w:val="24"/>
         </w:rPr>
         <w:tab/>
-        <w:t xml:space="preserve">public double </w:t>
       </w:r>
       <w:proofErr w:type="gramStart"/>
       <w:r>
@@ -2593,7 +2594,7 @@
           <w:sz w:val="24"/>
           <w:szCs w:val="24"/>
         </w:rPr>
-        <w:t>average(</w:t>
+        <w:t>public</w:t>
       </w:r>
       <w:proofErr w:type="gramEnd"/>
       <w:r>
@@ -2602,7 +2603,7 @@
           <w:sz w:val="24"/>
           <w:szCs w:val="24"/>
         </w:rPr>
-        <w:t>double[ ] values){</w:t>
+        <w:t xml:space="preserve"> double average(double[ ] values){</w:t>
       </w:r>
       <w:r>
         <w:rPr>
@@ -2669,6 +2670,7 @@
         </w:rPr>
         <w:t>for(</w:t>
       </w:r>
+      <w:proofErr w:type="spellStart"/>
       <w:proofErr w:type="gramEnd"/>
       <w:r>
         <w:rPr>
@@ -2677,7 +2679,17 @@
           <w:sz w:val="24"/>
           <w:szCs w:val="24"/>
         </w:rPr>
-        <w:t xml:space="preserve">int </w:t>
+        <w:t>int</w:t>
+      </w:r>
+      <w:proofErr w:type="spellEnd"/>
+      <w:r>
+        <w:rPr>
+          <w:rFonts w:ascii="DejaVu Sans" w:hAnsi="DejaVu Sans" w:cs="DejaVu Sans"/>
+          <w:color w:val="FF0000"/>
+          <w:sz w:val="24"/>
+          <w:szCs w:val="24"/>
+        </w:rPr>
+        <w:t xml:space="preserve"> </w:t>
       </w:r>
       <w:proofErr w:type="spellStart"/>
       <w:r>
@@ -2737,7 +2749,27 @@
           <w:sz w:val="24"/>
           <w:szCs w:val="24"/>
         </w:rPr>
-        <w:t>; i++){</w:t>
+        <w:t xml:space="preserve">; </w:t>
+      </w:r>
+      <w:proofErr w:type="spellStart"/>
+      <w:r>
+        <w:rPr>
+          <w:rFonts w:ascii="DejaVu Sans" w:hAnsi="DejaVu Sans" w:cs="DejaVu Sans"/>
+          <w:color w:val="FF0000"/>
+          <w:sz w:val="24"/>
+          <w:szCs w:val="24"/>
+        </w:rPr>
+        <w:t>i</w:t>
+      </w:r>
+      <w:proofErr w:type="spellEnd"/>
+      <w:r>
+        <w:rPr>
+          <w:rFonts w:ascii="DejaVu Sans" w:hAnsi="DejaVu Sans" w:cs="DejaVu Sans"/>
+          <w:color w:val="FF0000"/>
+          <w:sz w:val="24"/>
+          <w:szCs w:val="24"/>
+        </w:rPr>
+        <w:t>++){</w:t>
       </w:r>
       <w:r>
         <w:rPr>
@@ -2890,7 +2922,6 @@
           <w:szCs w:val="24"/>
         </w:rPr>
         <w:tab/>
-        <w:t xml:space="preserve">public static void main (String </w:t>
       </w:r>
       <w:proofErr w:type="gramStart"/>
       <w:r>
@@ -2899,7 +2930,7 @@
           <w:sz w:val="24"/>
           <w:szCs w:val="24"/>
         </w:rPr>
-        <w:t>[ ]</w:t>
+        <w:t>public</w:t>
       </w:r>
       <w:proofErr w:type="gramEnd"/>
       <w:r>
@@ -2908,7 +2939,7 @@
           <w:sz w:val="24"/>
           <w:szCs w:val="24"/>
         </w:rPr>
-        <w:t xml:space="preserve"> </w:t>
+        <w:t xml:space="preserve"> static void main (String [ ] </w:t>
       </w:r>
       <w:proofErr w:type="spellStart"/>
       <w:r>
@@ -3097,7 +3128,6 @@
           <w:szCs w:val="24"/>
         </w:rPr>
         <w:tab/>
-        <w:t xml:space="preserve">double </w:t>
       </w:r>
       <w:proofErr w:type="gramStart"/>
       <w:r>
@@ -3106,7 +3136,7 @@
           <w:sz w:val="24"/>
           <w:szCs w:val="24"/>
         </w:rPr>
-        <w:t>[ ]</w:t>
+        <w:t>double</w:t>
       </w:r>
       <w:proofErr w:type="gramEnd"/>
       <w:r>
@@ -3115,6 +3145,67 @@
           <w:sz w:val="24"/>
           <w:szCs w:val="24"/>
         </w:rPr>
+        <w:t xml:space="preserve"> [ ] </w:t>
+      </w:r>
+      <w:proofErr w:type="spellStart"/>
+      <w:r>
+        <w:rPr>
+          <w:rFonts w:ascii="DejaVu Sans" w:hAnsi="DejaVu Sans" w:cs="DejaVu Sans"/>
+          <w:sz w:val="24"/>
+          <w:szCs w:val="24"/>
+        </w:rPr>
+        <w:t>myNums</w:t>
+      </w:r>
+      <w:proofErr w:type="spellEnd"/>
+      <w:r>
+        <w:rPr>
+          <w:rFonts w:ascii="DejaVu Sans" w:hAnsi="DejaVu Sans" w:cs="DejaVu Sans"/>
+          <w:sz w:val="24"/>
+          <w:szCs w:val="24"/>
+        </w:rPr>
+        <w:t xml:space="preserve"> = {5, 6, 7, 8};</w:t>
+      </w:r>
+    </w:p>
+    <w:p>
+      <w:pPr>
+        <w:rPr>
+          <w:rFonts w:ascii="DejaVu Sans" w:hAnsi="DejaVu Sans" w:cs="DejaVu Sans"/>
+          <w:sz w:val="24"/>
+          <w:szCs w:val="24"/>
+        </w:rPr>
+      </w:pPr>
+      <w:r>
+        <w:rPr>
+          <w:rFonts w:ascii="DejaVu Sans" w:hAnsi="DejaVu Sans" w:cs="DejaVu Sans"/>
+          <w:sz w:val="24"/>
+          <w:szCs w:val="24"/>
+        </w:rPr>
+        <w:tab/>
+      </w:r>
+      <w:r>
+        <w:rPr>
+          <w:rFonts w:ascii="DejaVu Sans" w:hAnsi="DejaVu Sans" w:cs="DejaVu Sans"/>
+          <w:sz w:val="24"/>
+          <w:szCs w:val="24"/>
+        </w:rPr>
+        <w:tab/>
+      </w:r>
+      <w:proofErr w:type="gramStart"/>
+      <w:r>
+        <w:rPr>
+          <w:rFonts w:ascii="DejaVu Sans" w:hAnsi="DejaVu Sans" w:cs="DejaVu Sans"/>
+          <w:sz w:val="24"/>
+          <w:szCs w:val="24"/>
+        </w:rPr>
+        <w:t>double</w:t>
+      </w:r>
+      <w:proofErr w:type="gramEnd"/>
+      <w:r>
+        <w:rPr>
+          <w:rFonts w:ascii="DejaVu Sans" w:hAnsi="DejaVu Sans" w:cs="DejaVu Sans"/>
+          <w:sz w:val="24"/>
+          <w:szCs w:val="24"/>
+        </w:rPr>
         <w:t xml:space="preserve"> </w:t>
       </w:r>
       <w:proofErr w:type="spellStart"/>
@@ -3124,6 +3215,42 @@
           <w:sz w:val="24"/>
           <w:szCs w:val="24"/>
         </w:rPr>
+        <w:t>avg</w:t>
+      </w:r>
+      <w:proofErr w:type="spellEnd"/>
+      <w:r>
+        <w:rPr>
+          <w:rFonts w:ascii="DejaVu Sans" w:hAnsi="DejaVu Sans" w:cs="DejaVu Sans"/>
+          <w:sz w:val="24"/>
+          <w:szCs w:val="24"/>
+        </w:rPr>
+        <w:t xml:space="preserve"> = </w:t>
+      </w:r>
+      <w:proofErr w:type="spellStart"/>
+      <w:r>
+        <w:rPr>
+          <w:rFonts w:ascii="DejaVu Sans" w:hAnsi="DejaVu Sans" w:cs="DejaVu Sans"/>
+          <w:sz w:val="24"/>
+          <w:szCs w:val="24"/>
+        </w:rPr>
+        <w:t>pm.average</w:t>
+      </w:r>
+      <w:proofErr w:type="spellEnd"/>
+      <w:r>
+        <w:rPr>
+          <w:rFonts w:ascii="DejaVu Sans" w:hAnsi="DejaVu Sans" w:cs="DejaVu Sans"/>
+          <w:sz w:val="24"/>
+          <w:szCs w:val="24"/>
+        </w:rPr>
+        <w:t>(</w:t>
+      </w:r>
+      <w:proofErr w:type="spellStart"/>
+      <w:r>
+        <w:rPr>
+          <w:rFonts w:ascii="DejaVu Sans" w:hAnsi="DejaVu Sans" w:cs="DejaVu Sans"/>
+          <w:sz w:val="24"/>
+          <w:szCs w:val="24"/>
+        </w:rPr>
         <w:t>myNums</w:t>
       </w:r>
       <w:proofErr w:type="spellEnd"/>
@@ -3133,7 +3260,7 @@
           <w:sz w:val="24"/>
           <w:szCs w:val="24"/>
         </w:rPr>
-        <w:t xml:space="preserve"> = {5, 6, 7, 8};</w:t>
+        <w:t>);</w:t>
       </w:r>
     </w:p>
     <w:p>
@@ -3159,20 +3286,17 @@
           <w:szCs w:val="24"/>
         </w:rPr>
         <w:tab/>
-        <w:t xml:space="preserve">double avg = </w:t>
-      </w:r>
-      <w:proofErr w:type="spellStart"/>
-      <w:proofErr w:type="gramStart"/>
-      <w:r>
-        <w:rPr>
-          <w:rFonts w:ascii="DejaVu Sans" w:hAnsi="DejaVu Sans" w:cs="DejaVu Sans"/>
-          <w:sz w:val="24"/>
-          <w:szCs w:val="24"/>
-        </w:rPr>
-        <w:t>pm.average</w:t>
-      </w:r>
-      <w:proofErr w:type="spellEnd"/>
-      <w:proofErr w:type="gramEnd"/>
+      </w:r>
+      <w:proofErr w:type="spellStart"/>
+      <w:r>
+        <w:rPr>
+          <w:rFonts w:ascii="DejaVu Sans" w:hAnsi="DejaVu Sans" w:cs="DejaVu Sans"/>
+          <w:sz w:val="24"/>
+          <w:szCs w:val="24"/>
+        </w:rPr>
+        <w:t>System.out.println</w:t>
+      </w:r>
+      <w:proofErr w:type="spellEnd"/>
       <w:r>
         <w:rPr>
           <w:rFonts w:ascii="DejaVu Sans" w:hAnsi="DejaVu Sans" w:cs="DejaVu Sans"/>
@@ -3188,7 +3312,7 @@
           <w:sz w:val="24"/>
           <w:szCs w:val="24"/>
         </w:rPr>
-        <w:t>myNums</w:t>
+        <w:t>avg</w:t>
       </w:r>
       <w:proofErr w:type="spellEnd"/>
       <w:r>
@@ -3198,49 +3322,6 @@
           <w:szCs w:val="24"/>
         </w:rPr>
         <w:t>);</w:t>
-      </w:r>
-    </w:p>
-    <w:p>
-      <w:pPr>
-        <w:rPr>
-          <w:rFonts w:ascii="DejaVu Sans" w:hAnsi="DejaVu Sans" w:cs="DejaVu Sans"/>
-          <w:sz w:val="24"/>
-          <w:szCs w:val="24"/>
-        </w:rPr>
-      </w:pPr>
-      <w:r>
-        <w:rPr>
-          <w:rFonts w:ascii="DejaVu Sans" w:hAnsi="DejaVu Sans" w:cs="DejaVu Sans"/>
-          <w:sz w:val="24"/>
-          <w:szCs w:val="24"/>
-        </w:rPr>
-        <w:tab/>
-      </w:r>
-      <w:r>
-        <w:rPr>
-          <w:rFonts w:ascii="DejaVu Sans" w:hAnsi="DejaVu Sans" w:cs="DejaVu Sans"/>
-          <w:sz w:val="24"/>
-          <w:szCs w:val="24"/>
-        </w:rPr>
-        <w:tab/>
-      </w:r>
-      <w:proofErr w:type="spellStart"/>
-      <w:r>
-        <w:rPr>
-          <w:rFonts w:ascii="DejaVu Sans" w:hAnsi="DejaVu Sans" w:cs="DejaVu Sans"/>
-          <w:sz w:val="24"/>
-          <w:szCs w:val="24"/>
-        </w:rPr>
-        <w:t>System.out.println</w:t>
-      </w:r>
-      <w:proofErr w:type="spellEnd"/>
-      <w:r>
-        <w:rPr>
-          <w:rFonts w:ascii="DejaVu Sans" w:hAnsi="DejaVu Sans" w:cs="DejaVu Sans"/>
-          <w:sz w:val="24"/>
-          <w:szCs w:val="24"/>
-        </w:rPr>
-        <w:t>(avg);</w:t>
       </w:r>
     </w:p>
     <w:p>
@@ -3341,14 +3422,6 @@
           <w:szCs w:val="24"/>
         </w:rPr>
       </w:pPr>
-      <w:r>
-        <w:rPr>
-          <w:rFonts w:ascii="DejaVu Sans" w:hAnsi="DejaVu Sans" w:cs="DejaVu Sans"/>
-          <w:sz w:val="24"/>
-          <w:szCs w:val="24"/>
-        </w:rPr>
-        <w:t xml:space="preserve">int </w:t>
-      </w:r>
       <w:proofErr w:type="gramStart"/>
       <w:r>
         <w:rPr>
@@ -3356,7 +3429,7 @@
           <w:sz w:val="24"/>
           <w:szCs w:val="24"/>
         </w:rPr>
-        <w:t>[ ]</w:t>
+        <w:t>int</w:t>
       </w:r>
       <w:proofErr w:type="gramEnd"/>
       <w:r>
@@ -3365,7 +3438,7 @@
           <w:sz w:val="24"/>
           <w:szCs w:val="24"/>
         </w:rPr>
-        <w:t xml:space="preserve"> [ ] maze = new int [40] [25];</w:t>
+        <w:t xml:space="preserve"> [ ] [ ] maze = new int [40] [25];</w:t>
       </w:r>
     </w:p>
     <w:p>
@@ -3457,6 +3530,7 @@
           <w:sz w:val="24"/>
           <w:szCs w:val="24"/>
         </w:rPr>
+        <w:lastRenderedPageBreak/>
         <w:t>maze[</w:t>
       </w:r>
       <w:proofErr w:type="gramEnd"/>
@@ -3587,7 +3661,7 @@
           <w:sz w:val="24"/>
           <w:szCs w:val="24"/>
         </w:rPr>
-        <w:t xml:space="preserve">//You </w:t>
+        <w:t>//You try</w:t>
       </w:r>
       <w:proofErr w:type="gramStart"/>
       <w:r>
@@ -3596,7 +3670,7 @@
           <w:sz w:val="24"/>
           <w:szCs w:val="24"/>
         </w:rPr>
-        <w:t>try;  assign</w:t>
+        <w:t>;  assign</w:t>
       </w:r>
       <w:proofErr w:type="gramEnd"/>
       <w:r>
@@ -4860,6 +4934,7 @@
                 <w:sz w:val="24"/>
                 <w:szCs w:val="24"/>
               </w:rPr>
+              <w:lastRenderedPageBreak/>
               <w:t>signed integer</w:t>
             </w:r>
           </w:p>
@@ -4891,6 +4966,7 @@
                 <w:sz w:val="24"/>
                 <w:szCs w:val="24"/>
               </w:rPr>
+              <w:lastRenderedPageBreak/>
               <w:t>32 bits </w:t>
             </w:r>
           </w:p>
@@ -4922,6 +4998,7 @@
                 <w:sz w:val="24"/>
                 <w:szCs w:val="24"/>
               </w:rPr>
+              <w:lastRenderedPageBreak/>
               <w:t>2147483647</w:t>
             </w:r>
           </w:p>
@@ -4953,6 +5030,7 @@
                 <w:sz w:val="24"/>
                 <w:szCs w:val="24"/>
               </w:rPr>
+              <w:lastRenderedPageBreak/>
               <w:t>-2147483648</w:t>
             </w:r>
           </w:p>
@@ -4986,6 +5064,7 @@
                 <w:sz w:val="24"/>
                 <w:szCs w:val="24"/>
               </w:rPr>
+              <w:lastRenderedPageBreak/>
               <w:t>long</w:t>
             </w:r>
           </w:p>
@@ -5532,14 +5611,6 @@
           <w:szCs w:val="24"/>
         </w:rPr>
       </w:pPr>
-      <w:r>
-        <w:rPr>
-          <w:rFonts w:ascii="DejaVu Sans" w:hAnsi="DejaVu Sans" w:cs="DejaVu Sans"/>
-          <w:sz w:val="24"/>
-          <w:szCs w:val="24"/>
-        </w:rPr>
-        <w:t xml:space="preserve">int </w:t>
-      </w:r>
       <w:proofErr w:type="spellStart"/>
       <w:proofErr w:type="gramStart"/>
       <w:r>
@@ -5548,6 +5619,25 @@
           <w:sz w:val="24"/>
           <w:szCs w:val="24"/>
         </w:rPr>
+        <w:t>int</w:t>
+      </w:r>
+      <w:proofErr w:type="spellEnd"/>
+      <w:proofErr w:type="gramEnd"/>
+      <w:r>
+        <w:rPr>
+          <w:rFonts w:ascii="DejaVu Sans" w:hAnsi="DejaVu Sans" w:cs="DejaVu Sans"/>
+          <w:sz w:val="24"/>
+          <w:szCs w:val="24"/>
+        </w:rPr>
+        <w:t xml:space="preserve"> </w:t>
+      </w:r>
+      <w:proofErr w:type="spellStart"/>
+      <w:r>
+        <w:rPr>
+          <w:rFonts w:ascii="DejaVu Sans" w:hAnsi="DejaVu Sans" w:cs="DejaVu Sans"/>
+          <w:sz w:val="24"/>
+          <w:szCs w:val="24"/>
+        </w:rPr>
         <w:t>myArray</w:t>
       </w:r>
       <w:proofErr w:type="spellEnd"/>
@@ -5557,7 +5647,44 @@
           <w:sz w:val="24"/>
           <w:szCs w:val="24"/>
         </w:rPr>
-        <w:t>[</w:t>
+        <w:t>[ ] = new int[15];</w:t>
+      </w:r>
+    </w:p>
+    <w:p>
+      <w:pPr>
+        <w:rPr>
+          <w:rFonts w:ascii="DejaVu Sans" w:hAnsi="DejaVu Sans" w:cs="DejaVu Sans"/>
+          <w:color w:val="FF0000"/>
+          <w:sz w:val="24"/>
+          <w:szCs w:val="24"/>
+        </w:rPr>
+      </w:pPr>
+      <w:r>
+        <w:rPr>
+          <w:rFonts w:ascii="DejaVu Sans" w:hAnsi="DejaVu Sans" w:cs="DejaVu Sans"/>
+          <w:color w:val="FF0000"/>
+          <w:sz w:val="24"/>
+          <w:szCs w:val="24"/>
+        </w:rPr>
+        <w:t>15 X 4 = 60</w:t>
+      </w:r>
+    </w:p>
+    <w:p>
+      <w:pPr>
+        <w:rPr>
+          <w:rFonts w:ascii="DejaVu Sans" w:hAnsi="DejaVu Sans" w:cs="DejaVu Sans"/>
+          <w:sz w:val="24"/>
+          <w:szCs w:val="24"/>
+        </w:rPr>
+      </w:pPr>
+      <w:proofErr w:type="gramStart"/>
+      <w:r>
+        <w:rPr>
+          <w:rFonts w:ascii="DejaVu Sans" w:hAnsi="DejaVu Sans" w:cs="DejaVu Sans"/>
+          <w:sz w:val="24"/>
+          <w:szCs w:val="24"/>
+        </w:rPr>
+        <w:t>float</w:t>
       </w:r>
       <w:proofErr w:type="gramEnd"/>
       <w:r>
@@ -5566,45 +5693,54 @@
           <w:sz w:val="24"/>
           <w:szCs w:val="24"/>
         </w:rPr>
-        <w:t xml:space="preserve"> ] = new int[15];</w:t>
-      </w:r>
-    </w:p>
-    <w:p>
-      <w:pPr>
-        <w:rPr>
-          <w:rFonts w:ascii="DejaVu Sans" w:hAnsi="DejaVu Sans" w:cs="DejaVu Sans"/>
-          <w:color w:val="FF0000"/>
-          <w:sz w:val="24"/>
-          <w:szCs w:val="24"/>
-        </w:rPr>
-      </w:pPr>
-      <w:r>
-        <w:rPr>
-          <w:rFonts w:ascii="DejaVu Sans" w:hAnsi="DejaVu Sans" w:cs="DejaVu Sans"/>
-          <w:color w:val="FF0000"/>
-          <w:sz w:val="24"/>
-          <w:szCs w:val="24"/>
-        </w:rPr>
-        <w:t>15 X 4 = 60</w:t>
-      </w:r>
-    </w:p>
-    <w:p>
-      <w:pPr>
-        <w:rPr>
-          <w:rFonts w:ascii="DejaVu Sans" w:hAnsi="DejaVu Sans" w:cs="DejaVu Sans"/>
-          <w:sz w:val="24"/>
-          <w:szCs w:val="24"/>
-        </w:rPr>
-      </w:pPr>
-      <w:r>
-        <w:rPr>
-          <w:rFonts w:ascii="DejaVu Sans" w:hAnsi="DejaVu Sans" w:cs="DejaVu Sans"/>
-          <w:sz w:val="24"/>
-          <w:szCs w:val="24"/>
-        </w:rPr>
-        <w:t xml:space="preserve">float </w:t>
-      </w:r>
-      <w:proofErr w:type="spellStart"/>
+        <w:t xml:space="preserve"> </w:t>
+      </w:r>
+      <w:proofErr w:type="spellStart"/>
+      <w:r>
+        <w:rPr>
+          <w:rFonts w:ascii="DejaVu Sans" w:hAnsi="DejaVu Sans" w:cs="DejaVu Sans"/>
+          <w:sz w:val="24"/>
+          <w:szCs w:val="24"/>
+        </w:rPr>
+        <w:t>yourArray</w:t>
+      </w:r>
+      <w:proofErr w:type="spellEnd"/>
+      <w:r>
+        <w:rPr>
+          <w:rFonts w:ascii="DejaVu Sans" w:hAnsi="DejaVu Sans" w:cs="DejaVu Sans"/>
+          <w:sz w:val="24"/>
+          <w:szCs w:val="24"/>
+        </w:rPr>
+        <w:t>[ ] = new float[10];</w:t>
+      </w:r>
+    </w:p>
+    <w:p>
+      <w:pPr>
+        <w:rPr>
+          <w:rFonts w:ascii="DejaVu Sans" w:hAnsi="DejaVu Sans" w:cs="DejaVu Sans"/>
+          <w:color w:val="FF0000"/>
+          <w:sz w:val="24"/>
+          <w:szCs w:val="24"/>
+        </w:rPr>
+      </w:pPr>
+      <w:r>
+        <w:rPr>
+          <w:rFonts w:ascii="DejaVu Sans" w:hAnsi="DejaVu Sans" w:cs="DejaVu Sans"/>
+          <w:color w:val="FF0000"/>
+          <w:sz w:val="24"/>
+          <w:szCs w:val="24"/>
+        </w:rPr>
+        <w:t>10 X 4 = 40</w:t>
+      </w:r>
+    </w:p>
+    <w:p>
+      <w:pPr>
+        <w:rPr>
+          <w:rFonts w:ascii="DejaVu Sans" w:hAnsi="DejaVu Sans" w:cs="DejaVu Sans"/>
+          <w:sz w:val="24"/>
+          <w:szCs w:val="24"/>
+        </w:rPr>
+      </w:pPr>
       <w:proofErr w:type="gramStart"/>
       <w:r>
         <w:rPr>
@@ -5612,16 +5748,7 @@
           <w:sz w:val="24"/>
           <w:szCs w:val="24"/>
         </w:rPr>
-        <w:t>yourArray</w:t>
-      </w:r>
-      <w:proofErr w:type="spellEnd"/>
-      <w:r>
-        <w:rPr>
-          <w:rFonts w:ascii="DejaVu Sans" w:hAnsi="DejaVu Sans" w:cs="DejaVu Sans"/>
-          <w:sz w:val="24"/>
-          <w:szCs w:val="24"/>
-        </w:rPr>
-        <w:t>[</w:t>
+        <w:t>double</w:t>
       </w:r>
       <w:proofErr w:type="gramEnd"/>
       <w:r>
@@ -5630,61 +5757,7 @@
           <w:sz w:val="24"/>
           <w:szCs w:val="24"/>
         </w:rPr>
-        <w:t xml:space="preserve"> ] = new float[10];</w:t>
-      </w:r>
-    </w:p>
-    <w:p>
-      <w:pPr>
-        <w:rPr>
-          <w:rFonts w:ascii="DejaVu Sans" w:hAnsi="DejaVu Sans" w:cs="DejaVu Sans"/>
-          <w:color w:val="FF0000"/>
-          <w:sz w:val="24"/>
-          <w:szCs w:val="24"/>
-        </w:rPr>
-      </w:pPr>
-      <w:r>
-        <w:rPr>
-          <w:rFonts w:ascii="DejaVu Sans" w:hAnsi="DejaVu Sans" w:cs="DejaVu Sans"/>
-          <w:color w:val="FF0000"/>
-          <w:sz w:val="24"/>
-          <w:szCs w:val="24"/>
-        </w:rPr>
-        <w:t>10 X 4 = 40</w:t>
-      </w:r>
-    </w:p>
-    <w:p>
-      <w:pPr>
-        <w:rPr>
-          <w:rFonts w:ascii="DejaVu Sans" w:hAnsi="DejaVu Sans" w:cs="DejaVu Sans"/>
-          <w:sz w:val="24"/>
-          <w:szCs w:val="24"/>
-        </w:rPr>
-      </w:pPr>
-      <w:r>
-        <w:rPr>
-          <w:rFonts w:ascii="DejaVu Sans" w:hAnsi="DejaVu Sans" w:cs="DejaVu Sans"/>
-          <w:sz w:val="24"/>
-          <w:szCs w:val="24"/>
-        </w:rPr>
-        <w:t xml:space="preserve">double </w:t>
-      </w:r>
-      <w:proofErr w:type="gramStart"/>
-      <w:r>
-        <w:rPr>
-          <w:rFonts w:ascii="DejaVu Sans" w:hAnsi="DejaVu Sans" w:cs="DejaVu Sans"/>
-          <w:sz w:val="24"/>
-          <w:szCs w:val="24"/>
-        </w:rPr>
-        <w:t>[ ]</w:t>
-      </w:r>
-      <w:proofErr w:type="gramEnd"/>
-      <w:r>
-        <w:rPr>
-          <w:rFonts w:ascii="DejaVu Sans" w:hAnsi="DejaVu Sans" w:cs="DejaVu Sans"/>
-          <w:sz w:val="24"/>
-          <w:szCs w:val="24"/>
-        </w:rPr>
-        <w:t xml:space="preserve"> [ ]grid = new double[10][20];</w:t>
+        <w:t xml:space="preserve"> [ ] [ ]grid = new double[10][20];</w:t>
       </w:r>
     </w:p>
     <w:p>
@@ -5804,14 +5877,6 @@
           <w:szCs w:val="24"/>
         </w:rPr>
       </w:pPr>
-      <w:r>
-        <w:rPr>
-          <w:rFonts w:ascii="DejaVu Sans" w:hAnsi="DejaVu Sans" w:cs="DejaVu Sans"/>
-          <w:sz w:val="24"/>
-          <w:szCs w:val="24"/>
-        </w:rPr>
-        <w:t xml:space="preserve">public class </w:t>
-      </w:r>
       <w:proofErr w:type="gramStart"/>
       <w:r>
         <w:rPr>
@@ -5819,9 +5884,17 @@
           <w:sz w:val="24"/>
           <w:szCs w:val="24"/>
         </w:rPr>
-        <w:t>Student{</w:t>
+        <w:t>public</w:t>
       </w:r>
       <w:proofErr w:type="gramEnd"/>
+      <w:r>
+        <w:rPr>
+          <w:rFonts w:ascii="DejaVu Sans" w:hAnsi="DejaVu Sans" w:cs="DejaVu Sans"/>
+          <w:sz w:val="24"/>
+          <w:szCs w:val="24"/>
+        </w:rPr>
+        <w:t xml:space="preserve"> class Student{</w:t>
+      </w:r>
     </w:p>
     <w:p>
       <w:pPr>
@@ -5872,7 +5945,42 @@
           <w:szCs w:val="24"/>
         </w:rPr>
         <w:tab/>
-        <w:t xml:space="preserve">public int </w:t>
+      </w:r>
+      <w:proofErr w:type="gramStart"/>
+      <w:r>
+        <w:rPr>
+          <w:rFonts w:ascii="DejaVu Sans" w:hAnsi="DejaVu Sans" w:cs="DejaVu Sans"/>
+          <w:sz w:val="24"/>
+          <w:szCs w:val="24"/>
+        </w:rPr>
+        <w:t>public</w:t>
+      </w:r>
+      <w:proofErr w:type="gramEnd"/>
+      <w:r>
+        <w:rPr>
+          <w:rFonts w:ascii="DejaVu Sans" w:hAnsi="DejaVu Sans" w:cs="DejaVu Sans"/>
+          <w:sz w:val="24"/>
+          <w:szCs w:val="24"/>
+        </w:rPr>
+        <w:t xml:space="preserve"> </w:t>
+      </w:r>
+      <w:proofErr w:type="spellStart"/>
+      <w:r>
+        <w:rPr>
+          <w:rFonts w:ascii="DejaVu Sans" w:hAnsi="DejaVu Sans" w:cs="DejaVu Sans"/>
+          <w:sz w:val="24"/>
+          <w:szCs w:val="24"/>
+        </w:rPr>
+        <w:t>int</w:t>
+      </w:r>
+      <w:proofErr w:type="spellEnd"/>
+      <w:r>
+        <w:rPr>
+          <w:rFonts w:ascii="DejaVu Sans" w:hAnsi="DejaVu Sans" w:cs="DejaVu Sans"/>
+          <w:sz w:val="24"/>
+          <w:szCs w:val="24"/>
+        </w:rPr>
+        <w:t xml:space="preserve"> </w:t>
       </w:r>
       <w:proofErr w:type="spellStart"/>
       <w:r>
@@ -5893,6 +6001,75 @@
         <w:t xml:space="preserve">, </w:t>
       </w:r>
       <w:proofErr w:type="spellStart"/>
+      <w:r>
+        <w:rPr>
+          <w:rFonts w:ascii="DejaVu Sans" w:hAnsi="DejaVu Sans" w:cs="DejaVu Sans"/>
+          <w:sz w:val="24"/>
+          <w:szCs w:val="24"/>
+        </w:rPr>
+        <w:t>numPoints</w:t>
+      </w:r>
+      <w:proofErr w:type="spellEnd"/>
+      <w:r>
+        <w:rPr>
+          <w:rFonts w:ascii="DejaVu Sans" w:hAnsi="DejaVu Sans" w:cs="DejaVu Sans"/>
+          <w:sz w:val="24"/>
+          <w:szCs w:val="24"/>
+        </w:rPr>
+        <w:t>;</w:t>
+      </w:r>
+      <w:r>
+        <w:rPr>
+          <w:rFonts w:ascii="DejaVu Sans" w:hAnsi="DejaVu Sans" w:cs="DejaVu Sans"/>
+          <w:sz w:val="24"/>
+          <w:szCs w:val="24"/>
+        </w:rPr>
+        <w:t xml:space="preserve">  //for simplicity, no private vars!</w:t>
+      </w:r>
+    </w:p>
+    <w:p>
+      <w:pPr>
+        <w:rPr>
+          <w:rFonts w:ascii="DejaVu Sans" w:hAnsi="DejaVu Sans" w:cs="DejaVu Sans"/>
+          <w:sz w:val="24"/>
+          <w:szCs w:val="24"/>
+        </w:rPr>
+      </w:pPr>
+      <w:r>
+        <w:rPr>
+          <w:rFonts w:ascii="DejaVu Sans" w:hAnsi="DejaVu Sans" w:cs="DejaVu Sans"/>
+          <w:sz w:val="24"/>
+          <w:szCs w:val="24"/>
+        </w:rPr>
+        <w:t>}</w:t>
+      </w:r>
+    </w:p>
+    <w:p>
+      <w:pPr>
+        <w:rPr>
+          <w:rFonts w:ascii="DejaVu Sans" w:hAnsi="DejaVu Sans" w:cs="DejaVu Sans"/>
+          <w:color w:val="FF0000"/>
+          <w:sz w:val="24"/>
+          <w:szCs w:val="24"/>
+        </w:rPr>
+      </w:pPr>
+      <w:r>
+        <w:rPr>
+          <w:rFonts w:ascii="DejaVu Sans" w:hAnsi="DejaVu Sans" w:cs="DejaVu Sans"/>
+          <w:sz w:val="24"/>
+          <w:szCs w:val="24"/>
+        </w:rPr>
+        <w:lastRenderedPageBreak/>
+        <w:t>Create an array of 3000 Students called roster</w:t>
+      </w:r>
+      <w:r>
+        <w:rPr>
+          <w:rFonts w:ascii="DejaVu Sans" w:hAnsi="DejaVu Sans" w:cs="DejaVu Sans"/>
+          <w:sz w:val="24"/>
+          <w:szCs w:val="24"/>
+        </w:rPr>
+        <w:t xml:space="preserve"> (loop through and make 3000 objects</w:t>
+      </w:r>
       <w:proofErr w:type="gramStart"/>
       <w:r>
         <w:rPr>
@@ -5900,6 +6077,248 @@
           <w:sz w:val="24"/>
           <w:szCs w:val="24"/>
         </w:rPr>
+        <w:t>)</w:t>
+      </w:r>
+      <w:proofErr w:type="gramEnd"/>
+      <w:r>
+        <w:rPr>
+          <w:rFonts w:ascii="Constantia" w:hAnsi="Constantia"/>
+          <w:sz w:val="24"/>
+          <w:szCs w:val="24"/>
+        </w:rPr>
+        <w:br/>
+      </w:r>
+      <w:r>
+        <w:rPr>
+          <w:rFonts w:ascii="DejaVu Sans" w:hAnsi="DejaVu Sans" w:cs="DejaVu Sans"/>
+          <w:color w:val="FF0000"/>
+          <w:sz w:val="24"/>
+          <w:szCs w:val="24"/>
+        </w:rPr>
+        <w:t>Student [ ] roster = new Student[3000];</w:t>
+      </w:r>
+    </w:p>
+    <w:p>
+      <w:pPr>
+        <w:rPr>
+          <w:rFonts w:ascii="DejaVu Sans" w:hAnsi="DejaVu Sans" w:cs="DejaVu Sans"/>
+          <w:color w:val="FF0000"/>
+          <w:sz w:val="24"/>
+          <w:szCs w:val="24"/>
+        </w:rPr>
+      </w:pPr>
+      <w:proofErr w:type="gramStart"/>
+      <w:r>
+        <w:rPr>
+          <w:rFonts w:ascii="DejaVu Sans" w:hAnsi="DejaVu Sans" w:cs="DejaVu Sans"/>
+          <w:color w:val="FF0000"/>
+          <w:sz w:val="24"/>
+          <w:szCs w:val="24"/>
+        </w:rPr>
+        <w:t>for(</w:t>
+      </w:r>
+      <w:proofErr w:type="spellStart"/>
+      <w:proofErr w:type="gramEnd"/>
+      <w:r>
+        <w:rPr>
+          <w:rFonts w:ascii="DejaVu Sans" w:hAnsi="DejaVu Sans" w:cs="DejaVu Sans"/>
+          <w:color w:val="FF0000"/>
+          <w:sz w:val="24"/>
+          <w:szCs w:val="24"/>
+        </w:rPr>
+        <w:t>int</w:t>
+      </w:r>
+      <w:proofErr w:type="spellEnd"/>
+      <w:r>
+        <w:rPr>
+          <w:rFonts w:ascii="DejaVu Sans" w:hAnsi="DejaVu Sans" w:cs="DejaVu Sans"/>
+          <w:color w:val="FF0000"/>
+          <w:sz w:val="24"/>
+          <w:szCs w:val="24"/>
+        </w:rPr>
+        <w:t xml:space="preserve"> </w:t>
+      </w:r>
+      <w:proofErr w:type="spellStart"/>
+      <w:r>
+        <w:rPr>
+          <w:rFonts w:ascii="DejaVu Sans" w:hAnsi="DejaVu Sans" w:cs="DejaVu Sans"/>
+          <w:color w:val="FF0000"/>
+          <w:sz w:val="24"/>
+          <w:szCs w:val="24"/>
+        </w:rPr>
+        <w:t>i</w:t>
+      </w:r>
+      <w:proofErr w:type="spellEnd"/>
+      <w:r>
+        <w:rPr>
+          <w:rFonts w:ascii="DejaVu Sans" w:hAnsi="DejaVu Sans" w:cs="DejaVu Sans"/>
+          <w:color w:val="FF0000"/>
+          <w:sz w:val="24"/>
+          <w:szCs w:val="24"/>
+        </w:rPr>
+        <w:t xml:space="preserve"> =0; </w:t>
+      </w:r>
+      <w:proofErr w:type="spellStart"/>
+      <w:r>
+        <w:rPr>
+          <w:rFonts w:ascii="DejaVu Sans" w:hAnsi="DejaVu Sans" w:cs="DejaVu Sans"/>
+          <w:color w:val="FF0000"/>
+          <w:sz w:val="24"/>
+          <w:szCs w:val="24"/>
+        </w:rPr>
+        <w:t>i</w:t>
+      </w:r>
+      <w:proofErr w:type="spellEnd"/>
+      <w:r>
+        <w:rPr>
+          <w:rFonts w:ascii="DejaVu Sans" w:hAnsi="DejaVu Sans" w:cs="DejaVu Sans"/>
+          <w:color w:val="FF0000"/>
+          <w:sz w:val="24"/>
+          <w:szCs w:val="24"/>
+        </w:rPr>
+        <w:t xml:space="preserve"> &lt; </w:t>
+      </w:r>
+      <w:proofErr w:type="spellStart"/>
+      <w:r>
+        <w:rPr>
+          <w:rFonts w:ascii="DejaVu Sans" w:hAnsi="DejaVu Sans" w:cs="DejaVu Sans"/>
+          <w:color w:val="FF0000"/>
+          <w:sz w:val="24"/>
+          <w:szCs w:val="24"/>
+        </w:rPr>
+        <w:t>roster.length</w:t>
+      </w:r>
+      <w:proofErr w:type="spellEnd"/>
+      <w:r>
+        <w:rPr>
+          <w:rFonts w:ascii="DejaVu Sans" w:hAnsi="DejaVu Sans" w:cs="DejaVu Sans"/>
+          <w:color w:val="FF0000"/>
+          <w:sz w:val="24"/>
+          <w:szCs w:val="24"/>
+        </w:rPr>
+        <w:t xml:space="preserve">; </w:t>
+      </w:r>
+      <w:proofErr w:type="spellStart"/>
+      <w:r>
+        <w:rPr>
+          <w:rFonts w:ascii="DejaVu Sans" w:hAnsi="DejaVu Sans" w:cs="DejaVu Sans"/>
+          <w:color w:val="FF0000"/>
+          <w:sz w:val="24"/>
+          <w:szCs w:val="24"/>
+        </w:rPr>
+        <w:t>i</w:t>
+      </w:r>
+      <w:proofErr w:type="spellEnd"/>
+      <w:r>
+        <w:rPr>
+          <w:rFonts w:ascii="DejaVu Sans" w:hAnsi="DejaVu Sans" w:cs="DejaVu Sans"/>
+          <w:color w:val="FF0000"/>
+          <w:sz w:val="24"/>
+          <w:szCs w:val="24"/>
+        </w:rPr>
+        <w:t>++)</w:t>
+      </w:r>
+    </w:p>
+    <w:p>
+      <w:pPr>
+        <w:rPr>
+          <w:rFonts w:ascii="DejaVu Sans" w:hAnsi="DejaVu Sans" w:cs="DejaVu Sans"/>
+          <w:color w:val="FF0000"/>
+          <w:sz w:val="24"/>
+          <w:szCs w:val="24"/>
+        </w:rPr>
+      </w:pPr>
+      <w:proofErr w:type="gramStart"/>
+      <w:r>
+        <w:rPr>
+          <w:rFonts w:ascii="DejaVu Sans" w:hAnsi="DejaVu Sans" w:cs="DejaVu Sans"/>
+          <w:color w:val="FF0000"/>
+          <w:sz w:val="24"/>
+          <w:szCs w:val="24"/>
+        </w:rPr>
+        <w:t>roster[</w:t>
+      </w:r>
+      <w:proofErr w:type="spellStart"/>
+      <w:proofErr w:type="gramEnd"/>
+      <w:r>
+        <w:rPr>
+          <w:rFonts w:ascii="DejaVu Sans" w:hAnsi="DejaVu Sans" w:cs="DejaVu Sans"/>
+          <w:color w:val="FF0000"/>
+          <w:sz w:val="24"/>
+          <w:szCs w:val="24"/>
+        </w:rPr>
+        <w:t>i</w:t>
+      </w:r>
+      <w:proofErr w:type="spellEnd"/>
+      <w:r>
+        <w:rPr>
+          <w:rFonts w:ascii="DejaVu Sans" w:hAnsi="DejaVu Sans" w:cs="DejaVu Sans"/>
+          <w:color w:val="FF0000"/>
+          <w:sz w:val="24"/>
+          <w:szCs w:val="24"/>
+        </w:rPr>
+        <w:t>] = new Student();</w:t>
+      </w:r>
+    </w:p>
+    <w:p>
+      <w:pPr>
+        <w:spacing w:after="0"/>
+        <w:rPr>
+          <w:rFonts w:ascii="Constantia" w:hAnsi="Constantia"/>
+          <w:sz w:val="24"/>
+          <w:szCs w:val="24"/>
+        </w:rPr>
+      </w:pPr>
+    </w:p>
+    <w:p>
+      <w:pPr>
+        <w:rPr>
+          <w:rFonts w:ascii="DejaVu Sans" w:hAnsi="DejaVu Sans" w:cs="DejaVu Sans"/>
+          <w:sz w:val="24"/>
+          <w:szCs w:val="24"/>
+        </w:rPr>
+      </w:pPr>
+      <w:r>
+        <w:rPr>
+          <w:rFonts w:ascii="DejaVu Sans" w:hAnsi="DejaVu Sans" w:cs="DejaVu Sans"/>
+          <w:sz w:val="24"/>
+          <w:szCs w:val="24"/>
+        </w:rPr>
+        <w:t>Set the third student’s name to “Chester”</w:t>
+      </w:r>
+      <w:r>
+        <w:rPr>
+          <w:rFonts w:ascii="DejaVu Sans" w:hAnsi="DejaVu Sans" w:cs="DejaVu Sans"/>
+          <w:sz w:val="24"/>
+          <w:szCs w:val="24"/>
+        </w:rPr>
+        <w:t xml:space="preserve">, </w:t>
+      </w:r>
+      <w:proofErr w:type="spellStart"/>
+      <w:r>
+        <w:rPr>
+          <w:rFonts w:ascii="DejaVu Sans" w:hAnsi="DejaVu Sans" w:cs="DejaVu Sans"/>
+          <w:sz w:val="24"/>
+          <w:szCs w:val="24"/>
+        </w:rPr>
+        <w:t>numQuizzes</w:t>
+      </w:r>
+      <w:proofErr w:type="spellEnd"/>
+      <w:r>
+        <w:rPr>
+          <w:rFonts w:ascii="DejaVu Sans" w:hAnsi="DejaVu Sans" w:cs="DejaVu Sans"/>
+          <w:sz w:val="24"/>
+          <w:szCs w:val="24"/>
+        </w:rPr>
+        <w:t xml:space="preserve"> to 3 and </w:t>
+      </w:r>
+      <w:proofErr w:type="spellStart"/>
+      <w:r>
+        <w:rPr>
+          <w:rFonts w:ascii="DejaVu Sans" w:hAnsi="DejaVu Sans" w:cs="DejaVu Sans"/>
+          <w:sz w:val="24"/>
+          <w:szCs w:val="24"/>
+        </w:rPr>
         <w:t>numPoints</w:t>
       </w:r>
       <w:proofErr w:type="spellEnd"/>
@@ -5909,85 +6328,335 @@
           <w:sz w:val="24"/>
           <w:szCs w:val="24"/>
         </w:rPr>
-        <w:t>;</w:t>
-      </w:r>
-      <w:r>
-        <w:rPr>
-          <w:rFonts w:ascii="DejaVu Sans" w:hAnsi="DejaVu Sans" w:cs="DejaVu Sans"/>
-          <w:sz w:val="24"/>
-          <w:szCs w:val="24"/>
-        </w:rPr>
-        <w:t xml:space="preserve">  /</w:t>
+        <w:t xml:space="preserve"> to 297</w:t>
+      </w:r>
+    </w:p>
+    <w:p>
+      <w:pPr>
+        <w:rPr>
+          <w:rFonts w:ascii="DejaVu Sans" w:hAnsi="DejaVu Sans" w:cs="DejaVu Sans"/>
+          <w:color w:val="FF0000"/>
+          <w:sz w:val="24"/>
+          <w:szCs w:val="24"/>
+        </w:rPr>
+      </w:pPr>
+      <w:proofErr w:type="gramStart"/>
+      <w:r>
+        <w:rPr>
+          <w:rFonts w:ascii="DejaVu Sans" w:hAnsi="DejaVu Sans" w:cs="DejaVu Sans"/>
+          <w:color w:val="FF0000"/>
+          <w:sz w:val="24"/>
+          <w:szCs w:val="24"/>
+        </w:rPr>
+        <w:t>roster[</w:t>
       </w:r>
       <w:proofErr w:type="gramEnd"/>
       <w:r>
         <w:rPr>
           <w:rFonts w:ascii="DejaVu Sans" w:hAnsi="DejaVu Sans" w:cs="DejaVu Sans"/>
-          <w:sz w:val="24"/>
-          <w:szCs w:val="24"/>
-        </w:rPr>
-        <w:t>/for simplicity, no private vars!</w:t>
-      </w:r>
-    </w:p>
-    <w:p>
-      <w:pPr>
-        <w:rPr>
-          <w:rFonts w:ascii="DejaVu Sans" w:hAnsi="DejaVu Sans" w:cs="DejaVu Sans"/>
-          <w:sz w:val="24"/>
-          <w:szCs w:val="24"/>
-        </w:rPr>
-      </w:pPr>
-      <w:r>
-        <w:rPr>
-          <w:rFonts w:ascii="DejaVu Sans" w:hAnsi="DejaVu Sans" w:cs="DejaVu Sans"/>
-          <w:sz w:val="24"/>
-          <w:szCs w:val="24"/>
-        </w:rPr>
-        <w:t>}</w:t>
-      </w:r>
-    </w:p>
-    <w:p>
-      <w:pPr>
-        <w:rPr>
-          <w:rFonts w:ascii="DejaVu Sans" w:hAnsi="DejaVu Sans" w:cs="DejaVu Sans"/>
-          <w:color w:val="FF0000"/>
-          <w:sz w:val="24"/>
-          <w:szCs w:val="24"/>
-        </w:rPr>
-      </w:pPr>
-      <w:r>
-        <w:rPr>
-          <w:rFonts w:ascii="DejaVu Sans" w:hAnsi="DejaVu Sans" w:cs="DejaVu Sans"/>
-          <w:sz w:val="24"/>
-          <w:szCs w:val="24"/>
-        </w:rPr>
-        <w:t>Create an array of 3000 Students called roster</w:t>
-      </w:r>
-      <w:r>
-        <w:rPr>
-          <w:rFonts w:ascii="DejaVu Sans" w:hAnsi="DejaVu Sans" w:cs="DejaVu Sans"/>
-          <w:sz w:val="24"/>
-          <w:szCs w:val="24"/>
-        </w:rPr>
-        <w:t xml:space="preserve"> (loop through and make 3000 objects)</w:t>
-      </w:r>
-      <w:r>
+          <w:color w:val="FF0000"/>
+          <w:sz w:val="24"/>
+          <w:szCs w:val="24"/>
+        </w:rPr>
+        <w:t>2].name = “Chester”;</w:t>
+      </w:r>
+    </w:p>
+    <w:p>
+      <w:pPr>
+        <w:rPr>
+          <w:rFonts w:ascii="DejaVu Sans" w:hAnsi="DejaVu Sans" w:cs="DejaVu Sans"/>
+          <w:color w:val="FF0000"/>
+          <w:sz w:val="24"/>
+          <w:szCs w:val="24"/>
+        </w:rPr>
+      </w:pPr>
+      <w:proofErr w:type="gramStart"/>
+      <w:r>
+        <w:rPr>
+          <w:rFonts w:ascii="DejaVu Sans" w:hAnsi="DejaVu Sans" w:cs="DejaVu Sans"/>
+          <w:color w:val="FF0000"/>
+          <w:sz w:val="24"/>
+          <w:szCs w:val="24"/>
+        </w:rPr>
+        <w:t>roster[</w:t>
+      </w:r>
+      <w:proofErr w:type="gramEnd"/>
+      <w:r>
+        <w:rPr>
+          <w:rFonts w:ascii="DejaVu Sans" w:hAnsi="DejaVu Sans" w:cs="DejaVu Sans"/>
+          <w:color w:val="FF0000"/>
+          <w:sz w:val="24"/>
+          <w:szCs w:val="24"/>
+        </w:rPr>
+        <w:t>2].</w:t>
+      </w:r>
+      <w:proofErr w:type="spellStart"/>
+      <w:r>
+        <w:rPr>
+          <w:rFonts w:ascii="DejaVu Sans" w:hAnsi="DejaVu Sans" w:cs="DejaVu Sans"/>
+          <w:color w:val="FF0000"/>
+          <w:sz w:val="24"/>
+          <w:szCs w:val="24"/>
+        </w:rPr>
+        <w:t>numQuizzes</w:t>
+      </w:r>
+      <w:proofErr w:type="spellEnd"/>
+      <w:r>
+        <w:rPr>
+          <w:rFonts w:ascii="DejaVu Sans" w:hAnsi="DejaVu Sans" w:cs="DejaVu Sans"/>
+          <w:color w:val="FF0000"/>
+          <w:sz w:val="24"/>
+          <w:szCs w:val="24"/>
+        </w:rPr>
+        <w:t xml:space="preserve"> = 3;</w:t>
+      </w:r>
+    </w:p>
+    <w:p>
+      <w:pPr>
+        <w:rPr>
+          <w:rFonts w:ascii="DejaVu Sans" w:hAnsi="DejaVu Sans" w:cs="DejaVu Sans"/>
+          <w:color w:val="FF0000"/>
+          <w:sz w:val="24"/>
+          <w:szCs w:val="24"/>
+        </w:rPr>
+      </w:pPr>
+      <w:proofErr w:type="gramStart"/>
+      <w:r>
+        <w:rPr>
+          <w:rFonts w:ascii="DejaVu Sans" w:hAnsi="DejaVu Sans" w:cs="DejaVu Sans"/>
+          <w:color w:val="FF0000"/>
+          <w:sz w:val="24"/>
+          <w:szCs w:val="24"/>
+        </w:rPr>
+        <w:t>roster[</w:t>
+      </w:r>
+      <w:proofErr w:type="gramEnd"/>
+      <w:r>
+        <w:rPr>
+          <w:rFonts w:ascii="DejaVu Sans" w:hAnsi="DejaVu Sans" w:cs="DejaVu Sans"/>
+          <w:color w:val="FF0000"/>
+          <w:sz w:val="24"/>
+          <w:szCs w:val="24"/>
+        </w:rPr>
+        <w:t>2].</w:t>
+      </w:r>
+      <w:proofErr w:type="spellStart"/>
+      <w:r>
+        <w:rPr>
+          <w:rFonts w:ascii="DejaVu Sans" w:hAnsi="DejaVu Sans" w:cs="DejaVu Sans"/>
+          <w:color w:val="FF0000"/>
+          <w:sz w:val="24"/>
+          <w:szCs w:val="24"/>
+        </w:rPr>
+        <w:t>numPoints</w:t>
+      </w:r>
+      <w:proofErr w:type="spellEnd"/>
+      <w:r>
+        <w:rPr>
+          <w:rFonts w:ascii="DejaVu Sans" w:hAnsi="DejaVu Sans" w:cs="DejaVu Sans"/>
+          <w:color w:val="FF0000"/>
+          <w:sz w:val="24"/>
+          <w:szCs w:val="24"/>
+        </w:rPr>
+        <w:t xml:space="preserve"> = 297;</w:t>
+      </w:r>
+    </w:p>
+    <w:p>
+      <w:pPr>
+        <w:rPr>
+          <w:rFonts w:ascii="DejaVu Sans" w:hAnsi="DejaVu Sans" w:cs="DejaVu Sans"/>
+          <w:sz w:val="24"/>
+          <w:szCs w:val="24"/>
+        </w:rPr>
+      </w:pPr>
+      <w:r>
+        <w:rPr>
+          <w:rFonts w:ascii="DejaVu Sans" w:hAnsi="DejaVu Sans" w:cs="DejaVu Sans"/>
+          <w:sz w:val="24"/>
+          <w:szCs w:val="24"/>
+        </w:rPr>
+        <w:t>Writing a method that returns an array</w:t>
+      </w:r>
+    </w:p>
+    <w:p>
+      <w:pPr>
+        <w:rPr>
+          <w:rFonts w:ascii="DejaVu Sans" w:hAnsi="DejaVu Sans" w:cs="DejaVu Sans"/>
+          <w:sz w:val="24"/>
+          <w:szCs w:val="24"/>
+        </w:rPr>
+      </w:pPr>
+      <w:r>
+        <w:rPr>
+          <w:rFonts w:ascii="DejaVu Sans" w:hAnsi="DejaVu Sans" w:cs="DejaVu Sans"/>
+          <w:sz w:val="24"/>
+          <w:szCs w:val="24"/>
+        </w:rPr>
+        <w:t>Write a method that returns an array of Strings and takes a String as a parameter that will break the parameter into its individual letters.</w:t>
+      </w:r>
+    </w:p>
+    <w:p>
+      <w:pPr>
+        <w:rPr>
+          <w:rFonts w:ascii="DejaVu Sans" w:hAnsi="DejaVu Sans" w:cs="DejaVu Sans"/>
+          <w:sz w:val="24"/>
+          <w:szCs w:val="24"/>
+        </w:rPr>
+      </w:pPr>
+      <w:r>
+        <w:rPr>
+          <w:rFonts w:ascii="DejaVu Sans" w:hAnsi="DejaVu Sans" w:cs="DejaVu Sans"/>
+          <w:sz w:val="24"/>
+          <w:szCs w:val="24"/>
+        </w:rPr>
+        <w:t>For example</w:t>
+      </w:r>
+    </w:p>
+    <w:p>
+      <w:pPr>
+        <w:rPr>
+          <w:rFonts w:ascii="DejaVu Sans" w:hAnsi="DejaVu Sans" w:cs="DejaVu Sans"/>
+          <w:sz w:val="24"/>
+          <w:szCs w:val="24"/>
+        </w:rPr>
+      </w:pPr>
+      <w:r>
+        <w:rPr>
+          <w:rFonts w:ascii="DejaVu Sans" w:hAnsi="DejaVu Sans" w:cs="DejaVu Sans"/>
+          <w:sz w:val="24"/>
+          <w:szCs w:val="24"/>
+        </w:rPr>
+        <w:t xml:space="preserve">String </w:t>
+      </w:r>
+      <w:r>
+        <w:rPr>
+          <w:rFonts w:ascii="DejaVu Sans" w:hAnsi="DejaVu Sans" w:cs="DejaVu Sans"/>
+          <w:sz w:val="24"/>
+          <w:szCs w:val="24"/>
+        </w:rPr>
+        <w:t xml:space="preserve">[] </w:t>
+      </w:r>
+      <w:r>
+        <w:rPr>
+          <w:rFonts w:ascii="DejaVu Sans" w:hAnsi="DejaVu Sans" w:cs="DejaVu Sans"/>
+          <w:sz w:val="24"/>
+          <w:szCs w:val="24"/>
+        </w:rPr>
+        <w:t xml:space="preserve">x = </w:t>
+      </w:r>
+      <w:proofErr w:type="spellStart"/>
+      <w:r>
+        <w:rPr>
+          <w:rFonts w:ascii="DejaVu Sans" w:hAnsi="DejaVu Sans" w:cs="DejaVu Sans"/>
+          <w:sz w:val="24"/>
+          <w:szCs w:val="24"/>
+        </w:rPr>
+        <w:t>convertToLetters</w:t>
+      </w:r>
+      <w:proofErr w:type="spellEnd"/>
+      <w:r>
+        <w:rPr>
+          <w:rFonts w:ascii="DejaVu Sans" w:hAnsi="DejaVu Sans" w:cs="DejaVu Sans"/>
+          <w:sz w:val="24"/>
+          <w:szCs w:val="24"/>
+        </w:rPr>
+        <w:t>(“Bob”);</w:t>
+      </w:r>
+    </w:p>
+    <w:p>
+      <w:pPr>
+        <w:rPr>
+          <w:rFonts w:ascii="DejaVu Sans" w:hAnsi="DejaVu Sans" w:cs="DejaVu Sans"/>
+          <w:sz w:val="24"/>
+          <w:szCs w:val="24"/>
+        </w:rPr>
+      </w:pPr>
+      <w:r>
+        <w:rPr>
+          <w:rFonts w:ascii="DejaVu Sans" w:hAnsi="DejaVu Sans" w:cs="DejaVu Sans"/>
+          <w:sz w:val="24"/>
+          <w:szCs w:val="24"/>
+        </w:rPr>
+        <w:t>should return</w:t>
+      </w:r>
+    </w:p>
+    <w:p>
+      <w:pPr>
+        <w:rPr>
+          <w:rFonts w:ascii="DejaVu Sans" w:hAnsi="DejaVu Sans" w:cs="DejaVu Sans"/>
+          <w:sz w:val="24"/>
+          <w:szCs w:val="24"/>
+        </w:rPr>
+      </w:pPr>
+      <w:r>
+        <w:rPr>
+          <w:rFonts w:ascii="DejaVu Sans" w:hAnsi="DejaVu Sans" w:cs="DejaVu Sans"/>
+          <w:sz w:val="24"/>
+          <w:szCs w:val="24"/>
+        </w:rPr>
+        <w:t>[0] “B”</w:t>
+      </w:r>
+    </w:p>
+    <w:p>
+      <w:pPr>
+        <w:rPr>
+          <w:rFonts w:ascii="DejaVu Sans" w:hAnsi="DejaVu Sans" w:cs="DejaVu Sans"/>
+          <w:sz w:val="24"/>
+          <w:szCs w:val="24"/>
+        </w:rPr>
+      </w:pPr>
+      <w:r>
+        <w:rPr>
+          <w:rFonts w:ascii="DejaVu Sans" w:hAnsi="DejaVu Sans" w:cs="DejaVu Sans"/>
+          <w:sz w:val="24"/>
+          <w:szCs w:val="24"/>
+        </w:rPr>
+        <w:t>[1] “o”</w:t>
+      </w:r>
+    </w:p>
+    <w:p>
+      <w:pPr>
         <w:rPr>
           <w:rFonts w:ascii="Constantia" w:hAnsi="Constantia"/>
           <w:sz w:val="24"/>
           <w:szCs w:val="24"/>
         </w:rPr>
-        <w:br/>
-      </w:r>
-      <w:r>
-        <w:rPr>
-          <w:rFonts w:ascii="DejaVu Sans" w:hAnsi="DejaVu Sans" w:cs="DejaVu Sans"/>
-          <w:color w:val="FF0000"/>
-          <w:sz w:val="24"/>
-          <w:szCs w:val="24"/>
-        </w:rPr>
-        <w:t xml:space="preserve">Student </w:t>
-      </w:r>
+      </w:pPr>
+      <w:r>
+        <w:rPr>
+          <w:rFonts w:ascii="DejaVu Sans" w:hAnsi="DejaVu Sans" w:cs="DejaVu Sans"/>
+          <w:sz w:val="24"/>
+          <w:szCs w:val="24"/>
+        </w:rPr>
+        <w:t>[2] “b</w:t>
+      </w:r>
+      <w:r>
+        <w:rPr>
+          <w:rFonts w:ascii="Constantia" w:hAnsi="Constantia"/>
+          <w:sz w:val="24"/>
+          <w:szCs w:val="24"/>
+        </w:rPr>
+        <w:t>”</w:t>
+      </w:r>
+    </w:p>
+    <w:p>
+      <w:pPr>
+        <w:rPr>
+          <w:rFonts w:ascii="Constantia" w:hAnsi="Constantia"/>
+          <w:sz w:val="24"/>
+          <w:szCs w:val="24"/>
+        </w:rPr>
+      </w:pPr>
+    </w:p>
+    <w:p>
+      <w:pPr>
+        <w:rPr>
+          <w:rFonts w:ascii="DejaVu Sans" w:hAnsi="DejaVu Sans" w:cs="DejaVu Sans"/>
+          <w:color w:val="FF0000"/>
+          <w:sz w:val="24"/>
+          <w:szCs w:val="24"/>
+        </w:rPr>
+      </w:pPr>
       <w:proofErr w:type="gramStart"/>
       <w:r>
         <w:rPr>
@@ -5996,7 +6665,7 @@
           <w:sz w:val="24"/>
           <w:szCs w:val="24"/>
         </w:rPr>
-        <w:t>[ ]</w:t>
+        <w:t>public</w:t>
       </w:r>
       <w:proofErr w:type="gramEnd"/>
       <w:r>
@@ -6006,466 +6675,13 @@
           <w:sz w:val="24"/>
           <w:szCs w:val="24"/>
         </w:rPr>
-        <w:t xml:space="preserve"> roster = new Student[3000];</w:t>
-      </w:r>
-    </w:p>
-    <w:p>
-      <w:pPr>
-        <w:rPr>
-          <w:rFonts w:ascii="DejaVu Sans" w:hAnsi="DejaVu Sans" w:cs="DejaVu Sans"/>
-          <w:color w:val="FF0000"/>
-          <w:sz w:val="24"/>
-          <w:szCs w:val="24"/>
-        </w:rPr>
-      </w:pPr>
-      <w:proofErr w:type="gramStart"/>
-      <w:r>
-        <w:rPr>
-          <w:rFonts w:ascii="DejaVu Sans" w:hAnsi="DejaVu Sans" w:cs="DejaVu Sans"/>
-          <w:color w:val="FF0000"/>
-          <w:sz w:val="24"/>
-          <w:szCs w:val="24"/>
-        </w:rPr>
-        <w:t>for(</w:t>
-      </w:r>
-      <w:proofErr w:type="gramEnd"/>
-      <w:r>
-        <w:rPr>
-          <w:rFonts w:ascii="DejaVu Sans" w:hAnsi="DejaVu Sans" w:cs="DejaVu Sans"/>
-          <w:color w:val="FF0000"/>
-          <w:sz w:val="24"/>
-          <w:szCs w:val="24"/>
-        </w:rPr>
-        <w:t xml:space="preserve">int </w:t>
-      </w:r>
-      <w:proofErr w:type="spellStart"/>
-      <w:r>
-        <w:rPr>
-          <w:rFonts w:ascii="DejaVu Sans" w:hAnsi="DejaVu Sans" w:cs="DejaVu Sans"/>
-          <w:color w:val="FF0000"/>
-          <w:sz w:val="24"/>
-          <w:szCs w:val="24"/>
-        </w:rPr>
-        <w:t>i</w:t>
-      </w:r>
-      <w:proofErr w:type="spellEnd"/>
-      <w:r>
-        <w:rPr>
-          <w:rFonts w:ascii="DejaVu Sans" w:hAnsi="DejaVu Sans" w:cs="DejaVu Sans"/>
-          <w:color w:val="FF0000"/>
-          <w:sz w:val="24"/>
-          <w:szCs w:val="24"/>
-        </w:rPr>
-        <w:t xml:space="preserve"> =0; </w:t>
-      </w:r>
-      <w:proofErr w:type="spellStart"/>
-      <w:r>
-        <w:rPr>
-          <w:rFonts w:ascii="DejaVu Sans" w:hAnsi="DejaVu Sans" w:cs="DejaVu Sans"/>
-          <w:color w:val="FF0000"/>
-          <w:sz w:val="24"/>
-          <w:szCs w:val="24"/>
-        </w:rPr>
-        <w:t>i</w:t>
-      </w:r>
-      <w:proofErr w:type="spellEnd"/>
-      <w:r>
-        <w:rPr>
-          <w:rFonts w:ascii="DejaVu Sans" w:hAnsi="DejaVu Sans" w:cs="DejaVu Sans"/>
-          <w:color w:val="FF0000"/>
-          <w:sz w:val="24"/>
-          <w:szCs w:val="24"/>
-        </w:rPr>
-        <w:t xml:space="preserve"> &lt; </w:t>
-      </w:r>
-      <w:proofErr w:type="spellStart"/>
-      <w:r>
-        <w:rPr>
-          <w:rFonts w:ascii="DejaVu Sans" w:hAnsi="DejaVu Sans" w:cs="DejaVu Sans"/>
-          <w:color w:val="FF0000"/>
-          <w:sz w:val="24"/>
-          <w:szCs w:val="24"/>
-        </w:rPr>
-        <w:t>roster.length</w:t>
-      </w:r>
-      <w:proofErr w:type="spellEnd"/>
-      <w:r>
-        <w:rPr>
-          <w:rFonts w:ascii="DejaVu Sans" w:hAnsi="DejaVu Sans" w:cs="DejaVu Sans"/>
-          <w:color w:val="FF0000"/>
-          <w:sz w:val="24"/>
-          <w:szCs w:val="24"/>
-        </w:rPr>
-        <w:t xml:space="preserve">; </w:t>
-      </w:r>
-      <w:proofErr w:type="spellStart"/>
-      <w:r>
-        <w:rPr>
-          <w:rFonts w:ascii="DejaVu Sans" w:hAnsi="DejaVu Sans" w:cs="DejaVu Sans"/>
-          <w:color w:val="FF0000"/>
-          <w:sz w:val="24"/>
-          <w:szCs w:val="24"/>
-        </w:rPr>
-        <w:t>i</w:t>
-      </w:r>
-      <w:proofErr w:type="spellEnd"/>
-      <w:r>
-        <w:rPr>
-          <w:rFonts w:ascii="DejaVu Sans" w:hAnsi="DejaVu Sans" w:cs="DejaVu Sans"/>
-          <w:color w:val="FF0000"/>
-          <w:sz w:val="24"/>
-          <w:szCs w:val="24"/>
-        </w:rPr>
-        <w:t>++)</w:t>
-      </w:r>
-    </w:p>
-    <w:p>
-      <w:pPr>
-        <w:rPr>
-          <w:rFonts w:ascii="DejaVu Sans" w:hAnsi="DejaVu Sans" w:cs="DejaVu Sans"/>
-          <w:color w:val="FF0000"/>
-          <w:sz w:val="24"/>
-          <w:szCs w:val="24"/>
-        </w:rPr>
-      </w:pPr>
-      <w:r>
-        <w:rPr>
-          <w:rFonts w:ascii="DejaVu Sans" w:hAnsi="DejaVu Sans" w:cs="DejaVu Sans"/>
-          <w:color w:val="FF0000"/>
-          <w:sz w:val="24"/>
-          <w:szCs w:val="24"/>
-        </w:rPr>
-        <w:t>roster[</w:t>
-      </w:r>
-      <w:proofErr w:type="spellStart"/>
-      <w:r>
-        <w:rPr>
-          <w:rFonts w:ascii="DejaVu Sans" w:hAnsi="DejaVu Sans" w:cs="DejaVu Sans"/>
-          <w:color w:val="FF0000"/>
-          <w:sz w:val="24"/>
-          <w:szCs w:val="24"/>
-        </w:rPr>
-        <w:t>i</w:t>
-      </w:r>
-      <w:proofErr w:type="spellEnd"/>
-      <w:r>
-        <w:rPr>
-          <w:rFonts w:ascii="DejaVu Sans" w:hAnsi="DejaVu Sans" w:cs="DejaVu Sans"/>
-          <w:color w:val="FF0000"/>
-          <w:sz w:val="24"/>
-          <w:szCs w:val="24"/>
-        </w:rPr>
-        <w:t xml:space="preserve">] = new </w:t>
-      </w:r>
-      <w:proofErr w:type="gramStart"/>
-      <w:r>
-        <w:rPr>
-          <w:rFonts w:ascii="DejaVu Sans" w:hAnsi="DejaVu Sans" w:cs="DejaVu Sans"/>
-          <w:color w:val="FF0000"/>
-          <w:sz w:val="24"/>
-          <w:szCs w:val="24"/>
-        </w:rPr>
-        <w:t>Student(</w:t>
-      </w:r>
-      <w:proofErr w:type="gramEnd"/>
-      <w:r>
-        <w:rPr>
-          <w:rFonts w:ascii="DejaVu Sans" w:hAnsi="DejaVu Sans" w:cs="DejaVu Sans"/>
-          <w:color w:val="FF0000"/>
-          <w:sz w:val="24"/>
-          <w:szCs w:val="24"/>
-        </w:rPr>
-        <w:t>);</w:t>
-      </w:r>
-    </w:p>
-    <w:p>
-      <w:pPr>
-        <w:spacing w:after="0"/>
-        <w:rPr>
-          <w:rFonts w:ascii="Constantia" w:hAnsi="Constantia"/>
-          <w:sz w:val="24"/>
-          <w:szCs w:val="24"/>
-        </w:rPr>
-      </w:pPr>
-    </w:p>
-    <w:p>
-      <w:pPr>
-        <w:rPr>
-          <w:rFonts w:ascii="DejaVu Sans" w:hAnsi="DejaVu Sans" w:cs="DejaVu Sans"/>
-          <w:sz w:val="24"/>
-          <w:szCs w:val="24"/>
-        </w:rPr>
-      </w:pPr>
-      <w:r>
-        <w:rPr>
-          <w:rFonts w:ascii="DejaVu Sans" w:hAnsi="DejaVu Sans" w:cs="DejaVu Sans"/>
-          <w:sz w:val="24"/>
-          <w:szCs w:val="24"/>
-        </w:rPr>
-        <w:t>Set the third student’s name to “Chester”</w:t>
-      </w:r>
-      <w:r>
-        <w:rPr>
-          <w:rFonts w:ascii="DejaVu Sans" w:hAnsi="DejaVu Sans" w:cs="DejaVu Sans"/>
-          <w:sz w:val="24"/>
-          <w:szCs w:val="24"/>
-        </w:rPr>
-        <w:t xml:space="preserve">, </w:t>
-      </w:r>
-      <w:proofErr w:type="spellStart"/>
-      <w:r>
-        <w:rPr>
-          <w:rFonts w:ascii="DejaVu Sans" w:hAnsi="DejaVu Sans" w:cs="DejaVu Sans"/>
-          <w:sz w:val="24"/>
-          <w:szCs w:val="24"/>
-        </w:rPr>
-        <w:t>numQuizzes</w:t>
-      </w:r>
-      <w:proofErr w:type="spellEnd"/>
-      <w:r>
-        <w:rPr>
-          <w:rFonts w:ascii="DejaVu Sans" w:hAnsi="DejaVu Sans" w:cs="DejaVu Sans"/>
-          <w:sz w:val="24"/>
-          <w:szCs w:val="24"/>
-        </w:rPr>
-        <w:t xml:space="preserve"> to 3 and </w:t>
-      </w:r>
-      <w:proofErr w:type="spellStart"/>
-      <w:r>
-        <w:rPr>
-          <w:rFonts w:ascii="DejaVu Sans" w:hAnsi="DejaVu Sans" w:cs="DejaVu Sans"/>
-          <w:sz w:val="24"/>
-          <w:szCs w:val="24"/>
-        </w:rPr>
-        <w:t>numPoints</w:t>
-      </w:r>
-      <w:proofErr w:type="spellEnd"/>
-      <w:r>
-        <w:rPr>
-          <w:rFonts w:ascii="DejaVu Sans" w:hAnsi="DejaVu Sans" w:cs="DejaVu Sans"/>
-          <w:sz w:val="24"/>
-          <w:szCs w:val="24"/>
-        </w:rPr>
-        <w:t xml:space="preserve"> to 297</w:t>
-      </w:r>
-    </w:p>
-    <w:p>
-      <w:pPr>
-        <w:rPr>
-          <w:rFonts w:ascii="DejaVu Sans" w:hAnsi="DejaVu Sans" w:cs="DejaVu Sans"/>
-          <w:color w:val="FF0000"/>
-          <w:sz w:val="24"/>
-          <w:szCs w:val="24"/>
-        </w:rPr>
-      </w:pPr>
-      <w:proofErr w:type="gramStart"/>
-      <w:r>
-        <w:rPr>
-          <w:rFonts w:ascii="DejaVu Sans" w:hAnsi="DejaVu Sans" w:cs="DejaVu Sans"/>
-          <w:color w:val="FF0000"/>
-          <w:sz w:val="24"/>
-          <w:szCs w:val="24"/>
-        </w:rPr>
-        <w:t>roster[</w:t>
-      </w:r>
-      <w:proofErr w:type="gramEnd"/>
-      <w:r>
-        <w:rPr>
-          <w:rFonts w:ascii="DejaVu Sans" w:hAnsi="DejaVu Sans" w:cs="DejaVu Sans"/>
-          <w:color w:val="FF0000"/>
-          <w:sz w:val="24"/>
-          <w:szCs w:val="24"/>
-        </w:rPr>
-        <w:t>2].name = “Chester”;</w:t>
-      </w:r>
-    </w:p>
-    <w:p>
-      <w:pPr>
-        <w:rPr>
-          <w:rFonts w:ascii="DejaVu Sans" w:hAnsi="DejaVu Sans" w:cs="DejaVu Sans"/>
-          <w:color w:val="FF0000"/>
-          <w:sz w:val="24"/>
-          <w:szCs w:val="24"/>
-        </w:rPr>
-      </w:pPr>
-      <w:proofErr w:type="gramStart"/>
-      <w:r>
-        <w:rPr>
-          <w:rFonts w:ascii="DejaVu Sans" w:hAnsi="DejaVu Sans" w:cs="DejaVu Sans"/>
-          <w:color w:val="FF0000"/>
-          <w:sz w:val="24"/>
-          <w:szCs w:val="24"/>
-        </w:rPr>
-        <w:t>roster[</w:t>
-      </w:r>
-      <w:proofErr w:type="gramEnd"/>
-      <w:r>
-        <w:rPr>
-          <w:rFonts w:ascii="DejaVu Sans" w:hAnsi="DejaVu Sans" w:cs="DejaVu Sans"/>
-          <w:color w:val="FF0000"/>
-          <w:sz w:val="24"/>
-          <w:szCs w:val="24"/>
-        </w:rPr>
-        <w:t>2].</w:t>
-      </w:r>
-      <w:proofErr w:type="spellStart"/>
-      <w:r>
-        <w:rPr>
-          <w:rFonts w:ascii="DejaVu Sans" w:hAnsi="DejaVu Sans" w:cs="DejaVu Sans"/>
-          <w:color w:val="FF0000"/>
-          <w:sz w:val="24"/>
-          <w:szCs w:val="24"/>
-        </w:rPr>
-        <w:t>numQuizzes</w:t>
-      </w:r>
-      <w:proofErr w:type="spellEnd"/>
-      <w:r>
-        <w:rPr>
-          <w:rFonts w:ascii="DejaVu Sans" w:hAnsi="DejaVu Sans" w:cs="DejaVu Sans"/>
-          <w:color w:val="FF0000"/>
-          <w:sz w:val="24"/>
-          <w:szCs w:val="24"/>
-        </w:rPr>
-        <w:t xml:space="preserve"> = 3;</w:t>
-      </w:r>
-    </w:p>
-    <w:p>
-      <w:pPr>
-        <w:rPr>
-          <w:rFonts w:ascii="DejaVu Sans" w:hAnsi="DejaVu Sans" w:cs="DejaVu Sans"/>
-          <w:color w:val="FF0000"/>
-          <w:sz w:val="24"/>
-          <w:szCs w:val="24"/>
-        </w:rPr>
-      </w:pPr>
-      <w:proofErr w:type="gramStart"/>
-      <w:r>
-        <w:rPr>
-          <w:rFonts w:ascii="DejaVu Sans" w:hAnsi="DejaVu Sans" w:cs="DejaVu Sans"/>
-          <w:color w:val="FF0000"/>
-          <w:sz w:val="24"/>
-          <w:szCs w:val="24"/>
-        </w:rPr>
-        <w:t>roster[</w:t>
-      </w:r>
-      <w:proofErr w:type="gramEnd"/>
-      <w:r>
-        <w:rPr>
-          <w:rFonts w:ascii="DejaVu Sans" w:hAnsi="DejaVu Sans" w:cs="DejaVu Sans"/>
-          <w:color w:val="FF0000"/>
-          <w:sz w:val="24"/>
-          <w:szCs w:val="24"/>
-        </w:rPr>
-        <w:t>2].</w:t>
-      </w:r>
-      <w:proofErr w:type="spellStart"/>
-      <w:r>
-        <w:rPr>
-          <w:rFonts w:ascii="DejaVu Sans" w:hAnsi="DejaVu Sans" w:cs="DejaVu Sans"/>
-          <w:color w:val="FF0000"/>
-          <w:sz w:val="24"/>
-          <w:szCs w:val="24"/>
-        </w:rPr>
-        <w:t>numPoints</w:t>
-      </w:r>
-      <w:proofErr w:type="spellEnd"/>
-      <w:r>
-        <w:rPr>
-          <w:rFonts w:ascii="DejaVu Sans" w:hAnsi="DejaVu Sans" w:cs="DejaVu Sans"/>
-          <w:color w:val="FF0000"/>
-          <w:sz w:val="24"/>
-          <w:szCs w:val="24"/>
-        </w:rPr>
-        <w:t xml:space="preserve"> = 297;</w:t>
-      </w:r>
-    </w:p>
-    <w:p>
-      <w:pPr>
-        <w:rPr>
-          <w:rFonts w:ascii="DejaVu Sans" w:hAnsi="DejaVu Sans" w:cs="DejaVu Sans"/>
-          <w:sz w:val="24"/>
-          <w:szCs w:val="24"/>
-        </w:rPr>
-      </w:pPr>
-      <w:r>
-        <w:rPr>
-          <w:rFonts w:ascii="DejaVu Sans" w:hAnsi="DejaVu Sans" w:cs="DejaVu Sans"/>
-          <w:sz w:val="24"/>
-          <w:szCs w:val="24"/>
-        </w:rPr>
-        <w:t>Writing a method that returns an array</w:t>
-      </w:r>
-    </w:p>
-    <w:p>
-      <w:pPr>
-        <w:rPr>
-          <w:rFonts w:ascii="DejaVu Sans" w:hAnsi="DejaVu Sans" w:cs="DejaVu Sans"/>
-          <w:sz w:val="24"/>
-          <w:szCs w:val="24"/>
-        </w:rPr>
-      </w:pPr>
-      <w:r>
-        <w:rPr>
-          <w:rFonts w:ascii="DejaVu Sans" w:hAnsi="DejaVu Sans" w:cs="DejaVu Sans"/>
-          <w:sz w:val="24"/>
-          <w:szCs w:val="24"/>
-        </w:rPr>
-        <w:t>Write a method that returns an array of Strings and takes a String as a parameter that will break the parameter into its individual letters.</w:t>
-      </w:r>
-    </w:p>
-    <w:p>
-      <w:pPr>
-        <w:rPr>
-          <w:rFonts w:ascii="DejaVu Sans" w:hAnsi="DejaVu Sans" w:cs="DejaVu Sans"/>
-          <w:sz w:val="24"/>
-          <w:szCs w:val="24"/>
-        </w:rPr>
-      </w:pPr>
-      <w:r>
-        <w:rPr>
-          <w:rFonts w:ascii="DejaVu Sans" w:hAnsi="DejaVu Sans" w:cs="DejaVu Sans"/>
-          <w:sz w:val="24"/>
-          <w:szCs w:val="24"/>
-        </w:rPr>
-        <w:t>For example</w:t>
-      </w:r>
-    </w:p>
-    <w:p>
-      <w:pPr>
-        <w:rPr>
-          <w:rFonts w:ascii="DejaVu Sans" w:hAnsi="DejaVu Sans" w:cs="DejaVu Sans"/>
-          <w:sz w:val="24"/>
-          <w:szCs w:val="24"/>
-        </w:rPr>
-      </w:pPr>
-      <w:r>
-        <w:rPr>
-          <w:rFonts w:ascii="DejaVu Sans" w:hAnsi="DejaVu Sans" w:cs="DejaVu Sans"/>
-          <w:sz w:val="24"/>
-          <w:szCs w:val="24"/>
-        </w:rPr>
-        <w:t xml:space="preserve">String </w:t>
-      </w:r>
-      <w:r>
-        <w:rPr>
-          <w:rFonts w:ascii="DejaVu Sans" w:hAnsi="DejaVu Sans" w:cs="DejaVu Sans"/>
-          <w:sz w:val="24"/>
-          <w:szCs w:val="24"/>
-        </w:rPr>
-        <w:t xml:space="preserve">[] </w:t>
-      </w:r>
-      <w:r>
-        <w:rPr>
-          <w:rFonts w:ascii="DejaVu Sans" w:hAnsi="DejaVu Sans" w:cs="DejaVu Sans"/>
-          <w:sz w:val="24"/>
-          <w:szCs w:val="24"/>
-        </w:rPr>
-        <w:t xml:space="preserve">x = </w:t>
-      </w:r>
-      <w:proofErr w:type="spellStart"/>
-      <w:r>
-        <w:rPr>
-          <w:rFonts w:ascii="DejaVu Sans" w:hAnsi="DejaVu Sans" w:cs="DejaVu Sans"/>
+        <w:t xml:space="preserve"> String [] </w:t>
+      </w:r>
+      <w:proofErr w:type="spellStart"/>
+      <w:r>
+        <w:rPr>
+          <w:rFonts w:ascii="DejaVu Sans" w:hAnsi="DejaVu Sans" w:cs="DejaVu Sans"/>
+          <w:color w:val="FF0000"/>
           <w:sz w:val="24"/>
           <w:szCs w:val="24"/>
         </w:rPr>
@@ -6475,145 +6691,11 @@
       <w:r>
         <w:rPr>
           <w:rFonts w:ascii="DejaVu Sans" w:hAnsi="DejaVu Sans" w:cs="DejaVu Sans"/>
-          <w:sz w:val="24"/>
-          <w:szCs w:val="24"/>
-        </w:rPr>
-        <w:t>(“Bob”);</w:t>
-      </w:r>
-    </w:p>
-    <w:p>
-      <w:pPr>
-        <w:rPr>
-          <w:rFonts w:ascii="DejaVu Sans" w:hAnsi="DejaVu Sans" w:cs="DejaVu Sans"/>
-          <w:sz w:val="24"/>
-          <w:szCs w:val="24"/>
-        </w:rPr>
-      </w:pPr>
-      <w:r>
-        <w:rPr>
-          <w:rFonts w:ascii="DejaVu Sans" w:hAnsi="DejaVu Sans" w:cs="DejaVu Sans"/>
-          <w:sz w:val="24"/>
-          <w:szCs w:val="24"/>
-        </w:rPr>
-        <w:t>should return</w:t>
-      </w:r>
-    </w:p>
-    <w:p>
-      <w:pPr>
-        <w:rPr>
-          <w:rFonts w:ascii="DejaVu Sans" w:hAnsi="DejaVu Sans" w:cs="DejaVu Sans"/>
-          <w:sz w:val="24"/>
-          <w:szCs w:val="24"/>
-        </w:rPr>
-      </w:pPr>
-      <w:r>
-        <w:rPr>
-          <w:rFonts w:ascii="DejaVu Sans" w:hAnsi="DejaVu Sans" w:cs="DejaVu Sans"/>
-          <w:sz w:val="24"/>
-          <w:szCs w:val="24"/>
-        </w:rPr>
-        <w:t>[0] “B”</w:t>
-      </w:r>
-    </w:p>
-    <w:p>
-      <w:pPr>
-        <w:rPr>
-          <w:rFonts w:ascii="DejaVu Sans" w:hAnsi="DejaVu Sans" w:cs="DejaVu Sans"/>
-          <w:sz w:val="24"/>
-          <w:szCs w:val="24"/>
-        </w:rPr>
-      </w:pPr>
-      <w:r>
-        <w:rPr>
-          <w:rFonts w:ascii="DejaVu Sans" w:hAnsi="DejaVu Sans" w:cs="DejaVu Sans"/>
-          <w:sz w:val="24"/>
-          <w:szCs w:val="24"/>
-        </w:rPr>
-        <w:t>[1] “o”</w:t>
-      </w:r>
-    </w:p>
-    <w:p>
-      <w:pPr>
-        <w:rPr>
-          <w:rFonts w:ascii="Constantia" w:hAnsi="Constantia"/>
-          <w:sz w:val="24"/>
-          <w:szCs w:val="24"/>
-        </w:rPr>
-      </w:pPr>
-      <w:r>
-        <w:rPr>
-          <w:rFonts w:ascii="DejaVu Sans" w:hAnsi="DejaVu Sans" w:cs="DejaVu Sans"/>
-          <w:sz w:val="24"/>
-          <w:szCs w:val="24"/>
-        </w:rPr>
-        <w:t>[2] “b</w:t>
-      </w:r>
-      <w:r>
-        <w:rPr>
-          <w:rFonts w:ascii="Constantia" w:hAnsi="Constantia"/>
-          <w:sz w:val="24"/>
-          <w:szCs w:val="24"/>
-        </w:rPr>
-        <w:t>”</w:t>
-      </w:r>
-    </w:p>
-    <w:p>
-      <w:pPr>
-        <w:rPr>
-          <w:rFonts w:ascii="Constantia" w:hAnsi="Constantia"/>
-          <w:sz w:val="24"/>
-          <w:szCs w:val="24"/>
-        </w:rPr>
-      </w:pPr>
-    </w:p>
-    <w:p>
-      <w:pPr>
-        <w:rPr>
-          <w:rFonts w:ascii="DejaVu Sans" w:hAnsi="DejaVu Sans" w:cs="DejaVu Sans"/>
-          <w:color w:val="FF0000"/>
-          <w:sz w:val="24"/>
-          <w:szCs w:val="24"/>
-        </w:rPr>
-      </w:pPr>
-      <w:r>
-        <w:rPr>
-          <w:rFonts w:ascii="DejaVu Sans" w:hAnsi="DejaVu Sans" w:cs="DejaVu Sans"/>
-          <w:color w:val="FF0000"/>
-          <w:sz w:val="24"/>
-          <w:szCs w:val="24"/>
-        </w:rPr>
-        <w:t xml:space="preserve">public String [] </w:t>
-      </w:r>
-      <w:proofErr w:type="spellStart"/>
-      <w:proofErr w:type="gramStart"/>
-      <w:r>
-        <w:rPr>
-          <w:rFonts w:ascii="DejaVu Sans" w:hAnsi="DejaVu Sans" w:cs="DejaVu Sans"/>
-          <w:color w:val="FF0000"/>
-          <w:sz w:val="24"/>
-          <w:szCs w:val="24"/>
-        </w:rPr>
-        <w:t>convertToLetters</w:t>
-      </w:r>
-      <w:proofErr w:type="spellEnd"/>
-      <w:r>
-        <w:rPr>
-          <w:rFonts w:ascii="DejaVu Sans" w:hAnsi="DejaVu Sans" w:cs="DejaVu Sans"/>
-          <w:color w:val="FF0000"/>
-          <w:sz w:val="24"/>
-          <w:szCs w:val="24"/>
-        </w:rPr>
-        <w:t>(</w:t>
-      </w:r>
-      <w:proofErr w:type="gramEnd"/>
-      <w:r>
-        <w:rPr>
-          <w:rFonts w:ascii="DejaVu Sans" w:hAnsi="DejaVu Sans" w:cs="DejaVu Sans"/>
-          <w:color w:val="FF0000"/>
-          <w:sz w:val="24"/>
-          <w:szCs w:val="24"/>
-        </w:rPr>
-        <w:t>String word){</w:t>
+          <w:color w:val="FF0000"/>
+          <w:sz w:val="24"/>
+          <w:szCs w:val="24"/>
+        </w:rPr>
+        <w:t>(String word){</w:t>
       </w:r>
       <w:r>
         <w:rPr>
@@ -6674,6 +6756,7 @@
         </w:rPr>
         <w:t>for(</w:t>
       </w:r>
+      <w:proofErr w:type="spellStart"/>
       <w:proofErr w:type="gramEnd"/>
       <w:r>
         <w:rPr>
@@ -6682,7 +6765,17 @@
           <w:sz w:val="24"/>
           <w:szCs w:val="24"/>
         </w:rPr>
-        <w:t xml:space="preserve">int </w:t>
+        <w:t>int</w:t>
+      </w:r>
+      <w:proofErr w:type="spellEnd"/>
+      <w:r>
+        <w:rPr>
+          <w:rFonts w:ascii="DejaVu Sans" w:hAnsi="DejaVu Sans" w:cs="DejaVu Sans"/>
+          <w:color w:val="FF0000"/>
+          <w:sz w:val="24"/>
+          <w:szCs w:val="24"/>
+        </w:rPr>
+        <w:t xml:space="preserve"> </w:t>
       </w:r>
       <w:proofErr w:type="spellStart"/>
       <w:r>
@@ -6913,6 +7006,7 @@
           <w:sz w:val="24"/>
           <w:szCs w:val="24"/>
         </w:rPr>
+        <w:lastRenderedPageBreak/>
         <w:t>Some very cool methods to use with Arrays.</w:t>
       </w:r>
     </w:p>
@@ -7003,6 +7097,62 @@
           <w:szCs w:val="24"/>
         </w:rPr>
       </w:pPr>
+      <w:r>
+        <w:rPr>
+          <w:rFonts w:ascii="DejaVu Sans" w:hAnsi="DejaVu Sans" w:cs="DejaVu Sans"/>
+          <w:sz w:val="24"/>
+          <w:szCs w:val="24"/>
+        </w:rPr>
+        <w:t>int[]myArray1 = {3,-7,8,10,100,14,0,0,3};</w:t>
+      </w:r>
+    </w:p>
+    <w:p>
+      <w:pPr>
+        <w:spacing w:after="0"/>
+        <w:rPr>
+          <w:rFonts w:ascii="DejaVu Sans" w:hAnsi="DejaVu Sans" w:cs="DejaVu Sans"/>
+          <w:sz w:val="24"/>
+          <w:szCs w:val="24"/>
+        </w:rPr>
+      </w:pPr>
+      <w:bookmarkStart w:id="0" w:name="_GoBack"/>
+      <w:bookmarkEnd w:id="0"/>
+      <w:r>
+        <w:rPr>
+          <w:rFonts w:ascii="DejaVu Sans" w:hAnsi="DejaVu Sans" w:cs="DejaVu Sans"/>
+          <w:sz w:val="24"/>
+          <w:szCs w:val="24"/>
+        </w:rPr>
+        <w:t>Here is array");</w:t>
+      </w:r>
+    </w:p>
+    <w:p>
+      <w:pPr>
+        <w:spacing w:after="0"/>
+        <w:rPr>
+          <w:rFonts w:ascii="DejaVu Sans" w:hAnsi="DejaVu Sans" w:cs="DejaVu Sans"/>
+          <w:sz w:val="24"/>
+          <w:szCs w:val="24"/>
+        </w:rPr>
+      </w:pPr>
+      <w:r>
+        <w:rPr>
+          <w:rFonts w:ascii="DejaVu Sans" w:hAnsi="DejaVu Sans" w:cs="DejaVu Sans"/>
+          <w:sz w:val="24"/>
+          <w:szCs w:val="24"/>
+        </w:rPr>
+        <w:t xml:space="preserve">        </w:t>
+      </w:r>
+    </w:p>
+    <w:p>
+      <w:pPr>
+        <w:spacing w:after="0"/>
+        <w:rPr>
+          <w:rFonts w:ascii="DejaVu Sans" w:hAnsi="DejaVu Sans" w:cs="DejaVu Sans"/>
+          <w:sz w:val="24"/>
+          <w:szCs w:val="24"/>
+        </w:rPr>
+      </w:pPr>
       <w:proofErr w:type="gramStart"/>
       <w:r>
         <w:rPr>
@@ -7010,8 +7160,9 @@
           <w:sz w:val="24"/>
           <w:szCs w:val="24"/>
         </w:rPr>
-        <w:t>int[</w:t>
-      </w:r>
+        <w:t>for(</w:t>
+      </w:r>
+      <w:proofErr w:type="spellStart"/>
       <w:proofErr w:type="gramEnd"/>
       <w:r>
         <w:rPr>
@@ -7019,7 +7170,52 @@
           <w:sz w:val="24"/>
           <w:szCs w:val="24"/>
         </w:rPr>
-        <w:t>]myArray1 = {3,-7,8,10,100,14,0,0,3};</w:t>
+        <w:t>int</w:t>
+      </w:r>
+      <w:proofErr w:type="spellEnd"/>
+      <w:r>
+        <w:rPr>
+          <w:rFonts w:ascii="DejaVu Sans" w:hAnsi="DejaVu Sans" w:cs="DejaVu Sans"/>
+          <w:sz w:val="24"/>
+          <w:szCs w:val="24"/>
+        </w:rPr>
+        <w:t xml:space="preserve"> </w:t>
+      </w:r>
+      <w:proofErr w:type="spellStart"/>
+      <w:r>
+        <w:rPr>
+          <w:rFonts w:ascii="DejaVu Sans" w:hAnsi="DejaVu Sans" w:cs="DejaVu Sans"/>
+          <w:sz w:val="24"/>
+          <w:szCs w:val="24"/>
+        </w:rPr>
+        <w:t>i</w:t>
+      </w:r>
+      <w:proofErr w:type="spellEnd"/>
+      <w:r>
+        <w:rPr>
+          <w:rFonts w:ascii="DejaVu Sans" w:hAnsi="DejaVu Sans" w:cs="DejaVu Sans"/>
+          <w:sz w:val="24"/>
+          <w:szCs w:val="24"/>
+        </w:rPr>
+        <w:t xml:space="preserve">=0;i&lt;myArray1.length; </w:t>
+      </w:r>
+      <w:proofErr w:type="spellStart"/>
+      <w:r>
+        <w:rPr>
+          <w:rFonts w:ascii="DejaVu Sans" w:hAnsi="DejaVu Sans" w:cs="DejaVu Sans"/>
+          <w:sz w:val="24"/>
+          <w:szCs w:val="24"/>
+        </w:rPr>
+        <w:t>i</w:t>
+      </w:r>
+      <w:proofErr w:type="spellEnd"/>
+      <w:r>
+        <w:rPr>
+          <w:rFonts w:ascii="DejaVu Sans" w:hAnsi="DejaVu Sans" w:cs="DejaVu Sans"/>
+          <w:sz w:val="24"/>
+          <w:szCs w:val="24"/>
+        </w:rPr>
+        <w:t>++)</w:t>
       </w:r>
     </w:p>
     <w:p>
@@ -7031,31 +7227,49 @@
           <w:szCs w:val="24"/>
         </w:rPr>
       </w:pPr>
-      <w:proofErr w:type="spellStart"/>
-      <w:r>
-        <w:rPr>
-          <w:rFonts w:ascii="DejaVu Sans" w:hAnsi="DejaVu Sans" w:cs="DejaVu Sans"/>
-          <w:sz w:val="24"/>
-          <w:szCs w:val="24"/>
-        </w:rPr>
-        <w:t>c</w:t>
-      </w:r>
-      <w:r>
-        <w:rPr>
-          <w:rFonts w:ascii="DejaVu Sans" w:hAnsi="DejaVu Sans" w:cs="DejaVu Sans"/>
-          <w:sz w:val="24"/>
-          <w:szCs w:val="24"/>
-        </w:rPr>
-        <w:t>Here</w:t>
-      </w:r>
-      <w:proofErr w:type="spellEnd"/>
-      <w:r>
-        <w:rPr>
-          <w:rFonts w:ascii="DejaVu Sans" w:hAnsi="DejaVu Sans" w:cs="DejaVu Sans"/>
-          <w:sz w:val="24"/>
-          <w:szCs w:val="24"/>
-        </w:rPr>
-        <w:t xml:space="preserve"> is array");</w:t>
+      <w:r>
+        <w:rPr>
+          <w:rFonts w:ascii="DejaVu Sans" w:hAnsi="DejaVu Sans" w:cs="DejaVu Sans"/>
+          <w:sz w:val="24"/>
+          <w:szCs w:val="24"/>
+        </w:rPr>
+        <w:t xml:space="preserve">      </w:t>
+      </w:r>
+      <w:proofErr w:type="spellStart"/>
+      <w:r>
+        <w:rPr>
+          <w:rFonts w:ascii="DejaVu Sans" w:hAnsi="DejaVu Sans" w:cs="DejaVu Sans"/>
+          <w:sz w:val="24"/>
+          <w:szCs w:val="24"/>
+        </w:rPr>
+        <w:t>System.out.print</w:t>
+      </w:r>
+      <w:proofErr w:type="spellEnd"/>
+      <w:r>
+        <w:rPr>
+          <w:rFonts w:ascii="DejaVu Sans" w:hAnsi="DejaVu Sans" w:cs="DejaVu Sans"/>
+          <w:sz w:val="24"/>
+          <w:szCs w:val="24"/>
+        </w:rPr>
+        <w:t>(myArray1[</w:t>
+      </w:r>
+      <w:proofErr w:type="spellStart"/>
+      <w:r>
+        <w:rPr>
+          <w:rFonts w:ascii="DejaVu Sans" w:hAnsi="DejaVu Sans" w:cs="DejaVu Sans"/>
+          <w:sz w:val="24"/>
+          <w:szCs w:val="24"/>
+        </w:rPr>
+        <w:t>i</w:t>
+      </w:r>
+      <w:proofErr w:type="spellEnd"/>
+      <w:r>
+        <w:rPr>
+          <w:rFonts w:ascii="DejaVu Sans" w:hAnsi="DejaVu Sans" w:cs="DejaVu Sans"/>
+          <w:sz w:val="24"/>
+          <w:szCs w:val="24"/>
+        </w:rPr>
+        <w:t>]+" ");</w:t>
       </w:r>
     </w:p>
     <w:p>
@@ -7067,14 +7281,6 @@
           <w:szCs w:val="24"/>
         </w:rPr>
       </w:pPr>
-      <w:r>
-        <w:rPr>
-          <w:rFonts w:ascii="DejaVu Sans" w:hAnsi="DejaVu Sans" w:cs="DejaVu Sans"/>
-          <w:sz w:val="24"/>
-          <w:szCs w:val="24"/>
-        </w:rPr>
-        <w:t xml:space="preserve">        </w:t>
-      </w:r>
     </w:p>
     <w:p>
       <w:pPr>
@@ -7085,6 +7291,118 @@
           <w:szCs w:val="24"/>
         </w:rPr>
       </w:pPr>
+      <w:proofErr w:type="spellStart"/>
+      <w:r>
+        <w:rPr>
+          <w:rFonts w:ascii="DejaVu Sans" w:hAnsi="DejaVu Sans" w:cs="DejaVu Sans"/>
+          <w:sz w:val="24"/>
+          <w:szCs w:val="24"/>
+        </w:rPr>
+        <w:t>System.out.println</w:t>
+      </w:r>
+      <w:proofErr w:type="spellEnd"/>
+      <w:r>
+        <w:rPr>
+          <w:rFonts w:ascii="DejaVu Sans" w:hAnsi="DejaVu Sans" w:cs="DejaVu Sans"/>
+          <w:sz w:val="24"/>
+          <w:szCs w:val="24"/>
+        </w:rPr>
+        <w:t>();</w:t>
+      </w:r>
+    </w:p>
+    <w:p>
+      <w:pPr>
+        <w:spacing w:after="0"/>
+        <w:rPr>
+          <w:rFonts w:ascii="DejaVu Sans" w:hAnsi="DejaVu Sans" w:cs="DejaVu Sans"/>
+          <w:sz w:val="24"/>
+          <w:szCs w:val="24"/>
+        </w:rPr>
+      </w:pPr>
+      <w:proofErr w:type="spellStart"/>
+      <w:r>
+        <w:rPr>
+          <w:rFonts w:ascii="DejaVu Sans" w:hAnsi="DejaVu Sans" w:cs="DejaVu Sans"/>
+          <w:sz w:val="24"/>
+          <w:szCs w:val="24"/>
+        </w:rPr>
+        <w:t>Arrays.sort</w:t>
+      </w:r>
+      <w:proofErr w:type="spellEnd"/>
+      <w:r>
+        <w:rPr>
+          <w:rFonts w:ascii="DejaVu Sans" w:hAnsi="DejaVu Sans" w:cs="DejaVu Sans"/>
+          <w:sz w:val="24"/>
+          <w:szCs w:val="24"/>
+        </w:rPr>
+        <w:t>(myArray1);</w:t>
+      </w:r>
+    </w:p>
+    <w:p>
+      <w:pPr>
+        <w:spacing w:after="0"/>
+        <w:rPr>
+          <w:rFonts w:ascii="DejaVu Sans" w:hAnsi="DejaVu Sans" w:cs="DejaVu Sans"/>
+          <w:sz w:val="24"/>
+          <w:szCs w:val="24"/>
+        </w:rPr>
+      </w:pPr>
+      <w:proofErr w:type="spellStart"/>
+      <w:r>
+        <w:rPr>
+          <w:rFonts w:ascii="DejaVu Sans" w:hAnsi="DejaVu Sans" w:cs="DejaVu Sans"/>
+          <w:sz w:val="24"/>
+          <w:szCs w:val="24"/>
+        </w:rPr>
+        <w:t>System.out.println</w:t>
+      </w:r>
+      <w:proofErr w:type="spellEnd"/>
+      <w:r>
+        <w:rPr>
+          <w:rFonts w:ascii="DejaVu Sans" w:hAnsi="DejaVu Sans" w:cs="DejaVu Sans"/>
+          <w:sz w:val="24"/>
+          <w:szCs w:val="24"/>
+        </w:rPr>
+        <w:t>("_______________________________");</w:t>
+      </w:r>
+    </w:p>
+    <w:p>
+      <w:pPr>
+        <w:spacing w:after="0"/>
+        <w:rPr>
+          <w:rFonts w:ascii="DejaVu Sans" w:hAnsi="DejaVu Sans" w:cs="DejaVu Sans"/>
+          <w:sz w:val="24"/>
+          <w:szCs w:val="24"/>
+        </w:rPr>
+      </w:pPr>
+      <w:proofErr w:type="spellStart"/>
+      <w:r>
+        <w:rPr>
+          <w:rFonts w:ascii="DejaVu Sans" w:hAnsi="DejaVu Sans" w:cs="DejaVu Sans"/>
+          <w:sz w:val="24"/>
+          <w:szCs w:val="24"/>
+        </w:rPr>
+        <w:t>System.out.println</w:t>
+      </w:r>
+      <w:proofErr w:type="spellEnd"/>
+      <w:r>
+        <w:rPr>
+          <w:rFonts w:ascii="DejaVu Sans" w:hAnsi="DejaVu Sans" w:cs="DejaVu Sans"/>
+          <w:sz w:val="24"/>
+          <w:szCs w:val="24"/>
+        </w:rPr>
+        <w:t>("After Sorting...");</w:t>
+      </w:r>
+    </w:p>
+    <w:p>
+      <w:pPr>
+        <w:spacing w:after="0"/>
+        <w:rPr>
+          <w:rFonts w:ascii="DejaVu Sans" w:hAnsi="DejaVu Sans" w:cs="DejaVu Sans"/>
+          <w:sz w:val="24"/>
+          <w:szCs w:val="24"/>
+        </w:rPr>
+      </w:pPr>
       <w:proofErr w:type="gramStart"/>
       <w:r>
         <w:rPr>
@@ -7094,6 +7412,7 @@
         </w:rPr>
         <w:t>for(</w:t>
       </w:r>
+      <w:proofErr w:type="spellStart"/>
       <w:proofErr w:type="gramEnd"/>
       <w:r>
         <w:rPr>
@@ -7101,7 +7420,16 @@
           <w:sz w:val="24"/>
           <w:szCs w:val="24"/>
         </w:rPr>
-        <w:t xml:space="preserve">int </w:t>
+        <w:t>int</w:t>
+      </w:r>
+      <w:proofErr w:type="spellEnd"/>
+      <w:r>
+        <w:rPr>
+          <w:rFonts w:ascii="DejaVu Sans" w:hAnsi="DejaVu Sans" w:cs="DejaVu Sans"/>
+          <w:sz w:val="24"/>
+          <w:szCs w:val="24"/>
+        </w:rPr>
+        <w:t xml:space="preserve"> </w:t>
       </w:r>
       <w:proofErr w:type="spellStart"/>
       <w:r>
@@ -7155,7 +7483,7 @@
           <w:sz w:val="24"/>
           <w:szCs w:val="24"/>
         </w:rPr>
-        <w:t xml:space="preserve">      </w:t>
+        <w:t xml:space="preserve">     </w:t>
       </w:r>
       <w:proofErr w:type="spellStart"/>
       <w:r>
@@ -7203,6 +7531,24 @@
           <w:szCs w:val="24"/>
         </w:rPr>
       </w:pPr>
+      <w:proofErr w:type="spellStart"/>
+      <w:r>
+        <w:rPr>
+          <w:rFonts w:ascii="DejaVu Sans" w:hAnsi="DejaVu Sans" w:cs="DejaVu Sans"/>
+          <w:sz w:val="24"/>
+          <w:szCs w:val="24"/>
+        </w:rPr>
+        <w:t>System.out.println</w:t>
+      </w:r>
+      <w:proofErr w:type="spellEnd"/>
+      <w:r>
+        <w:rPr>
+          <w:rFonts w:ascii="DejaVu Sans" w:hAnsi="DejaVu Sans" w:cs="DejaVu Sans"/>
+          <w:sz w:val="24"/>
+          <w:szCs w:val="24"/>
+        </w:rPr>
+        <w:t>();</w:t>
+      </w:r>
     </w:p>
     <w:p>
       <w:pPr>
@@ -7213,14 +7559,232 @@
           <w:szCs w:val="24"/>
         </w:rPr>
       </w:pPr>
-      <w:proofErr w:type="spellStart"/>
-      <w:r>
-        <w:rPr>
-          <w:rFonts w:ascii="DejaVu Sans" w:hAnsi="DejaVu Sans" w:cs="DejaVu Sans"/>
-          <w:sz w:val="24"/>
-          <w:szCs w:val="24"/>
-        </w:rPr>
-        <w:t>System.out.println</w:t>
+    </w:p>
+    <w:p>
+      <w:pPr>
+        <w:spacing w:after="0"/>
+        <w:rPr>
+          <w:rFonts w:ascii="DejaVu Sans" w:hAnsi="DejaVu Sans" w:cs="DejaVu Sans"/>
+          <w:sz w:val="24"/>
+          <w:szCs w:val="24"/>
+        </w:rPr>
+      </w:pPr>
+      <w:r>
+        <w:rPr>
+          <w:rFonts w:ascii="DejaVu Sans" w:hAnsi="DejaVu Sans" w:cs="DejaVu Sans"/>
+          <w:sz w:val="24"/>
+          <w:szCs w:val="24"/>
+        </w:rPr>
+        <w:t>OUTPUT:</w:t>
+      </w:r>
+    </w:p>
+    <w:p>
+      <w:pPr>
+        <w:spacing w:after="0"/>
+        <w:rPr>
+          <w:rFonts w:ascii="DejaVu Sans" w:hAnsi="DejaVu Sans" w:cs="DejaVu Sans"/>
+          <w:sz w:val="24"/>
+          <w:szCs w:val="24"/>
+        </w:rPr>
+      </w:pPr>
+      <w:r>
+        <w:rPr>
+          <w:rFonts w:ascii="DejaVu Sans" w:hAnsi="DejaVu Sans" w:cs="DejaVu Sans"/>
+          <w:sz w:val="24"/>
+          <w:szCs w:val="24"/>
+        </w:rPr>
+        <w:t>Here is array</w:t>
+      </w:r>
+    </w:p>
+    <w:p>
+      <w:pPr>
+        <w:spacing w:after="0"/>
+        <w:rPr>
+          <w:rFonts w:ascii="DejaVu Sans" w:hAnsi="DejaVu Sans" w:cs="DejaVu Sans"/>
+          <w:sz w:val="24"/>
+          <w:szCs w:val="24"/>
+        </w:rPr>
+      </w:pPr>
+      <w:r>
+        <w:rPr>
+          <w:rFonts w:ascii="DejaVu Sans" w:hAnsi="DejaVu Sans" w:cs="DejaVu Sans"/>
+          <w:sz w:val="24"/>
+          <w:szCs w:val="24"/>
+        </w:rPr>
+        <w:t xml:space="preserve">3 -7 8 10 100 14 0 0 3 </w:t>
+      </w:r>
+    </w:p>
+    <w:p>
+      <w:pPr>
+        <w:spacing w:after="0"/>
+        <w:rPr>
+          <w:rFonts w:ascii="DejaVu Sans" w:hAnsi="DejaVu Sans" w:cs="DejaVu Sans"/>
+          <w:sz w:val="24"/>
+          <w:szCs w:val="24"/>
+        </w:rPr>
+      </w:pPr>
+      <w:r>
+        <w:rPr>
+          <w:rFonts w:ascii="DejaVu Sans" w:hAnsi="DejaVu Sans" w:cs="DejaVu Sans"/>
+          <w:sz w:val="24"/>
+          <w:szCs w:val="24"/>
+        </w:rPr>
+        <w:t>_______________________________</w:t>
+      </w:r>
+    </w:p>
+    <w:p>
+      <w:pPr>
+        <w:spacing w:after="0"/>
+        <w:rPr>
+          <w:rFonts w:ascii="DejaVu Sans" w:hAnsi="DejaVu Sans" w:cs="DejaVu Sans"/>
+          <w:sz w:val="24"/>
+          <w:szCs w:val="24"/>
+        </w:rPr>
+      </w:pPr>
+      <w:r>
+        <w:rPr>
+          <w:rFonts w:ascii="DejaVu Sans" w:hAnsi="DejaVu Sans" w:cs="DejaVu Sans"/>
+          <w:sz w:val="24"/>
+          <w:szCs w:val="24"/>
+        </w:rPr>
+        <w:t>After Sorting...</w:t>
+      </w:r>
+    </w:p>
+    <w:p>
+      <w:pPr>
+        <w:spacing w:after="0"/>
+        <w:rPr>
+          <w:rFonts w:ascii="DejaVu Sans" w:hAnsi="DejaVu Sans" w:cs="DejaVu Sans"/>
+          <w:sz w:val="24"/>
+          <w:szCs w:val="24"/>
+        </w:rPr>
+      </w:pPr>
+      <w:r>
+        <w:rPr>
+          <w:rFonts w:ascii="DejaVu Sans" w:hAnsi="DejaVu Sans" w:cs="DejaVu Sans"/>
+          <w:sz w:val="24"/>
+          <w:szCs w:val="24"/>
+        </w:rPr>
+        <w:t>-7 0 0 3 3 8 10 14 100</w:t>
+      </w:r>
+    </w:p>
+    <w:p>
+      <w:pPr>
+        <w:spacing w:after="0"/>
+        <w:rPr>
+          <w:rFonts w:ascii="DejaVu Sans" w:hAnsi="DejaVu Sans" w:cs="DejaVu Sans"/>
+          <w:sz w:val="24"/>
+          <w:szCs w:val="24"/>
+        </w:rPr>
+      </w:pPr>
+    </w:p>
+    <w:p>
+      <w:pPr>
+        <w:spacing w:after="0"/>
+        <w:rPr>
+          <w:rFonts w:ascii="DejaVu Sans" w:hAnsi="DejaVu Sans" w:cs="DejaVu Sans"/>
+          <w:sz w:val="24"/>
+          <w:szCs w:val="24"/>
+        </w:rPr>
+      </w:pPr>
+      <w:r>
+        <w:rPr>
+          <w:rFonts w:ascii="DejaVu Sans" w:hAnsi="DejaVu Sans" w:cs="DejaVu Sans"/>
+          <w:sz w:val="24"/>
+          <w:szCs w:val="24"/>
+        </w:rPr>
+        <w:t>Also works with Strings and Doubles and Chars</w:t>
+      </w:r>
+    </w:p>
+    <w:p>
+      <w:pPr>
+        <w:spacing w:after="0"/>
+        <w:rPr>
+          <w:rFonts w:ascii="DejaVu Sans" w:hAnsi="DejaVu Sans" w:cs="DejaVu Sans"/>
+          <w:sz w:val="24"/>
+          <w:szCs w:val="24"/>
+        </w:rPr>
+      </w:pPr>
+      <w:r>
+        <w:rPr>
+          <w:rFonts w:ascii="DejaVu Sans" w:hAnsi="DejaVu Sans" w:cs="DejaVu Sans"/>
+          <w:sz w:val="24"/>
+          <w:szCs w:val="24"/>
+        </w:rPr>
+        <w:t xml:space="preserve">String </w:t>
+      </w:r>
+      <w:proofErr w:type="spellStart"/>
+      <w:r>
+        <w:rPr>
+          <w:rFonts w:ascii="DejaVu Sans" w:hAnsi="DejaVu Sans" w:cs="DejaVu Sans"/>
+          <w:sz w:val="24"/>
+          <w:szCs w:val="24"/>
+        </w:rPr>
+        <w:t>myFriend</w:t>
+      </w:r>
+      <w:proofErr w:type="spellEnd"/>
+      <w:r>
+        <w:rPr>
+          <w:rFonts w:ascii="DejaVu Sans" w:hAnsi="DejaVu Sans" w:cs="DejaVu Sans"/>
+          <w:sz w:val="24"/>
+          <w:szCs w:val="24"/>
+        </w:rPr>
+        <w:t xml:space="preserve"> = "Luke the Duke";</w:t>
+      </w:r>
+    </w:p>
+    <w:p>
+      <w:pPr>
+        <w:spacing w:after="0"/>
+        <w:rPr>
+          <w:rFonts w:ascii="DejaVu Sans" w:hAnsi="DejaVu Sans" w:cs="DejaVu Sans"/>
+          <w:sz w:val="24"/>
+          <w:szCs w:val="24"/>
+        </w:rPr>
+      </w:pPr>
+      <w:proofErr w:type="gramStart"/>
+      <w:r>
+        <w:rPr>
+          <w:rFonts w:ascii="DejaVu Sans" w:hAnsi="DejaVu Sans" w:cs="DejaVu Sans"/>
+          <w:sz w:val="24"/>
+          <w:szCs w:val="24"/>
+        </w:rPr>
+        <w:t>char[</w:t>
+      </w:r>
+      <w:proofErr w:type="gramEnd"/>
+      <w:r>
+        <w:rPr>
+          <w:rFonts w:ascii="DejaVu Sans" w:hAnsi="DejaVu Sans" w:cs="DejaVu Sans"/>
+          <w:sz w:val="24"/>
+          <w:szCs w:val="24"/>
+        </w:rPr>
+        <w:t xml:space="preserve">] </w:t>
+      </w:r>
+      <w:proofErr w:type="spellStart"/>
+      <w:r>
+        <w:rPr>
+          <w:rFonts w:ascii="DejaVu Sans" w:hAnsi="DejaVu Sans" w:cs="DejaVu Sans"/>
+          <w:sz w:val="24"/>
+          <w:szCs w:val="24"/>
+        </w:rPr>
+        <w:t>myCharArray</w:t>
+      </w:r>
+      <w:proofErr w:type="spellEnd"/>
+      <w:r>
+        <w:rPr>
+          <w:rFonts w:ascii="DejaVu Sans" w:hAnsi="DejaVu Sans" w:cs="DejaVu Sans"/>
+          <w:sz w:val="24"/>
+          <w:szCs w:val="24"/>
+        </w:rPr>
+        <w:t xml:space="preserve"> = </w:t>
+      </w:r>
+      <w:proofErr w:type="spellStart"/>
+      <w:r>
+        <w:rPr>
+          <w:rFonts w:ascii="DejaVu Sans" w:hAnsi="DejaVu Sans" w:cs="DejaVu Sans"/>
+          <w:sz w:val="24"/>
+          <w:szCs w:val="24"/>
+        </w:rPr>
+        <w:t>myFriend.toCharArray</w:t>
       </w:r>
       <w:proofErr w:type="spellEnd"/>
       <w:r>
@@ -7257,7 +7821,25 @@
           <w:sz w:val="24"/>
           <w:szCs w:val="24"/>
         </w:rPr>
-        <w:t>(myArray1);</w:t>
+        <w:t>(</w:t>
+      </w:r>
+      <w:proofErr w:type="spellStart"/>
+      <w:r>
+        <w:rPr>
+          <w:rFonts w:ascii="DejaVu Sans" w:hAnsi="DejaVu Sans" w:cs="DejaVu Sans"/>
+          <w:sz w:val="24"/>
+          <w:szCs w:val="24"/>
+        </w:rPr>
+        <w:t>myCharArray</w:t>
+      </w:r>
+      <w:proofErr w:type="spellEnd"/>
+      <w:r>
+        <w:rPr>
+          <w:rFonts w:ascii="DejaVu Sans" w:hAnsi="DejaVu Sans" w:cs="DejaVu Sans"/>
+          <w:sz w:val="24"/>
+          <w:szCs w:val="24"/>
+        </w:rPr>
+        <w:t>);</w:t>
       </w:r>
     </w:p>
     <w:p>
@@ -7269,507 +7851,31 @@
           <w:szCs w:val="24"/>
         </w:rPr>
       </w:pPr>
-      <w:proofErr w:type="spellStart"/>
-      <w:r>
-        <w:rPr>
-          <w:rFonts w:ascii="DejaVu Sans" w:hAnsi="DejaVu Sans" w:cs="DejaVu Sans"/>
-          <w:sz w:val="24"/>
-          <w:szCs w:val="24"/>
-        </w:rPr>
-        <w:t>System.out.println</w:t>
-      </w:r>
-      <w:proofErr w:type="spellEnd"/>
-      <w:r>
-        <w:rPr>
-          <w:rFonts w:ascii="DejaVu Sans" w:hAnsi="DejaVu Sans" w:cs="DejaVu Sans"/>
-          <w:sz w:val="24"/>
-          <w:szCs w:val="24"/>
-        </w:rPr>
-        <w:t>("_______________________________");</w:t>
-      </w:r>
-    </w:p>
-    <w:p>
-      <w:pPr>
-        <w:spacing w:after="0"/>
-        <w:rPr>
-          <w:rFonts w:ascii="DejaVu Sans" w:hAnsi="DejaVu Sans" w:cs="DejaVu Sans"/>
-          <w:sz w:val="24"/>
-          <w:szCs w:val="24"/>
-        </w:rPr>
-      </w:pPr>
-      <w:proofErr w:type="spellStart"/>
-      <w:r>
-        <w:rPr>
-          <w:rFonts w:ascii="DejaVu Sans" w:hAnsi="DejaVu Sans" w:cs="DejaVu Sans"/>
-          <w:sz w:val="24"/>
-          <w:szCs w:val="24"/>
-        </w:rPr>
-        <w:t>System.out.println</w:t>
-      </w:r>
-      <w:proofErr w:type="spellEnd"/>
-      <w:r>
-        <w:rPr>
-          <w:rFonts w:ascii="DejaVu Sans" w:hAnsi="DejaVu Sans" w:cs="DejaVu Sans"/>
-          <w:sz w:val="24"/>
-          <w:szCs w:val="24"/>
-        </w:rPr>
-        <w:t>("After Sorting...");</w:t>
-      </w:r>
-    </w:p>
-    <w:p>
-      <w:pPr>
-        <w:spacing w:after="0"/>
-        <w:rPr>
-          <w:rFonts w:ascii="DejaVu Sans" w:hAnsi="DejaVu Sans" w:cs="DejaVu Sans"/>
-          <w:sz w:val="24"/>
-          <w:szCs w:val="24"/>
-        </w:rPr>
-      </w:pPr>
-      <w:proofErr w:type="gramStart"/>
-      <w:r>
-        <w:rPr>
-          <w:rFonts w:ascii="DejaVu Sans" w:hAnsi="DejaVu Sans" w:cs="DejaVu Sans"/>
-          <w:sz w:val="24"/>
-          <w:szCs w:val="24"/>
-        </w:rPr>
-        <w:t>for(</w:t>
-      </w:r>
-      <w:proofErr w:type="gramEnd"/>
-      <w:r>
-        <w:rPr>
-          <w:rFonts w:ascii="DejaVu Sans" w:hAnsi="DejaVu Sans" w:cs="DejaVu Sans"/>
-          <w:sz w:val="24"/>
-          <w:szCs w:val="24"/>
-        </w:rPr>
-        <w:t xml:space="preserve">int </w:t>
-      </w:r>
-      <w:proofErr w:type="spellStart"/>
-      <w:r>
-        <w:rPr>
-          <w:rFonts w:ascii="DejaVu Sans" w:hAnsi="DejaVu Sans" w:cs="DejaVu Sans"/>
-          <w:sz w:val="24"/>
-          <w:szCs w:val="24"/>
-        </w:rPr>
-        <w:t>i</w:t>
-      </w:r>
-      <w:proofErr w:type="spellEnd"/>
-      <w:r>
-        <w:rPr>
-          <w:rFonts w:ascii="DejaVu Sans" w:hAnsi="DejaVu Sans" w:cs="DejaVu Sans"/>
-          <w:sz w:val="24"/>
-          <w:szCs w:val="24"/>
-        </w:rPr>
-        <w:t xml:space="preserve">=0;i&lt;myArray1.length; </w:t>
-      </w:r>
-      <w:proofErr w:type="spellStart"/>
-      <w:r>
-        <w:rPr>
-          <w:rFonts w:ascii="DejaVu Sans" w:hAnsi="DejaVu Sans" w:cs="DejaVu Sans"/>
-          <w:sz w:val="24"/>
-          <w:szCs w:val="24"/>
-        </w:rPr>
-        <w:t>i</w:t>
-      </w:r>
-      <w:proofErr w:type="spellEnd"/>
-      <w:r>
-        <w:rPr>
-          <w:rFonts w:ascii="DejaVu Sans" w:hAnsi="DejaVu Sans" w:cs="DejaVu Sans"/>
-          <w:sz w:val="24"/>
-          <w:szCs w:val="24"/>
-        </w:rPr>
-        <w:t>++)</w:t>
-      </w:r>
-    </w:p>
-    <w:p>
-      <w:pPr>
-        <w:spacing w:after="0"/>
-        <w:rPr>
-          <w:rFonts w:ascii="DejaVu Sans" w:hAnsi="DejaVu Sans" w:cs="DejaVu Sans"/>
-          <w:sz w:val="24"/>
-          <w:szCs w:val="24"/>
-        </w:rPr>
-      </w:pPr>
-      <w:r>
-        <w:rPr>
-          <w:rFonts w:ascii="DejaVu Sans" w:hAnsi="DejaVu Sans" w:cs="DejaVu Sans"/>
-          <w:sz w:val="24"/>
-          <w:szCs w:val="24"/>
-        </w:rPr>
-        <w:t xml:space="preserve">     </w:t>
-      </w:r>
-      <w:proofErr w:type="spellStart"/>
-      <w:r>
-        <w:rPr>
-          <w:rFonts w:ascii="DejaVu Sans" w:hAnsi="DejaVu Sans" w:cs="DejaVu Sans"/>
-          <w:sz w:val="24"/>
-          <w:szCs w:val="24"/>
-        </w:rPr>
-        <w:t>System.out.print</w:t>
-      </w:r>
-      <w:proofErr w:type="spellEnd"/>
-      <w:r>
-        <w:rPr>
-          <w:rFonts w:ascii="DejaVu Sans" w:hAnsi="DejaVu Sans" w:cs="DejaVu Sans"/>
-          <w:sz w:val="24"/>
-          <w:szCs w:val="24"/>
-        </w:rPr>
-        <w:t>(myArray1[</w:t>
-      </w:r>
-      <w:proofErr w:type="spellStart"/>
-      <w:r>
-        <w:rPr>
-          <w:rFonts w:ascii="DejaVu Sans" w:hAnsi="DejaVu Sans" w:cs="DejaVu Sans"/>
-          <w:sz w:val="24"/>
-          <w:szCs w:val="24"/>
-        </w:rPr>
-        <w:t>i</w:t>
-      </w:r>
-      <w:proofErr w:type="spellEnd"/>
-      <w:r>
-        <w:rPr>
-          <w:rFonts w:ascii="DejaVu Sans" w:hAnsi="DejaVu Sans" w:cs="DejaVu Sans"/>
-          <w:sz w:val="24"/>
-          <w:szCs w:val="24"/>
-        </w:rPr>
-        <w:t>]+" ");</w:t>
-      </w:r>
-    </w:p>
-    <w:p>
-      <w:pPr>
-        <w:spacing w:after="0"/>
-        <w:rPr>
-          <w:rFonts w:ascii="DejaVu Sans" w:hAnsi="DejaVu Sans" w:cs="DejaVu Sans"/>
-          <w:sz w:val="24"/>
-          <w:szCs w:val="24"/>
-        </w:rPr>
-      </w:pPr>
-      <w:proofErr w:type="spellStart"/>
-      <w:r>
-        <w:rPr>
-          <w:rFonts w:ascii="DejaVu Sans" w:hAnsi="DejaVu Sans" w:cs="DejaVu Sans"/>
-          <w:sz w:val="24"/>
-          <w:szCs w:val="24"/>
-        </w:rPr>
-        <w:t>System.out.println</w:t>
-      </w:r>
-      <w:proofErr w:type="spellEnd"/>
-      <w:r>
-        <w:rPr>
-          <w:rFonts w:ascii="DejaVu Sans" w:hAnsi="DejaVu Sans" w:cs="DejaVu Sans"/>
-          <w:sz w:val="24"/>
-          <w:szCs w:val="24"/>
-        </w:rPr>
-        <w:t>();</w:t>
-      </w:r>
-    </w:p>
-    <w:p>
-      <w:pPr>
-        <w:spacing w:after="0"/>
-        <w:rPr>
-          <w:rFonts w:ascii="DejaVu Sans" w:hAnsi="DejaVu Sans" w:cs="DejaVu Sans"/>
-          <w:sz w:val="24"/>
-          <w:szCs w:val="24"/>
-        </w:rPr>
-      </w:pPr>
-    </w:p>
-    <w:p>
-      <w:pPr>
-        <w:spacing w:after="0"/>
-        <w:rPr>
-          <w:rFonts w:ascii="DejaVu Sans" w:hAnsi="DejaVu Sans" w:cs="DejaVu Sans"/>
-          <w:sz w:val="24"/>
-          <w:szCs w:val="24"/>
-        </w:rPr>
-      </w:pPr>
-      <w:r>
-        <w:rPr>
-          <w:rFonts w:ascii="DejaVu Sans" w:hAnsi="DejaVu Sans" w:cs="DejaVu Sans"/>
-          <w:sz w:val="24"/>
-          <w:szCs w:val="24"/>
-        </w:rPr>
-        <w:t>OUTPUT:</w:t>
-      </w:r>
-    </w:p>
-    <w:p>
-      <w:pPr>
-        <w:spacing w:after="0"/>
-        <w:rPr>
-          <w:rFonts w:ascii="DejaVu Sans" w:hAnsi="DejaVu Sans" w:cs="DejaVu Sans"/>
-          <w:sz w:val="24"/>
-          <w:szCs w:val="24"/>
-        </w:rPr>
-      </w:pPr>
-      <w:r>
-        <w:rPr>
-          <w:rFonts w:ascii="DejaVu Sans" w:hAnsi="DejaVu Sans" w:cs="DejaVu Sans"/>
-          <w:sz w:val="24"/>
-          <w:szCs w:val="24"/>
-        </w:rPr>
-        <w:t>Here is array</w:t>
-      </w:r>
-    </w:p>
-    <w:p>
-      <w:pPr>
-        <w:spacing w:after="0"/>
-        <w:rPr>
-          <w:rFonts w:ascii="DejaVu Sans" w:hAnsi="DejaVu Sans" w:cs="DejaVu Sans"/>
-          <w:sz w:val="24"/>
-          <w:szCs w:val="24"/>
-        </w:rPr>
-      </w:pPr>
-      <w:r>
-        <w:rPr>
-          <w:rFonts w:ascii="DejaVu Sans" w:hAnsi="DejaVu Sans" w:cs="DejaVu Sans"/>
-          <w:sz w:val="24"/>
-          <w:szCs w:val="24"/>
-        </w:rPr>
-        <w:t xml:space="preserve">3 -7 8 10 100 14 0 0 3 </w:t>
-      </w:r>
-    </w:p>
-    <w:p>
-      <w:pPr>
-        <w:spacing w:after="0"/>
-        <w:rPr>
-          <w:rFonts w:ascii="DejaVu Sans" w:hAnsi="DejaVu Sans" w:cs="DejaVu Sans"/>
-          <w:sz w:val="24"/>
-          <w:szCs w:val="24"/>
-        </w:rPr>
-      </w:pPr>
-      <w:r>
-        <w:rPr>
-          <w:rFonts w:ascii="DejaVu Sans" w:hAnsi="DejaVu Sans" w:cs="DejaVu Sans"/>
-          <w:sz w:val="24"/>
-          <w:szCs w:val="24"/>
-        </w:rPr>
-        <w:t>_______________________________</w:t>
-      </w:r>
-    </w:p>
-    <w:p>
-      <w:pPr>
-        <w:spacing w:after="0"/>
-        <w:rPr>
-          <w:rFonts w:ascii="DejaVu Sans" w:hAnsi="DejaVu Sans" w:cs="DejaVu Sans"/>
-          <w:sz w:val="24"/>
-          <w:szCs w:val="24"/>
-        </w:rPr>
-      </w:pPr>
-      <w:r>
-        <w:rPr>
-          <w:rFonts w:ascii="DejaVu Sans" w:hAnsi="DejaVu Sans" w:cs="DejaVu Sans"/>
-          <w:sz w:val="24"/>
-          <w:szCs w:val="24"/>
-        </w:rPr>
-        <w:t>After Sorting...</w:t>
-      </w:r>
-    </w:p>
-    <w:p>
-      <w:pPr>
-        <w:spacing w:after="0"/>
-        <w:rPr>
-          <w:rFonts w:ascii="DejaVu Sans" w:hAnsi="DejaVu Sans" w:cs="DejaVu Sans"/>
-          <w:sz w:val="24"/>
-          <w:szCs w:val="24"/>
-        </w:rPr>
-      </w:pPr>
-      <w:r>
-        <w:rPr>
-          <w:rFonts w:ascii="DejaVu Sans" w:hAnsi="DejaVu Sans" w:cs="DejaVu Sans"/>
-          <w:sz w:val="24"/>
-          <w:szCs w:val="24"/>
-        </w:rPr>
-        <w:t>-7 0 0 3 3 8 10 14 100</w:t>
-      </w:r>
-    </w:p>
-    <w:p>
-      <w:pPr>
-        <w:spacing w:after="0"/>
-        <w:rPr>
-          <w:rFonts w:ascii="DejaVu Sans" w:hAnsi="DejaVu Sans" w:cs="DejaVu Sans"/>
-          <w:sz w:val="24"/>
-          <w:szCs w:val="24"/>
-        </w:rPr>
-      </w:pPr>
-    </w:p>
-    <w:p>
-      <w:pPr>
-        <w:spacing w:after="0"/>
-        <w:rPr>
-          <w:rFonts w:ascii="DejaVu Sans" w:hAnsi="DejaVu Sans" w:cs="DejaVu Sans"/>
-          <w:sz w:val="24"/>
-          <w:szCs w:val="24"/>
-        </w:rPr>
-      </w:pPr>
-      <w:r>
-        <w:rPr>
-          <w:rFonts w:ascii="DejaVu Sans" w:hAnsi="DejaVu Sans" w:cs="DejaVu Sans"/>
-          <w:sz w:val="24"/>
-          <w:szCs w:val="24"/>
-        </w:rPr>
-        <w:t>Also works with Strings and Doubles and Chars</w:t>
-      </w:r>
-    </w:p>
-    <w:p>
-      <w:pPr>
-        <w:spacing w:after="0"/>
-        <w:rPr>
-          <w:rFonts w:ascii="DejaVu Sans" w:hAnsi="DejaVu Sans" w:cs="DejaVu Sans"/>
-          <w:sz w:val="24"/>
-          <w:szCs w:val="24"/>
-        </w:rPr>
-      </w:pPr>
-      <w:r>
-        <w:rPr>
-          <w:rFonts w:ascii="DejaVu Sans" w:hAnsi="DejaVu Sans" w:cs="DejaVu Sans"/>
-          <w:sz w:val="24"/>
-          <w:szCs w:val="24"/>
-        </w:rPr>
-        <w:t xml:space="preserve">String </w:t>
-      </w:r>
-      <w:proofErr w:type="spellStart"/>
-      <w:r>
-        <w:rPr>
-          <w:rFonts w:ascii="DejaVu Sans" w:hAnsi="DejaVu Sans" w:cs="DejaVu Sans"/>
-          <w:sz w:val="24"/>
-          <w:szCs w:val="24"/>
-        </w:rPr>
-        <w:t>myFriend</w:t>
-      </w:r>
-      <w:proofErr w:type="spellEnd"/>
-      <w:r>
-        <w:rPr>
-          <w:rFonts w:ascii="DejaVu Sans" w:hAnsi="DejaVu Sans" w:cs="DejaVu Sans"/>
-          <w:sz w:val="24"/>
-          <w:szCs w:val="24"/>
-        </w:rPr>
-        <w:t xml:space="preserve"> = "Luke the Duke";</w:t>
-      </w:r>
-    </w:p>
-    <w:p>
-      <w:pPr>
-        <w:spacing w:after="0"/>
-        <w:rPr>
-          <w:rFonts w:ascii="DejaVu Sans" w:hAnsi="DejaVu Sans" w:cs="DejaVu Sans"/>
-          <w:sz w:val="24"/>
-          <w:szCs w:val="24"/>
-        </w:rPr>
-      </w:pPr>
-      <w:proofErr w:type="gramStart"/>
-      <w:r>
-        <w:rPr>
-          <w:rFonts w:ascii="DejaVu Sans" w:hAnsi="DejaVu Sans" w:cs="DejaVu Sans"/>
-          <w:sz w:val="24"/>
-          <w:szCs w:val="24"/>
-        </w:rPr>
-        <w:t>char[</w:t>
-      </w:r>
-      <w:proofErr w:type="gramEnd"/>
-      <w:r>
-        <w:rPr>
-          <w:rFonts w:ascii="DejaVu Sans" w:hAnsi="DejaVu Sans" w:cs="DejaVu Sans"/>
-          <w:sz w:val="24"/>
-          <w:szCs w:val="24"/>
-        </w:rPr>
-        <w:t xml:space="preserve">] </w:t>
-      </w:r>
-      <w:proofErr w:type="spellStart"/>
-      <w:r>
-        <w:rPr>
-          <w:rFonts w:ascii="DejaVu Sans" w:hAnsi="DejaVu Sans" w:cs="DejaVu Sans"/>
-          <w:sz w:val="24"/>
-          <w:szCs w:val="24"/>
-        </w:rPr>
-        <w:t>myCharArray</w:t>
-      </w:r>
-      <w:proofErr w:type="spellEnd"/>
-      <w:r>
-        <w:rPr>
-          <w:rFonts w:ascii="DejaVu Sans" w:hAnsi="DejaVu Sans" w:cs="DejaVu Sans"/>
-          <w:sz w:val="24"/>
-          <w:szCs w:val="24"/>
-        </w:rPr>
-        <w:t xml:space="preserve"> = </w:t>
-      </w:r>
-      <w:proofErr w:type="spellStart"/>
-      <w:r>
-        <w:rPr>
-          <w:rFonts w:ascii="DejaVu Sans" w:hAnsi="DejaVu Sans" w:cs="DejaVu Sans"/>
-          <w:sz w:val="24"/>
-          <w:szCs w:val="24"/>
-        </w:rPr>
-        <w:t>myFriend.toCharArray</w:t>
-      </w:r>
-      <w:proofErr w:type="spellEnd"/>
-      <w:r>
-        <w:rPr>
-          <w:rFonts w:ascii="DejaVu Sans" w:hAnsi="DejaVu Sans" w:cs="DejaVu Sans"/>
-          <w:sz w:val="24"/>
-          <w:szCs w:val="24"/>
-        </w:rPr>
-        <w:t>();</w:t>
-      </w:r>
-    </w:p>
-    <w:p>
-      <w:pPr>
-        <w:spacing w:after="0"/>
-        <w:rPr>
-          <w:rFonts w:ascii="DejaVu Sans" w:hAnsi="DejaVu Sans" w:cs="DejaVu Sans"/>
-          <w:sz w:val="24"/>
-          <w:szCs w:val="24"/>
-        </w:rPr>
-      </w:pPr>
-      <w:proofErr w:type="spellStart"/>
-      <w:r>
-        <w:rPr>
-          <w:rFonts w:ascii="DejaVu Sans" w:hAnsi="DejaVu Sans" w:cs="DejaVu Sans"/>
-          <w:sz w:val="24"/>
-          <w:szCs w:val="24"/>
-        </w:rPr>
-        <w:t>Arrays.sort</w:t>
-      </w:r>
-      <w:proofErr w:type="spellEnd"/>
-      <w:r>
-        <w:rPr>
-          <w:rFonts w:ascii="DejaVu Sans" w:hAnsi="DejaVu Sans" w:cs="DejaVu Sans"/>
-          <w:sz w:val="24"/>
-          <w:szCs w:val="24"/>
-        </w:rPr>
-        <w:t>(</w:t>
-      </w:r>
-      <w:proofErr w:type="spellStart"/>
-      <w:r>
-        <w:rPr>
-          <w:rFonts w:ascii="DejaVu Sans" w:hAnsi="DejaVu Sans" w:cs="DejaVu Sans"/>
-          <w:sz w:val="24"/>
-          <w:szCs w:val="24"/>
-        </w:rPr>
-        <w:t>myCharArray</w:t>
-      </w:r>
-      <w:proofErr w:type="spellEnd"/>
-      <w:r>
-        <w:rPr>
-          <w:rFonts w:ascii="DejaVu Sans" w:hAnsi="DejaVu Sans" w:cs="DejaVu Sans"/>
-          <w:sz w:val="24"/>
-          <w:szCs w:val="24"/>
-        </w:rPr>
-        <w:t>);</w:t>
-      </w:r>
-    </w:p>
-    <w:p>
-      <w:pPr>
-        <w:spacing w:after="0"/>
-        <w:rPr>
-          <w:rFonts w:ascii="DejaVu Sans" w:hAnsi="DejaVu Sans" w:cs="DejaVu Sans"/>
-          <w:sz w:val="24"/>
-          <w:szCs w:val="24"/>
-        </w:rPr>
-      </w:pPr>
-      <w:r>
-        <w:rPr>
-          <w:rFonts w:ascii="DejaVu Sans" w:hAnsi="DejaVu Sans" w:cs="DejaVu Sans"/>
-          <w:sz w:val="24"/>
-          <w:szCs w:val="24"/>
-        </w:rPr>
-        <w:t xml:space="preserve">for (int </w:t>
+      <w:r>
+        <w:rPr>
+          <w:rFonts w:ascii="DejaVu Sans" w:hAnsi="DejaVu Sans" w:cs="DejaVu Sans"/>
+          <w:sz w:val="24"/>
+          <w:szCs w:val="24"/>
+        </w:rPr>
+        <w:t>for (</w:t>
+      </w:r>
+      <w:proofErr w:type="spellStart"/>
+      <w:r>
+        <w:rPr>
+          <w:rFonts w:ascii="DejaVu Sans" w:hAnsi="DejaVu Sans" w:cs="DejaVu Sans"/>
+          <w:sz w:val="24"/>
+          <w:szCs w:val="24"/>
+        </w:rPr>
+        <w:t>int</w:t>
+      </w:r>
+      <w:proofErr w:type="spellEnd"/>
+      <w:r>
+        <w:rPr>
+          <w:rFonts w:ascii="DejaVu Sans" w:hAnsi="DejaVu Sans" w:cs="DejaVu Sans"/>
+          <w:sz w:val="24"/>
+          <w:szCs w:val="24"/>
+        </w:rPr>
+        <w:t xml:space="preserve"> </w:t>
       </w:r>
       <w:proofErr w:type="spellStart"/>
       <w:r>
@@ -8115,14 +8221,6 @@
           <w:szCs w:val="24"/>
         </w:rPr>
       </w:pPr>
-      <w:r>
-        <w:rPr>
-          <w:rFonts w:ascii="DejaVu Sans" w:hAnsi="DejaVu Sans" w:cs="DejaVu Sans"/>
-          <w:sz w:val="24"/>
-          <w:szCs w:val="24"/>
-        </w:rPr>
-        <w:t xml:space="preserve">int myArray2[] = new </w:t>
-      </w:r>
       <w:proofErr w:type="gramStart"/>
       <w:r>
         <w:rPr>
@@ -8130,7 +8228,7 @@
           <w:sz w:val="24"/>
           <w:szCs w:val="24"/>
         </w:rPr>
-        <w:t>int[</w:t>
+        <w:t>int</w:t>
       </w:r>
       <w:proofErr w:type="gramEnd"/>
       <w:r>
@@ -8139,7 +8237,7 @@
           <w:sz w:val="24"/>
           <w:szCs w:val="24"/>
         </w:rPr>
-        <w:t>10];</w:t>
+        <w:t xml:space="preserve"> myArray2[] = new int[10];</w:t>
       </w:r>
     </w:p>
     <w:p>
@@ -8152,6 +8250,7 @@
         </w:rPr>
       </w:pPr>
       <w:proofErr w:type="spellStart"/>
+      <w:proofErr w:type="gramStart"/>
       <w:r>
         <w:rPr>
           <w:rFonts w:ascii="DejaVu Sans" w:hAnsi="DejaVu Sans" w:cs="DejaVu Sans"/>
@@ -8167,16 +8266,7 @@
           <w:sz w:val="24"/>
           <w:szCs w:val="24"/>
         </w:rPr>
-        <w:t>(myArray</w:t>
-      </w:r>
-      <w:proofErr w:type="gramStart"/>
-      <w:r>
-        <w:rPr>
-          <w:rFonts w:ascii="DejaVu Sans" w:hAnsi="DejaVu Sans" w:cs="DejaVu Sans"/>
-          <w:sz w:val="24"/>
-          <w:szCs w:val="24"/>
-        </w:rPr>
-        <w:t>2,-</w:t>
+        <w:t>(</w:t>
       </w:r>
       <w:proofErr w:type="gramEnd"/>
       <w:r>
@@ -8185,7 +8275,7 @@
           <w:sz w:val="24"/>
           <w:szCs w:val="24"/>
         </w:rPr>
-        <w:t>1);</w:t>
+        <w:t>myArray2,-1);</w:t>
       </w:r>
     </w:p>
     <w:p>
@@ -8203,7 +8293,25 @@
           <w:sz w:val="24"/>
           <w:szCs w:val="24"/>
         </w:rPr>
-        <w:t xml:space="preserve">for (int </w:t>
+        <w:t>for (</w:t>
+      </w:r>
+      <w:proofErr w:type="spellStart"/>
+      <w:r>
+        <w:rPr>
+          <w:rFonts w:ascii="DejaVu Sans" w:hAnsi="DejaVu Sans" w:cs="DejaVu Sans"/>
+          <w:sz w:val="24"/>
+          <w:szCs w:val="24"/>
+        </w:rPr>
+        <w:t>int</w:t>
+      </w:r>
+      <w:proofErr w:type="spellEnd"/>
+      <w:r>
+        <w:rPr>
+          <w:rFonts w:ascii="DejaVu Sans" w:hAnsi="DejaVu Sans" w:cs="DejaVu Sans"/>
+          <w:sz w:val="24"/>
+          <w:szCs w:val="24"/>
+        </w:rPr>
+        <w:t xml:space="preserve"> </w:t>
       </w:r>
       <w:proofErr w:type="spellStart"/>
       <w:r>
@@ -8375,6 +8483,7 @@
           <w:sz w:val="24"/>
           <w:szCs w:val="24"/>
         </w:rPr>
+        <w:lastRenderedPageBreak/>
         <w:t>-1 -1 -1 -1 -1 -1 -1 -1 -1 -1</w:t>
       </w:r>
     </w:p>
@@ -8499,6 +8608,7 @@
           <w:szCs w:val="24"/>
         </w:rPr>
       </w:pPr>
+      <w:proofErr w:type="spellStart"/>
       <w:proofErr w:type="gramStart"/>
       <w:r>
         <w:rPr>
@@ -8506,7 +8616,16 @@
           <w:sz w:val="24"/>
           <w:szCs w:val="24"/>
         </w:rPr>
-        <w:t>int[</w:t>
+        <w:t>int</w:t>
+      </w:r>
+      <w:proofErr w:type="spellEnd"/>
+      <w:r>
+        <w:rPr>
+          <w:rFonts w:ascii="DejaVu Sans" w:hAnsi="DejaVu Sans" w:cs="DejaVu Sans"/>
+          <w:sz w:val="24"/>
+          <w:szCs w:val="24"/>
+        </w:rPr>
+        <w:t>[</w:t>
       </w:r>
       <w:proofErr w:type="gramEnd"/>
       <w:r>
@@ -8551,7 +8670,25 @@
           <w:sz w:val="24"/>
           <w:szCs w:val="24"/>
         </w:rPr>
-        <w:t xml:space="preserve">for (int </w:t>
+        <w:t>for (</w:t>
+      </w:r>
+      <w:proofErr w:type="spellStart"/>
+      <w:r>
+        <w:rPr>
+          <w:rFonts w:ascii="DejaVu Sans" w:hAnsi="DejaVu Sans" w:cs="DejaVu Sans"/>
+          <w:sz w:val="24"/>
+          <w:szCs w:val="24"/>
+        </w:rPr>
+        <w:t>int</w:t>
+      </w:r>
+      <w:proofErr w:type="spellEnd"/>
+      <w:r>
+        <w:rPr>
+          <w:rFonts w:ascii="DejaVu Sans" w:hAnsi="DejaVu Sans" w:cs="DejaVu Sans"/>
+          <w:sz w:val="24"/>
+          <w:szCs w:val="24"/>
+        </w:rPr>
+        <w:t xml:space="preserve"> </w:t>
       </w:r>
       <w:proofErr w:type="spellStart"/>
       <w:r>
@@ -8765,10 +8902,8 @@
           <w:sz w:val="24"/>
           <w:szCs w:val="24"/>
         </w:rPr>
-        <w:t>Arrays,compare</w:t>
-      </w:r>
-      <w:proofErr w:type="spellEnd"/>
-      <w:proofErr w:type="gramEnd"/>
+        <w:t>Arrays.</w:t>
+      </w:r>
       <w:r>
         <w:rPr>
           <w:rFonts w:ascii="DejaVu Sans" w:hAnsi="DejaVu Sans" w:cs="DejaVu Sans"/>
@@ -8777,294 +8912,10 @@
           <w:sz w:val="24"/>
           <w:szCs w:val="24"/>
         </w:rPr>
-        <w:t>()</w:t>
-      </w:r>
-      <w:r>
-        <w:rPr>
-          <w:rFonts w:ascii="DejaVu Sans" w:hAnsi="DejaVu Sans" w:cs="DejaVu Sans"/>
-          <w:sz w:val="24"/>
-          <w:szCs w:val="24"/>
-        </w:rPr>
-        <w:t xml:space="preserve"> </w:t>
-      </w:r>
-    </w:p>
-    <w:p>
-      <w:pPr>
-        <w:spacing w:after="0"/>
-        <w:rPr>
-          <w:rFonts w:ascii="DejaVu Sans" w:hAnsi="DejaVu Sans" w:cs="DejaVu Sans"/>
-          <w:sz w:val="24"/>
-          <w:szCs w:val="24"/>
-        </w:rPr>
-      </w:pPr>
-      <w:r>
-        <w:rPr>
-          <w:rFonts w:ascii="DejaVu Sans" w:hAnsi="DejaVu Sans" w:cs="DejaVu Sans"/>
-          <w:sz w:val="24"/>
-          <w:szCs w:val="24"/>
-        </w:rPr>
-        <w:t>It returns 0 if the array is equal to the other array.</w:t>
-      </w:r>
-    </w:p>
-    <w:p>
-      <w:pPr>
-        <w:spacing w:after="0"/>
-        <w:rPr>
-          <w:rFonts w:ascii="DejaVu Sans" w:hAnsi="DejaVu Sans" w:cs="DejaVu Sans"/>
-          <w:sz w:val="24"/>
-          <w:szCs w:val="24"/>
-        </w:rPr>
-      </w:pPr>
-      <w:r>
-        <w:rPr>
-          <w:rFonts w:ascii="DejaVu Sans" w:hAnsi="DejaVu Sans" w:cs="DejaVu Sans"/>
-          <w:sz w:val="24"/>
-          <w:szCs w:val="24"/>
-        </w:rPr>
-        <w:t xml:space="preserve">It returns a value less than 0 is returned if the array is </w:t>
-      </w:r>
-      <w:proofErr w:type="gramStart"/>
-      <w:r>
-        <w:rPr>
-          <w:rFonts w:ascii="DejaVu Sans" w:hAnsi="DejaVu Sans" w:cs="DejaVu Sans"/>
-          <w:sz w:val="24"/>
-          <w:szCs w:val="24"/>
-        </w:rPr>
-        <w:t>lexicographically  less</w:t>
-      </w:r>
-      <w:proofErr w:type="gramEnd"/>
-      <w:r>
-        <w:rPr>
-          <w:rFonts w:ascii="DejaVu Sans" w:hAnsi="DejaVu Sans" w:cs="DejaVu Sans"/>
-          <w:sz w:val="24"/>
-          <w:szCs w:val="24"/>
-        </w:rPr>
-        <w:t xml:space="preserve"> than the other array in</w:t>
-      </w:r>
-    </w:p>
-    <w:p>
-      <w:pPr>
-        <w:spacing w:after="0"/>
-        <w:rPr>
-          <w:rFonts w:ascii="DejaVu Sans" w:hAnsi="DejaVu Sans" w:cs="DejaVu Sans"/>
-          <w:sz w:val="24"/>
-          <w:szCs w:val="24"/>
-        </w:rPr>
-      </w:pPr>
-      <w:r>
-        <w:rPr>
-          <w:rFonts w:ascii="DejaVu Sans" w:hAnsi="DejaVu Sans" w:cs="DejaVu Sans"/>
-          <w:sz w:val="24"/>
-          <w:szCs w:val="24"/>
-        </w:rPr>
-        <w:t>It returns a value greater than 0 if the array is lexicographically greater than the other array (more characters).</w:t>
-      </w:r>
-    </w:p>
-    <w:p>
-      <w:pPr>
-        <w:spacing w:after="0"/>
-        <w:rPr>
-          <w:rFonts w:ascii="DejaVu Sans" w:hAnsi="DejaVu Sans" w:cs="DejaVu Sans"/>
-          <w:sz w:val="24"/>
-          <w:szCs w:val="24"/>
-        </w:rPr>
-      </w:pPr>
-      <w:r>
-        <w:rPr>
-          <w:rFonts w:ascii="DejaVu Sans" w:hAnsi="DejaVu Sans" w:cs="DejaVu Sans"/>
-          <w:sz w:val="24"/>
-          <w:szCs w:val="24"/>
-        </w:rPr>
-        <w:t>A null array is lexicographically less than a non-null array, and the two arrays are considered equal if both are null so that it will print 0 in this case.</w:t>
-      </w:r>
-    </w:p>
-    <w:p>
-      <w:pPr>
-        <w:spacing w:after="0"/>
-        <w:rPr>
-          <w:rFonts w:ascii="DejaVu Sans" w:hAnsi="DejaVu Sans" w:cs="DejaVu Sans"/>
-          <w:sz w:val="24"/>
-          <w:szCs w:val="24"/>
-        </w:rPr>
-      </w:pPr>
-    </w:p>
-    <w:p>
-      <w:pPr>
-        <w:spacing w:after="0"/>
-        <w:rPr>
-          <w:rFonts w:ascii="DejaVu Sans" w:hAnsi="DejaVu Sans" w:cs="DejaVu Sans"/>
-          <w:sz w:val="24"/>
-          <w:szCs w:val="24"/>
-        </w:rPr>
-      </w:pPr>
-      <w:proofErr w:type="spellStart"/>
-      <w:r>
-        <w:rPr>
-          <w:rFonts w:ascii="DejaVu Sans" w:hAnsi="DejaVu Sans" w:cs="DejaVu Sans"/>
-          <w:sz w:val="24"/>
-          <w:szCs w:val="24"/>
-        </w:rPr>
-        <w:t>System.out.println</w:t>
-      </w:r>
-      <w:proofErr w:type="spellEnd"/>
-      <w:r>
-        <w:rPr>
-          <w:rFonts w:ascii="DejaVu Sans" w:hAnsi="DejaVu Sans" w:cs="DejaVu Sans"/>
-          <w:sz w:val="24"/>
-          <w:szCs w:val="24"/>
-        </w:rPr>
-        <w:t>("_______________________________");</w:t>
-      </w:r>
-    </w:p>
-    <w:p>
-      <w:pPr>
-        <w:spacing w:after="0"/>
-        <w:rPr>
-          <w:rFonts w:ascii="DejaVu Sans" w:hAnsi="DejaVu Sans" w:cs="DejaVu Sans"/>
-          <w:sz w:val="24"/>
-          <w:szCs w:val="24"/>
-        </w:rPr>
-      </w:pPr>
-      <w:proofErr w:type="spellStart"/>
-      <w:r>
-        <w:rPr>
-          <w:rFonts w:ascii="DejaVu Sans" w:hAnsi="DejaVu Sans" w:cs="DejaVu Sans"/>
-          <w:sz w:val="24"/>
-          <w:szCs w:val="24"/>
-        </w:rPr>
-        <w:t>System.out.println</w:t>
-      </w:r>
-      <w:proofErr w:type="spellEnd"/>
-      <w:r>
-        <w:rPr>
-          <w:rFonts w:ascii="DejaVu Sans" w:hAnsi="DejaVu Sans" w:cs="DejaVu Sans"/>
-          <w:sz w:val="24"/>
-          <w:szCs w:val="24"/>
-        </w:rPr>
-        <w:t>(</w:t>
-      </w:r>
-      <w:proofErr w:type="spellStart"/>
-      <w:r>
-        <w:rPr>
-          <w:rFonts w:ascii="DejaVu Sans" w:hAnsi="DejaVu Sans" w:cs="DejaVu Sans"/>
-          <w:sz w:val="24"/>
-          <w:szCs w:val="24"/>
-        </w:rPr>
-        <w:t>Arrays.compare</w:t>
-      </w:r>
-      <w:proofErr w:type="spellEnd"/>
-      <w:r>
-        <w:rPr>
-          <w:rFonts w:ascii="DejaVu Sans" w:hAnsi="DejaVu Sans" w:cs="DejaVu Sans"/>
-          <w:sz w:val="24"/>
-          <w:szCs w:val="24"/>
-        </w:rPr>
-        <w:t>(myArray3, myArray4));</w:t>
-      </w:r>
-    </w:p>
-    <w:p>
-      <w:pPr>
-        <w:spacing w:after="0"/>
-        <w:rPr>
-          <w:rFonts w:ascii="DejaVu Sans" w:hAnsi="DejaVu Sans" w:cs="DejaVu Sans"/>
-          <w:sz w:val="24"/>
-          <w:szCs w:val="24"/>
-        </w:rPr>
-      </w:pPr>
-      <w:proofErr w:type="spellStart"/>
-      <w:r>
-        <w:rPr>
-          <w:rFonts w:ascii="DejaVu Sans" w:hAnsi="DejaVu Sans" w:cs="DejaVu Sans"/>
-          <w:sz w:val="24"/>
-          <w:szCs w:val="24"/>
-        </w:rPr>
-        <w:t>System.out.println</w:t>
-      </w:r>
-      <w:proofErr w:type="spellEnd"/>
-      <w:r>
-        <w:rPr>
-          <w:rFonts w:ascii="DejaVu Sans" w:hAnsi="DejaVu Sans" w:cs="DejaVu Sans"/>
-          <w:sz w:val="24"/>
-          <w:szCs w:val="24"/>
-        </w:rPr>
-        <w:t>(</w:t>
-      </w:r>
-      <w:proofErr w:type="spellStart"/>
-      <w:r>
-        <w:rPr>
-          <w:rFonts w:ascii="DejaVu Sans" w:hAnsi="DejaVu Sans" w:cs="DejaVu Sans"/>
-          <w:sz w:val="24"/>
-          <w:szCs w:val="24"/>
-        </w:rPr>
-        <w:t>Arrays.compare</w:t>
-      </w:r>
-      <w:proofErr w:type="spellEnd"/>
-      <w:r>
-        <w:rPr>
-          <w:rFonts w:ascii="DejaVu Sans" w:hAnsi="DejaVu Sans" w:cs="DejaVu Sans"/>
-          <w:sz w:val="24"/>
-          <w:szCs w:val="24"/>
-        </w:rPr>
-        <w:t>(myArray4, myArray3));</w:t>
-      </w:r>
-    </w:p>
-    <w:p>
-      <w:pPr>
-        <w:spacing w:after="0"/>
-        <w:rPr>
-          <w:rFonts w:ascii="DejaVu Sans" w:hAnsi="DejaVu Sans" w:cs="DejaVu Sans"/>
-          <w:sz w:val="24"/>
-          <w:szCs w:val="24"/>
-        </w:rPr>
-      </w:pPr>
-      <w:r>
-        <w:rPr>
-          <w:rFonts w:ascii="DejaVu Sans" w:hAnsi="DejaVu Sans" w:cs="DejaVu Sans"/>
-          <w:sz w:val="24"/>
-          <w:szCs w:val="24"/>
-        </w:rPr>
-        <w:t>OUTPUT:</w:t>
-      </w:r>
-    </w:p>
-    <w:p>
-      <w:pPr>
-        <w:spacing w:after="0"/>
-        <w:rPr>
-          <w:rFonts w:ascii="DejaVu Sans" w:hAnsi="DejaVu Sans" w:cs="DejaVu Sans"/>
-          <w:sz w:val="24"/>
-          <w:szCs w:val="24"/>
-        </w:rPr>
-      </w:pPr>
-      <w:r>
-        <w:rPr>
-          <w:rFonts w:ascii="DejaVu Sans" w:hAnsi="DejaVu Sans" w:cs="DejaVu Sans"/>
-          <w:sz w:val="24"/>
-          <w:szCs w:val="24"/>
-        </w:rPr>
-        <w:t>4</w:t>
-      </w:r>
-    </w:p>
-    <w:p>
-      <w:pPr>
-        <w:spacing w:after="0"/>
-        <w:rPr>
-          <w:rFonts w:ascii="DejaVu Sans" w:hAnsi="DejaVu Sans" w:cs="DejaVu Sans"/>
-          <w:sz w:val="24"/>
-          <w:szCs w:val="24"/>
-        </w:rPr>
-      </w:pPr>
-      <w:r>
-        <w:rPr>
-          <w:rFonts w:ascii="DejaVu Sans" w:hAnsi="DejaVu Sans" w:cs="DejaVu Sans"/>
-          <w:sz w:val="24"/>
-          <w:szCs w:val="24"/>
-        </w:rPr>
-        <w:t>-4</w:t>
-      </w:r>
-    </w:p>
-    <w:p>
-      <w:pPr>
-        <w:spacing w:after="0"/>
+        <w:t>compare</w:t>
+      </w:r>
+      <w:proofErr w:type="spellEnd"/>
+      <w:r>
         <w:rPr>
           <w:rFonts w:ascii="DejaVu Sans" w:hAnsi="DejaVu Sans" w:cs="DejaVu Sans"/>
           <w:b/>
@@ -9072,7 +8923,17 @@
           <w:sz w:val="24"/>
           <w:szCs w:val="24"/>
         </w:rPr>
-      </w:pPr>
+        <w:t>()</w:t>
+      </w:r>
+      <w:proofErr w:type="gramEnd"/>
+      <w:r>
+        <w:rPr>
+          <w:rFonts w:ascii="DejaVu Sans" w:hAnsi="DejaVu Sans" w:cs="DejaVu Sans"/>
+          <w:sz w:val="24"/>
+          <w:szCs w:val="24"/>
+        </w:rPr>
+        <w:t xml:space="preserve"> </w:t>
+      </w:r>
     </w:p>
     <w:p>
       <w:pPr>
@@ -9083,8 +8944,274 @@
           <w:szCs w:val="24"/>
         </w:rPr>
       </w:pPr>
-      <w:proofErr w:type="spellStart"/>
-      <w:r>
+      <w:r>
+        <w:rPr>
+          <w:rFonts w:ascii="DejaVu Sans" w:hAnsi="DejaVu Sans" w:cs="DejaVu Sans"/>
+          <w:sz w:val="24"/>
+          <w:szCs w:val="24"/>
+        </w:rPr>
+        <w:t>It returns 0 if the array is equal to the other array.</w:t>
+      </w:r>
+    </w:p>
+    <w:p>
+      <w:pPr>
+        <w:spacing w:after="0"/>
+        <w:rPr>
+          <w:rFonts w:ascii="DejaVu Sans" w:hAnsi="DejaVu Sans" w:cs="DejaVu Sans"/>
+          <w:sz w:val="24"/>
+          <w:szCs w:val="24"/>
+        </w:rPr>
+      </w:pPr>
+      <w:r>
+        <w:rPr>
+          <w:rFonts w:ascii="DejaVu Sans" w:hAnsi="DejaVu Sans" w:cs="DejaVu Sans"/>
+          <w:sz w:val="24"/>
+          <w:szCs w:val="24"/>
+        </w:rPr>
+        <w:t xml:space="preserve">It returns a value less than 0 is returned if the array is </w:t>
+      </w:r>
+      <w:proofErr w:type="gramStart"/>
+      <w:r>
+        <w:rPr>
+          <w:rFonts w:ascii="DejaVu Sans" w:hAnsi="DejaVu Sans" w:cs="DejaVu Sans"/>
+          <w:sz w:val="24"/>
+          <w:szCs w:val="24"/>
+        </w:rPr>
+        <w:t>lexicographically  less</w:t>
+      </w:r>
+      <w:proofErr w:type="gramEnd"/>
+      <w:r>
+        <w:rPr>
+          <w:rFonts w:ascii="DejaVu Sans" w:hAnsi="DejaVu Sans" w:cs="DejaVu Sans"/>
+          <w:sz w:val="24"/>
+          <w:szCs w:val="24"/>
+        </w:rPr>
+        <w:t xml:space="preserve"> than the other array in</w:t>
+      </w:r>
+    </w:p>
+    <w:p>
+      <w:pPr>
+        <w:spacing w:after="0"/>
+        <w:rPr>
+          <w:rFonts w:ascii="DejaVu Sans" w:hAnsi="DejaVu Sans" w:cs="DejaVu Sans"/>
+          <w:sz w:val="24"/>
+          <w:szCs w:val="24"/>
+        </w:rPr>
+      </w:pPr>
+      <w:r>
+        <w:rPr>
+          <w:rFonts w:ascii="DejaVu Sans" w:hAnsi="DejaVu Sans" w:cs="DejaVu Sans"/>
+          <w:sz w:val="24"/>
+          <w:szCs w:val="24"/>
+        </w:rPr>
+        <w:t>It returns a value greater than 0 if the array is lexicographically greater than the other array (more characters).</w:t>
+      </w:r>
+    </w:p>
+    <w:p>
+      <w:pPr>
+        <w:spacing w:after="0"/>
+        <w:rPr>
+          <w:rFonts w:ascii="DejaVu Sans" w:hAnsi="DejaVu Sans" w:cs="DejaVu Sans"/>
+          <w:sz w:val="24"/>
+          <w:szCs w:val="24"/>
+        </w:rPr>
+      </w:pPr>
+      <w:r>
+        <w:rPr>
+          <w:rFonts w:ascii="DejaVu Sans" w:hAnsi="DejaVu Sans" w:cs="DejaVu Sans"/>
+          <w:sz w:val="24"/>
+          <w:szCs w:val="24"/>
+        </w:rPr>
+        <w:t>A null array is lexicographically less than a non-null array, and the two arrays are considered equal if both are null so that it will print 0 in this case.</w:t>
+      </w:r>
+    </w:p>
+    <w:p>
+      <w:pPr>
+        <w:spacing w:after="0"/>
+        <w:rPr>
+          <w:rFonts w:ascii="DejaVu Sans" w:hAnsi="DejaVu Sans" w:cs="DejaVu Sans"/>
+          <w:sz w:val="24"/>
+          <w:szCs w:val="24"/>
+        </w:rPr>
+      </w:pPr>
+    </w:p>
+    <w:p>
+      <w:pPr>
+        <w:spacing w:after="0"/>
+        <w:rPr>
+          <w:rFonts w:ascii="DejaVu Sans" w:hAnsi="DejaVu Sans" w:cs="DejaVu Sans"/>
+          <w:sz w:val="24"/>
+          <w:szCs w:val="24"/>
+        </w:rPr>
+      </w:pPr>
+      <w:proofErr w:type="spellStart"/>
+      <w:r>
+        <w:rPr>
+          <w:rFonts w:ascii="DejaVu Sans" w:hAnsi="DejaVu Sans" w:cs="DejaVu Sans"/>
+          <w:sz w:val="24"/>
+          <w:szCs w:val="24"/>
+        </w:rPr>
+        <w:t>System.out.println</w:t>
+      </w:r>
+      <w:proofErr w:type="spellEnd"/>
+      <w:r>
+        <w:rPr>
+          <w:rFonts w:ascii="DejaVu Sans" w:hAnsi="DejaVu Sans" w:cs="DejaVu Sans"/>
+          <w:sz w:val="24"/>
+          <w:szCs w:val="24"/>
+        </w:rPr>
+        <w:t>("_______________________________");</w:t>
+      </w:r>
+    </w:p>
+    <w:p>
+      <w:pPr>
+        <w:spacing w:after="0"/>
+        <w:rPr>
+          <w:rFonts w:ascii="DejaVu Sans" w:hAnsi="DejaVu Sans" w:cs="DejaVu Sans"/>
+          <w:sz w:val="24"/>
+          <w:szCs w:val="24"/>
+        </w:rPr>
+      </w:pPr>
+      <w:proofErr w:type="spellStart"/>
+      <w:r>
+        <w:rPr>
+          <w:rFonts w:ascii="DejaVu Sans" w:hAnsi="DejaVu Sans" w:cs="DejaVu Sans"/>
+          <w:sz w:val="24"/>
+          <w:szCs w:val="24"/>
+        </w:rPr>
+        <w:t>System.out.println</w:t>
+      </w:r>
+      <w:proofErr w:type="spellEnd"/>
+      <w:r>
+        <w:rPr>
+          <w:rFonts w:ascii="DejaVu Sans" w:hAnsi="DejaVu Sans" w:cs="DejaVu Sans"/>
+          <w:sz w:val="24"/>
+          <w:szCs w:val="24"/>
+        </w:rPr>
+        <w:t>(</w:t>
+      </w:r>
+      <w:proofErr w:type="spellStart"/>
+      <w:r>
+        <w:rPr>
+          <w:rFonts w:ascii="DejaVu Sans" w:hAnsi="DejaVu Sans" w:cs="DejaVu Sans"/>
+          <w:sz w:val="24"/>
+          <w:szCs w:val="24"/>
+        </w:rPr>
+        <w:t>Arrays.compare</w:t>
+      </w:r>
+      <w:proofErr w:type="spellEnd"/>
+      <w:r>
+        <w:rPr>
+          <w:rFonts w:ascii="DejaVu Sans" w:hAnsi="DejaVu Sans" w:cs="DejaVu Sans"/>
+          <w:sz w:val="24"/>
+          <w:szCs w:val="24"/>
+        </w:rPr>
+        <w:t>(myArray3, myArray4));</w:t>
+      </w:r>
+    </w:p>
+    <w:p>
+      <w:pPr>
+        <w:spacing w:after="0"/>
+        <w:rPr>
+          <w:rFonts w:ascii="DejaVu Sans" w:hAnsi="DejaVu Sans" w:cs="DejaVu Sans"/>
+          <w:sz w:val="24"/>
+          <w:szCs w:val="24"/>
+        </w:rPr>
+      </w:pPr>
+      <w:proofErr w:type="spellStart"/>
+      <w:r>
+        <w:rPr>
+          <w:rFonts w:ascii="DejaVu Sans" w:hAnsi="DejaVu Sans" w:cs="DejaVu Sans"/>
+          <w:sz w:val="24"/>
+          <w:szCs w:val="24"/>
+        </w:rPr>
+        <w:t>System.out.println</w:t>
+      </w:r>
+      <w:proofErr w:type="spellEnd"/>
+      <w:r>
+        <w:rPr>
+          <w:rFonts w:ascii="DejaVu Sans" w:hAnsi="DejaVu Sans" w:cs="DejaVu Sans"/>
+          <w:sz w:val="24"/>
+          <w:szCs w:val="24"/>
+        </w:rPr>
+        <w:t>(</w:t>
+      </w:r>
+      <w:proofErr w:type="spellStart"/>
+      <w:r>
+        <w:rPr>
+          <w:rFonts w:ascii="DejaVu Sans" w:hAnsi="DejaVu Sans" w:cs="DejaVu Sans"/>
+          <w:sz w:val="24"/>
+          <w:szCs w:val="24"/>
+        </w:rPr>
+        <w:t>Arrays.compare</w:t>
+      </w:r>
+      <w:proofErr w:type="spellEnd"/>
+      <w:r>
+        <w:rPr>
+          <w:rFonts w:ascii="DejaVu Sans" w:hAnsi="DejaVu Sans" w:cs="DejaVu Sans"/>
+          <w:sz w:val="24"/>
+          <w:szCs w:val="24"/>
+        </w:rPr>
+        <w:t>(myArray4, myArray3));</w:t>
+      </w:r>
+    </w:p>
+    <w:p>
+      <w:pPr>
+        <w:spacing w:after="0"/>
+        <w:rPr>
+          <w:rFonts w:ascii="DejaVu Sans" w:hAnsi="DejaVu Sans" w:cs="DejaVu Sans"/>
+          <w:sz w:val="24"/>
+          <w:szCs w:val="24"/>
+        </w:rPr>
+      </w:pPr>
+      <w:r>
+        <w:rPr>
+          <w:rFonts w:ascii="DejaVu Sans" w:hAnsi="DejaVu Sans" w:cs="DejaVu Sans"/>
+          <w:sz w:val="24"/>
+          <w:szCs w:val="24"/>
+        </w:rPr>
+        <w:t>OUTPUT:</w:t>
+      </w:r>
+    </w:p>
+    <w:p>
+      <w:pPr>
+        <w:spacing w:after="0"/>
+        <w:rPr>
+          <w:rFonts w:ascii="DejaVu Sans" w:hAnsi="DejaVu Sans" w:cs="DejaVu Sans"/>
+          <w:sz w:val="24"/>
+          <w:szCs w:val="24"/>
+        </w:rPr>
+      </w:pPr>
+      <w:r>
+        <w:rPr>
+          <w:rFonts w:ascii="DejaVu Sans" w:hAnsi="DejaVu Sans" w:cs="DejaVu Sans"/>
+          <w:sz w:val="24"/>
+          <w:szCs w:val="24"/>
+        </w:rPr>
+        <w:t>4</w:t>
+      </w:r>
+    </w:p>
+    <w:p>
+      <w:pPr>
+        <w:spacing w:after="0"/>
+        <w:rPr>
+          <w:rFonts w:ascii="DejaVu Sans" w:hAnsi="DejaVu Sans" w:cs="DejaVu Sans"/>
+          <w:sz w:val="24"/>
+          <w:szCs w:val="24"/>
+        </w:rPr>
+      </w:pPr>
+      <w:r>
+        <w:rPr>
+          <w:rFonts w:ascii="DejaVu Sans" w:hAnsi="DejaVu Sans" w:cs="DejaVu Sans"/>
+          <w:sz w:val="24"/>
+          <w:szCs w:val="24"/>
+        </w:rPr>
+        <w:t>-4</w:t>
+      </w:r>
+    </w:p>
+    <w:p>
+      <w:pPr>
+        <w:spacing w:after="0"/>
         <w:rPr>
           <w:rFonts w:ascii="DejaVu Sans" w:hAnsi="DejaVu Sans" w:cs="DejaVu Sans"/>
           <w:b/>
@@ -9092,9 +9219,18 @@
           <w:sz w:val="24"/>
           <w:szCs w:val="24"/>
         </w:rPr>
-        <w:t>String.split</w:t>
-      </w:r>
-      <w:proofErr w:type="spellEnd"/>
+      </w:pPr>
+    </w:p>
+    <w:p>
+      <w:pPr>
+        <w:spacing w:after="0"/>
+        <w:rPr>
+          <w:rFonts w:ascii="DejaVu Sans" w:hAnsi="DejaVu Sans" w:cs="DejaVu Sans"/>
+          <w:sz w:val="24"/>
+          <w:szCs w:val="24"/>
+        </w:rPr>
+      </w:pPr>
+      <w:proofErr w:type="spellStart"/>
       <w:proofErr w:type="gramStart"/>
       <w:r>
         <w:rPr>
@@ -9104,484 +9240,9 @@
           <w:sz w:val="24"/>
           <w:szCs w:val="24"/>
         </w:rPr>
-        <w:t>()</w:t>
-      </w:r>
-      <w:r>
-        <w:rPr>
-          <w:rFonts w:ascii="DejaVu Sans" w:hAnsi="DejaVu Sans" w:cs="DejaVu Sans"/>
-          <w:sz w:val="24"/>
-          <w:szCs w:val="24"/>
-        </w:rPr>
-        <w:t xml:space="preserve">  Returns</w:t>
-      </w:r>
-      <w:proofErr w:type="gramEnd"/>
-      <w:r>
-        <w:rPr>
-          <w:rFonts w:ascii="DejaVu Sans" w:hAnsi="DejaVu Sans" w:cs="DejaVu Sans"/>
-          <w:sz w:val="24"/>
-          <w:szCs w:val="24"/>
-        </w:rPr>
-        <w:t xml:space="preserve"> an array of Strings based on a delimiter</w:t>
-      </w:r>
-    </w:p>
-    <w:p>
-      <w:pPr>
-        <w:spacing w:after="0"/>
-        <w:rPr>
-          <w:rFonts w:ascii="DejaVu Sans" w:hAnsi="DejaVu Sans" w:cs="DejaVu Sans"/>
-          <w:sz w:val="24"/>
-          <w:szCs w:val="24"/>
-        </w:rPr>
-      </w:pPr>
-      <w:r>
-        <w:rPr>
-          <w:rFonts w:ascii="DejaVu Sans" w:hAnsi="DejaVu Sans" w:cs="DejaVu Sans"/>
-          <w:sz w:val="24"/>
-          <w:szCs w:val="24"/>
-        </w:rPr>
-        <w:t>String x = "It was a dark and rainy night...";</w:t>
-      </w:r>
-    </w:p>
-    <w:p>
-      <w:pPr>
-        <w:spacing w:after="0"/>
-        <w:rPr>
-          <w:rFonts w:ascii="DejaVu Sans" w:hAnsi="DejaVu Sans" w:cs="DejaVu Sans"/>
-          <w:sz w:val="24"/>
-          <w:szCs w:val="24"/>
-        </w:rPr>
-      </w:pPr>
-      <w:proofErr w:type="gramStart"/>
-      <w:r>
-        <w:rPr>
-          <w:rFonts w:ascii="DejaVu Sans" w:hAnsi="DejaVu Sans" w:cs="DejaVu Sans"/>
-          <w:sz w:val="24"/>
-          <w:szCs w:val="24"/>
-        </w:rPr>
-        <w:t>String[</w:t>
-      </w:r>
-      <w:proofErr w:type="gramEnd"/>
-      <w:r>
-        <w:rPr>
-          <w:rFonts w:ascii="DejaVu Sans" w:hAnsi="DejaVu Sans" w:cs="DejaVu Sans"/>
-          <w:sz w:val="24"/>
-          <w:szCs w:val="24"/>
-        </w:rPr>
-        <w:t xml:space="preserve">] words = </w:t>
-      </w:r>
-      <w:proofErr w:type="spellStart"/>
-      <w:r>
-        <w:rPr>
-          <w:rFonts w:ascii="DejaVu Sans" w:hAnsi="DejaVu Sans" w:cs="DejaVu Sans"/>
-          <w:sz w:val="24"/>
-          <w:szCs w:val="24"/>
-        </w:rPr>
-        <w:t>x.split</w:t>
-      </w:r>
-      <w:proofErr w:type="spellEnd"/>
-      <w:r>
-        <w:rPr>
-          <w:rFonts w:ascii="DejaVu Sans" w:hAnsi="DejaVu Sans" w:cs="DejaVu Sans"/>
-          <w:sz w:val="24"/>
-          <w:szCs w:val="24"/>
-        </w:rPr>
-        <w:t>(" ");</w:t>
-      </w:r>
-    </w:p>
-    <w:p>
-      <w:pPr>
-        <w:spacing w:after="0"/>
-        <w:rPr>
-          <w:rFonts w:ascii="DejaVu Sans" w:hAnsi="DejaVu Sans" w:cs="DejaVu Sans"/>
-          <w:sz w:val="24"/>
-          <w:szCs w:val="24"/>
-        </w:rPr>
-      </w:pPr>
-      <w:proofErr w:type="spellStart"/>
-      <w:r>
-        <w:rPr>
-          <w:rFonts w:ascii="DejaVu Sans" w:hAnsi="DejaVu Sans" w:cs="DejaVu Sans"/>
-          <w:sz w:val="24"/>
-          <w:szCs w:val="24"/>
-        </w:rPr>
-        <w:t>System.out.println</w:t>
-      </w:r>
-      <w:proofErr w:type="spellEnd"/>
-      <w:r>
-        <w:rPr>
-          <w:rFonts w:ascii="DejaVu Sans" w:hAnsi="DejaVu Sans" w:cs="DejaVu Sans"/>
-          <w:sz w:val="24"/>
-          <w:szCs w:val="24"/>
-        </w:rPr>
-        <w:t>("_______________________________");</w:t>
-      </w:r>
-    </w:p>
-    <w:p>
-      <w:pPr>
-        <w:spacing w:after="0"/>
-        <w:rPr>
-          <w:rFonts w:ascii="DejaVu Sans" w:hAnsi="DejaVu Sans" w:cs="DejaVu Sans"/>
-          <w:sz w:val="24"/>
-          <w:szCs w:val="24"/>
-        </w:rPr>
-      </w:pPr>
-      <w:proofErr w:type="spellStart"/>
-      <w:r>
-        <w:rPr>
-          <w:rFonts w:ascii="DejaVu Sans" w:hAnsi="DejaVu Sans" w:cs="DejaVu Sans"/>
-          <w:sz w:val="24"/>
-          <w:szCs w:val="24"/>
-        </w:rPr>
-        <w:t>System.out.println</w:t>
-      </w:r>
-      <w:proofErr w:type="spellEnd"/>
-      <w:r>
-        <w:rPr>
-          <w:rFonts w:ascii="DejaVu Sans" w:hAnsi="DejaVu Sans" w:cs="DejaVu Sans"/>
-          <w:sz w:val="24"/>
-          <w:szCs w:val="24"/>
-        </w:rPr>
-        <w:t>("After Splitting...");</w:t>
-      </w:r>
-    </w:p>
-    <w:p>
-      <w:pPr>
-        <w:spacing w:after="0"/>
-        <w:rPr>
-          <w:rFonts w:ascii="DejaVu Sans" w:hAnsi="DejaVu Sans" w:cs="DejaVu Sans"/>
-          <w:sz w:val="24"/>
-          <w:szCs w:val="24"/>
-        </w:rPr>
-      </w:pPr>
-      <w:r>
-        <w:rPr>
-          <w:rFonts w:ascii="DejaVu Sans" w:hAnsi="DejaVu Sans" w:cs="DejaVu Sans"/>
-          <w:sz w:val="24"/>
-          <w:szCs w:val="24"/>
-        </w:rPr>
-        <w:t xml:space="preserve">for (int </w:t>
-      </w:r>
-      <w:proofErr w:type="spellStart"/>
-      <w:r>
-        <w:rPr>
-          <w:rFonts w:ascii="DejaVu Sans" w:hAnsi="DejaVu Sans" w:cs="DejaVu Sans"/>
-          <w:sz w:val="24"/>
-          <w:szCs w:val="24"/>
-        </w:rPr>
-        <w:t>i</w:t>
-      </w:r>
-      <w:proofErr w:type="spellEnd"/>
-      <w:r>
-        <w:rPr>
-          <w:rFonts w:ascii="DejaVu Sans" w:hAnsi="DejaVu Sans" w:cs="DejaVu Sans"/>
-          <w:sz w:val="24"/>
-          <w:szCs w:val="24"/>
-        </w:rPr>
-        <w:t xml:space="preserve"> = 0; </w:t>
-      </w:r>
-      <w:proofErr w:type="spellStart"/>
-      <w:r>
-        <w:rPr>
-          <w:rFonts w:ascii="DejaVu Sans" w:hAnsi="DejaVu Sans" w:cs="DejaVu Sans"/>
-          <w:sz w:val="24"/>
-          <w:szCs w:val="24"/>
-        </w:rPr>
-        <w:t>i</w:t>
-      </w:r>
-      <w:proofErr w:type="spellEnd"/>
-      <w:r>
-        <w:rPr>
-          <w:rFonts w:ascii="DejaVu Sans" w:hAnsi="DejaVu Sans" w:cs="DejaVu Sans"/>
-          <w:sz w:val="24"/>
-          <w:szCs w:val="24"/>
-        </w:rPr>
-        <w:t xml:space="preserve"> &lt; </w:t>
-      </w:r>
-      <w:proofErr w:type="spellStart"/>
-      <w:proofErr w:type="gramStart"/>
-      <w:r>
-        <w:rPr>
-          <w:rFonts w:ascii="DejaVu Sans" w:hAnsi="DejaVu Sans" w:cs="DejaVu Sans"/>
-          <w:sz w:val="24"/>
-          <w:szCs w:val="24"/>
-        </w:rPr>
-        <w:t>words.length</w:t>
-      </w:r>
-      <w:proofErr w:type="spellEnd"/>
-      <w:proofErr w:type="gramEnd"/>
-      <w:r>
-        <w:rPr>
-          <w:rFonts w:ascii="DejaVu Sans" w:hAnsi="DejaVu Sans" w:cs="DejaVu Sans"/>
-          <w:sz w:val="24"/>
-          <w:szCs w:val="24"/>
-        </w:rPr>
-        <w:t xml:space="preserve">; </w:t>
-      </w:r>
-      <w:proofErr w:type="spellStart"/>
-      <w:r>
-        <w:rPr>
-          <w:rFonts w:ascii="DejaVu Sans" w:hAnsi="DejaVu Sans" w:cs="DejaVu Sans"/>
-          <w:sz w:val="24"/>
-          <w:szCs w:val="24"/>
-        </w:rPr>
-        <w:t>i</w:t>
-      </w:r>
-      <w:proofErr w:type="spellEnd"/>
-      <w:r>
-        <w:rPr>
-          <w:rFonts w:ascii="DejaVu Sans" w:hAnsi="DejaVu Sans" w:cs="DejaVu Sans"/>
-          <w:sz w:val="24"/>
-          <w:szCs w:val="24"/>
-        </w:rPr>
-        <w:t>++)</w:t>
-      </w:r>
-    </w:p>
-    <w:p>
-      <w:pPr>
-        <w:spacing w:after="0"/>
-        <w:rPr>
-          <w:rFonts w:ascii="DejaVu Sans" w:hAnsi="DejaVu Sans" w:cs="DejaVu Sans"/>
-          <w:sz w:val="24"/>
-          <w:szCs w:val="24"/>
-        </w:rPr>
-      </w:pPr>
-      <w:r>
-        <w:rPr>
-          <w:rFonts w:ascii="DejaVu Sans" w:hAnsi="DejaVu Sans" w:cs="DejaVu Sans"/>
-          <w:sz w:val="24"/>
-          <w:szCs w:val="24"/>
-        </w:rPr>
-        <w:t xml:space="preserve">  </w:t>
-      </w:r>
-      <w:proofErr w:type="spellStart"/>
-      <w:r>
-        <w:rPr>
-          <w:rFonts w:ascii="DejaVu Sans" w:hAnsi="DejaVu Sans" w:cs="DejaVu Sans"/>
-          <w:sz w:val="24"/>
-          <w:szCs w:val="24"/>
-        </w:rPr>
-        <w:t>System.out.println</w:t>
-      </w:r>
-      <w:proofErr w:type="spellEnd"/>
-      <w:r>
-        <w:rPr>
-          <w:rFonts w:ascii="DejaVu Sans" w:hAnsi="DejaVu Sans" w:cs="DejaVu Sans"/>
-          <w:sz w:val="24"/>
-          <w:szCs w:val="24"/>
-        </w:rPr>
-        <w:t>(words[</w:t>
-      </w:r>
-      <w:proofErr w:type="spellStart"/>
-      <w:r>
-        <w:rPr>
-          <w:rFonts w:ascii="DejaVu Sans" w:hAnsi="DejaVu Sans" w:cs="DejaVu Sans"/>
-          <w:sz w:val="24"/>
-          <w:szCs w:val="24"/>
-        </w:rPr>
-        <w:t>i</w:t>
-      </w:r>
-      <w:proofErr w:type="spellEnd"/>
-      <w:r>
-        <w:rPr>
-          <w:rFonts w:ascii="DejaVu Sans" w:hAnsi="DejaVu Sans" w:cs="DejaVu Sans"/>
-          <w:sz w:val="24"/>
-          <w:szCs w:val="24"/>
-        </w:rPr>
-        <w:t>] + " ");</w:t>
-      </w:r>
-    </w:p>
-    <w:p>
-      <w:pPr>
-        <w:spacing w:after="0"/>
-        <w:rPr>
-          <w:rFonts w:ascii="DejaVu Sans" w:hAnsi="DejaVu Sans" w:cs="DejaVu Sans"/>
-          <w:sz w:val="24"/>
-          <w:szCs w:val="24"/>
-        </w:rPr>
-      </w:pPr>
-    </w:p>
-    <w:p>
-      <w:pPr>
-        <w:spacing w:after="0"/>
-        <w:rPr>
-          <w:rFonts w:ascii="DejaVu Sans" w:hAnsi="DejaVu Sans" w:cs="DejaVu Sans"/>
-          <w:sz w:val="24"/>
-          <w:szCs w:val="24"/>
-        </w:rPr>
-      </w:pPr>
-      <w:r>
-        <w:rPr>
-          <w:rFonts w:ascii="DejaVu Sans" w:hAnsi="DejaVu Sans" w:cs="DejaVu Sans"/>
-          <w:sz w:val="24"/>
-          <w:szCs w:val="24"/>
-        </w:rPr>
-        <w:t>OUTPUT:</w:t>
-      </w:r>
-    </w:p>
-    <w:p>
-      <w:pPr>
-        <w:spacing w:after="0"/>
-        <w:rPr>
-          <w:rFonts w:ascii="DejaVu Sans" w:hAnsi="DejaVu Sans" w:cs="DejaVu Sans"/>
-          <w:sz w:val="24"/>
-          <w:szCs w:val="24"/>
-        </w:rPr>
-      </w:pPr>
-      <w:r>
-        <w:rPr>
-          <w:rFonts w:ascii="DejaVu Sans" w:hAnsi="DejaVu Sans" w:cs="DejaVu Sans"/>
-          <w:sz w:val="24"/>
-          <w:szCs w:val="24"/>
-        </w:rPr>
-        <w:t>After Splitting...</w:t>
-      </w:r>
-    </w:p>
-    <w:p>
-      <w:pPr>
-        <w:spacing w:after="0"/>
-        <w:rPr>
-          <w:rFonts w:ascii="DejaVu Sans" w:hAnsi="DejaVu Sans" w:cs="DejaVu Sans"/>
-          <w:sz w:val="24"/>
-          <w:szCs w:val="24"/>
-        </w:rPr>
-      </w:pPr>
-      <w:r>
-        <w:rPr>
-          <w:rFonts w:ascii="DejaVu Sans" w:hAnsi="DejaVu Sans" w:cs="DejaVu Sans"/>
-          <w:sz w:val="24"/>
-          <w:szCs w:val="24"/>
-        </w:rPr>
-        <w:t xml:space="preserve">It </w:t>
-      </w:r>
-    </w:p>
-    <w:p>
-      <w:pPr>
-        <w:spacing w:after="0"/>
-        <w:rPr>
-          <w:rFonts w:ascii="DejaVu Sans" w:hAnsi="DejaVu Sans" w:cs="DejaVu Sans"/>
-          <w:sz w:val="24"/>
-          <w:szCs w:val="24"/>
-        </w:rPr>
-      </w:pPr>
-      <w:r>
-        <w:rPr>
-          <w:rFonts w:ascii="DejaVu Sans" w:hAnsi="DejaVu Sans" w:cs="DejaVu Sans"/>
-          <w:sz w:val="24"/>
-          <w:szCs w:val="24"/>
-        </w:rPr>
-        <w:t xml:space="preserve">was </w:t>
-      </w:r>
-    </w:p>
-    <w:p>
-      <w:pPr>
-        <w:spacing w:after="0"/>
-        <w:rPr>
-          <w:rFonts w:ascii="DejaVu Sans" w:hAnsi="DejaVu Sans" w:cs="DejaVu Sans"/>
-          <w:sz w:val="24"/>
-          <w:szCs w:val="24"/>
-        </w:rPr>
-      </w:pPr>
-      <w:r>
-        <w:rPr>
-          <w:rFonts w:ascii="DejaVu Sans" w:hAnsi="DejaVu Sans" w:cs="DejaVu Sans"/>
-          <w:sz w:val="24"/>
-          <w:szCs w:val="24"/>
-        </w:rPr>
-        <w:t xml:space="preserve">a </w:t>
-      </w:r>
-    </w:p>
-    <w:p>
-      <w:pPr>
-        <w:spacing w:after="0"/>
-        <w:rPr>
-          <w:rFonts w:ascii="DejaVu Sans" w:hAnsi="DejaVu Sans" w:cs="DejaVu Sans"/>
-          <w:sz w:val="24"/>
-          <w:szCs w:val="24"/>
-        </w:rPr>
-      </w:pPr>
-      <w:r>
-        <w:rPr>
-          <w:rFonts w:ascii="DejaVu Sans" w:hAnsi="DejaVu Sans" w:cs="DejaVu Sans"/>
-          <w:sz w:val="24"/>
-          <w:szCs w:val="24"/>
-        </w:rPr>
-        <w:t xml:space="preserve">dark </w:t>
-      </w:r>
-    </w:p>
-    <w:p>
-      <w:pPr>
-        <w:spacing w:after="0"/>
-        <w:rPr>
-          <w:rFonts w:ascii="DejaVu Sans" w:hAnsi="DejaVu Sans" w:cs="DejaVu Sans"/>
-          <w:sz w:val="24"/>
-          <w:szCs w:val="24"/>
-        </w:rPr>
-      </w:pPr>
-      <w:r>
-        <w:rPr>
-          <w:rFonts w:ascii="DejaVu Sans" w:hAnsi="DejaVu Sans" w:cs="DejaVu Sans"/>
-          <w:sz w:val="24"/>
-          <w:szCs w:val="24"/>
-        </w:rPr>
-        <w:t xml:space="preserve">and </w:t>
-      </w:r>
-    </w:p>
-    <w:p>
-      <w:pPr>
-        <w:spacing w:after="0"/>
-        <w:rPr>
-          <w:rFonts w:ascii="DejaVu Sans" w:hAnsi="DejaVu Sans" w:cs="DejaVu Sans"/>
-          <w:sz w:val="24"/>
-          <w:szCs w:val="24"/>
-        </w:rPr>
-      </w:pPr>
-      <w:r>
-        <w:rPr>
-          <w:rFonts w:ascii="DejaVu Sans" w:hAnsi="DejaVu Sans" w:cs="DejaVu Sans"/>
-          <w:sz w:val="24"/>
-          <w:szCs w:val="24"/>
-        </w:rPr>
-        <w:t xml:space="preserve">rainy </w:t>
-      </w:r>
-    </w:p>
-    <w:p>
-      <w:pPr>
-        <w:spacing w:after="0"/>
-        <w:rPr>
-          <w:rFonts w:ascii="DejaVu Sans" w:hAnsi="DejaVu Sans" w:cs="DejaVu Sans"/>
-          <w:sz w:val="24"/>
-          <w:szCs w:val="24"/>
-        </w:rPr>
-      </w:pPr>
-      <w:r>
-        <w:rPr>
-          <w:rFonts w:ascii="DejaVu Sans" w:hAnsi="DejaVu Sans" w:cs="DejaVu Sans"/>
-          <w:sz w:val="24"/>
-          <w:szCs w:val="24"/>
-        </w:rPr>
-        <w:t>night...</w:t>
-      </w:r>
-    </w:p>
-    <w:p>
-      <w:pPr>
-        <w:spacing w:after="0"/>
-        <w:rPr>
-          <w:rFonts w:ascii="DejaVu Sans" w:hAnsi="DejaVu Sans" w:cs="DejaVu Sans"/>
-          <w:sz w:val="24"/>
-          <w:szCs w:val="24"/>
-        </w:rPr>
-      </w:pPr>
-    </w:p>
-    <w:p>
-      <w:pPr>
-        <w:spacing w:after="0"/>
-        <w:rPr>
-          <w:rFonts w:ascii="DejaVu Sans" w:hAnsi="DejaVu Sans" w:cs="DejaVu Sans"/>
-          <w:sz w:val="24"/>
-          <w:szCs w:val="24"/>
-        </w:rPr>
-      </w:pPr>
-      <w:proofErr w:type="spellStart"/>
+        <w:t>String.split</w:t>
+      </w:r>
+      <w:proofErr w:type="spellEnd"/>
       <w:r>
         <w:rPr>
           <w:rFonts w:ascii="DejaVu Sans" w:hAnsi="DejaVu Sans" w:cs="DejaVu Sans"/>
@@ -9590,9 +9251,9 @@
           <w:sz w:val="24"/>
           <w:szCs w:val="24"/>
         </w:rPr>
-        <w:t>System.arraycopy</w:t>
-      </w:r>
-      <w:proofErr w:type="spellEnd"/>
+        <w:t>(</w:t>
+      </w:r>
+      <w:proofErr w:type="gramEnd"/>
       <w:r>
         <w:rPr>
           <w:rFonts w:ascii="DejaVu Sans" w:hAnsi="DejaVu Sans" w:cs="DejaVu Sans"/>
@@ -9601,6 +9262,521 @@
           <w:sz w:val="24"/>
           <w:szCs w:val="24"/>
         </w:rPr>
+        <w:t>)</w:t>
+      </w:r>
+      <w:r>
+        <w:rPr>
+          <w:rFonts w:ascii="DejaVu Sans" w:hAnsi="DejaVu Sans" w:cs="DejaVu Sans"/>
+          <w:sz w:val="24"/>
+          <w:szCs w:val="24"/>
+        </w:rPr>
+        <w:t xml:space="preserve">  Returns an array of Strings based on a delimiter</w:t>
+      </w:r>
+    </w:p>
+    <w:p>
+      <w:pPr>
+        <w:spacing w:after="0"/>
+        <w:rPr>
+          <w:rFonts w:ascii="DejaVu Sans" w:hAnsi="DejaVu Sans" w:cs="DejaVu Sans"/>
+          <w:sz w:val="24"/>
+          <w:szCs w:val="24"/>
+        </w:rPr>
+      </w:pPr>
+      <w:r>
+        <w:rPr>
+          <w:rFonts w:ascii="DejaVu Sans" w:hAnsi="DejaVu Sans" w:cs="DejaVu Sans"/>
+          <w:sz w:val="24"/>
+          <w:szCs w:val="24"/>
+        </w:rPr>
+        <w:t>String x = "It was a dark and rainy night...";</w:t>
+      </w:r>
+    </w:p>
+    <w:p>
+      <w:pPr>
+        <w:spacing w:after="0"/>
+        <w:rPr>
+          <w:rFonts w:ascii="DejaVu Sans" w:hAnsi="DejaVu Sans" w:cs="DejaVu Sans"/>
+          <w:sz w:val="24"/>
+          <w:szCs w:val="24"/>
+        </w:rPr>
+      </w:pPr>
+      <w:proofErr w:type="gramStart"/>
+      <w:r>
+        <w:rPr>
+          <w:rFonts w:ascii="DejaVu Sans" w:hAnsi="DejaVu Sans" w:cs="DejaVu Sans"/>
+          <w:sz w:val="24"/>
+          <w:szCs w:val="24"/>
+        </w:rPr>
+        <w:t>String[</w:t>
+      </w:r>
+      <w:proofErr w:type="gramEnd"/>
+      <w:r>
+        <w:rPr>
+          <w:rFonts w:ascii="DejaVu Sans" w:hAnsi="DejaVu Sans" w:cs="DejaVu Sans"/>
+          <w:sz w:val="24"/>
+          <w:szCs w:val="24"/>
+        </w:rPr>
+        <w:t xml:space="preserve">] words = </w:t>
+      </w:r>
+      <w:proofErr w:type="spellStart"/>
+      <w:r>
+        <w:rPr>
+          <w:rFonts w:ascii="DejaVu Sans" w:hAnsi="DejaVu Sans" w:cs="DejaVu Sans"/>
+          <w:sz w:val="24"/>
+          <w:szCs w:val="24"/>
+        </w:rPr>
+        <w:t>x.split</w:t>
+      </w:r>
+      <w:proofErr w:type="spellEnd"/>
+      <w:r>
+        <w:rPr>
+          <w:rFonts w:ascii="DejaVu Sans" w:hAnsi="DejaVu Sans" w:cs="DejaVu Sans"/>
+          <w:sz w:val="24"/>
+          <w:szCs w:val="24"/>
+        </w:rPr>
+        <w:t>(" ");</w:t>
+      </w:r>
+    </w:p>
+    <w:p>
+      <w:pPr>
+        <w:spacing w:after="0"/>
+        <w:rPr>
+          <w:rFonts w:ascii="DejaVu Sans" w:hAnsi="DejaVu Sans" w:cs="DejaVu Sans"/>
+          <w:sz w:val="24"/>
+          <w:szCs w:val="24"/>
+        </w:rPr>
+      </w:pPr>
+      <w:proofErr w:type="spellStart"/>
+      <w:r>
+        <w:rPr>
+          <w:rFonts w:ascii="DejaVu Sans" w:hAnsi="DejaVu Sans" w:cs="DejaVu Sans"/>
+          <w:sz w:val="24"/>
+          <w:szCs w:val="24"/>
+        </w:rPr>
+        <w:t>System.out.println</w:t>
+      </w:r>
+      <w:proofErr w:type="spellEnd"/>
+      <w:r>
+        <w:rPr>
+          <w:rFonts w:ascii="DejaVu Sans" w:hAnsi="DejaVu Sans" w:cs="DejaVu Sans"/>
+          <w:sz w:val="24"/>
+          <w:szCs w:val="24"/>
+        </w:rPr>
+        <w:t>("_______________________________");</w:t>
+      </w:r>
+    </w:p>
+    <w:p>
+      <w:pPr>
+        <w:spacing w:after="0"/>
+        <w:rPr>
+          <w:rFonts w:ascii="DejaVu Sans" w:hAnsi="DejaVu Sans" w:cs="DejaVu Sans"/>
+          <w:sz w:val="24"/>
+          <w:szCs w:val="24"/>
+        </w:rPr>
+      </w:pPr>
+      <w:proofErr w:type="spellStart"/>
+      <w:r>
+        <w:rPr>
+          <w:rFonts w:ascii="DejaVu Sans" w:hAnsi="DejaVu Sans" w:cs="DejaVu Sans"/>
+          <w:sz w:val="24"/>
+          <w:szCs w:val="24"/>
+        </w:rPr>
+        <w:t>System.out.println</w:t>
+      </w:r>
+      <w:proofErr w:type="spellEnd"/>
+      <w:r>
+        <w:rPr>
+          <w:rFonts w:ascii="DejaVu Sans" w:hAnsi="DejaVu Sans" w:cs="DejaVu Sans"/>
+          <w:sz w:val="24"/>
+          <w:szCs w:val="24"/>
+        </w:rPr>
+        <w:t>("After Splitting...");</w:t>
+      </w:r>
+    </w:p>
+    <w:p>
+      <w:pPr>
+        <w:spacing w:after="0"/>
+        <w:rPr>
+          <w:rFonts w:ascii="DejaVu Sans" w:hAnsi="DejaVu Sans" w:cs="DejaVu Sans"/>
+          <w:sz w:val="24"/>
+          <w:szCs w:val="24"/>
+        </w:rPr>
+      </w:pPr>
+      <w:proofErr w:type="gramStart"/>
+      <w:r>
+        <w:rPr>
+          <w:rFonts w:ascii="DejaVu Sans" w:hAnsi="DejaVu Sans" w:cs="DejaVu Sans"/>
+          <w:sz w:val="24"/>
+          <w:szCs w:val="24"/>
+        </w:rPr>
+        <w:t>for</w:t>
+      </w:r>
+      <w:proofErr w:type="gramEnd"/>
+      <w:r>
+        <w:rPr>
+          <w:rFonts w:ascii="DejaVu Sans" w:hAnsi="DejaVu Sans" w:cs="DejaVu Sans"/>
+          <w:sz w:val="24"/>
+          <w:szCs w:val="24"/>
+        </w:rPr>
+        <w:t xml:space="preserve"> (</w:t>
+      </w:r>
+      <w:proofErr w:type="spellStart"/>
+      <w:r>
+        <w:rPr>
+          <w:rFonts w:ascii="DejaVu Sans" w:hAnsi="DejaVu Sans" w:cs="DejaVu Sans"/>
+          <w:sz w:val="24"/>
+          <w:szCs w:val="24"/>
+        </w:rPr>
+        <w:t>int</w:t>
+      </w:r>
+      <w:proofErr w:type="spellEnd"/>
+      <w:r>
+        <w:rPr>
+          <w:rFonts w:ascii="DejaVu Sans" w:hAnsi="DejaVu Sans" w:cs="DejaVu Sans"/>
+          <w:sz w:val="24"/>
+          <w:szCs w:val="24"/>
+        </w:rPr>
+        <w:t xml:space="preserve"> </w:t>
+      </w:r>
+      <w:proofErr w:type="spellStart"/>
+      <w:r>
+        <w:rPr>
+          <w:rFonts w:ascii="DejaVu Sans" w:hAnsi="DejaVu Sans" w:cs="DejaVu Sans"/>
+          <w:sz w:val="24"/>
+          <w:szCs w:val="24"/>
+        </w:rPr>
+        <w:t>i</w:t>
+      </w:r>
+      <w:proofErr w:type="spellEnd"/>
+      <w:r>
+        <w:rPr>
+          <w:rFonts w:ascii="DejaVu Sans" w:hAnsi="DejaVu Sans" w:cs="DejaVu Sans"/>
+          <w:sz w:val="24"/>
+          <w:szCs w:val="24"/>
+        </w:rPr>
+        <w:t xml:space="preserve"> = 0; </w:t>
+      </w:r>
+      <w:proofErr w:type="spellStart"/>
+      <w:r>
+        <w:rPr>
+          <w:rFonts w:ascii="DejaVu Sans" w:hAnsi="DejaVu Sans" w:cs="DejaVu Sans"/>
+          <w:sz w:val="24"/>
+          <w:szCs w:val="24"/>
+        </w:rPr>
+        <w:t>i</w:t>
+      </w:r>
+      <w:proofErr w:type="spellEnd"/>
+      <w:r>
+        <w:rPr>
+          <w:rFonts w:ascii="DejaVu Sans" w:hAnsi="DejaVu Sans" w:cs="DejaVu Sans"/>
+          <w:sz w:val="24"/>
+          <w:szCs w:val="24"/>
+        </w:rPr>
+        <w:t xml:space="preserve"> &lt; </w:t>
+      </w:r>
+      <w:proofErr w:type="spellStart"/>
+      <w:r>
+        <w:rPr>
+          <w:rFonts w:ascii="DejaVu Sans" w:hAnsi="DejaVu Sans" w:cs="DejaVu Sans"/>
+          <w:sz w:val="24"/>
+          <w:szCs w:val="24"/>
+        </w:rPr>
+        <w:t>words.length</w:t>
+      </w:r>
+      <w:proofErr w:type="spellEnd"/>
+      <w:r>
+        <w:rPr>
+          <w:rFonts w:ascii="DejaVu Sans" w:hAnsi="DejaVu Sans" w:cs="DejaVu Sans"/>
+          <w:sz w:val="24"/>
+          <w:szCs w:val="24"/>
+        </w:rPr>
+        <w:t xml:space="preserve">; </w:t>
+      </w:r>
+      <w:proofErr w:type="spellStart"/>
+      <w:r>
+        <w:rPr>
+          <w:rFonts w:ascii="DejaVu Sans" w:hAnsi="DejaVu Sans" w:cs="DejaVu Sans"/>
+          <w:sz w:val="24"/>
+          <w:szCs w:val="24"/>
+        </w:rPr>
+        <w:t>i</w:t>
+      </w:r>
+      <w:proofErr w:type="spellEnd"/>
+      <w:r>
+        <w:rPr>
+          <w:rFonts w:ascii="DejaVu Sans" w:hAnsi="DejaVu Sans" w:cs="DejaVu Sans"/>
+          <w:sz w:val="24"/>
+          <w:szCs w:val="24"/>
+        </w:rPr>
+        <w:t>++)</w:t>
+      </w:r>
+    </w:p>
+    <w:p>
+      <w:pPr>
+        <w:spacing w:after="0"/>
+        <w:rPr>
+          <w:rFonts w:ascii="DejaVu Sans" w:hAnsi="DejaVu Sans" w:cs="DejaVu Sans"/>
+          <w:sz w:val="24"/>
+          <w:szCs w:val="24"/>
+        </w:rPr>
+      </w:pPr>
+      <w:r>
+        <w:rPr>
+          <w:rFonts w:ascii="DejaVu Sans" w:hAnsi="DejaVu Sans" w:cs="DejaVu Sans"/>
+          <w:sz w:val="24"/>
+          <w:szCs w:val="24"/>
+        </w:rPr>
+        <w:t xml:space="preserve">  </w:t>
+      </w:r>
+      <w:proofErr w:type="spellStart"/>
+      <w:r>
+        <w:rPr>
+          <w:rFonts w:ascii="DejaVu Sans" w:hAnsi="DejaVu Sans" w:cs="DejaVu Sans"/>
+          <w:sz w:val="24"/>
+          <w:szCs w:val="24"/>
+        </w:rPr>
+        <w:t>System.out.println</w:t>
+      </w:r>
+      <w:proofErr w:type="spellEnd"/>
+      <w:r>
+        <w:rPr>
+          <w:rFonts w:ascii="DejaVu Sans" w:hAnsi="DejaVu Sans" w:cs="DejaVu Sans"/>
+          <w:sz w:val="24"/>
+          <w:szCs w:val="24"/>
+        </w:rPr>
+        <w:t>(words[</w:t>
+      </w:r>
+      <w:proofErr w:type="spellStart"/>
+      <w:r>
+        <w:rPr>
+          <w:rFonts w:ascii="DejaVu Sans" w:hAnsi="DejaVu Sans" w:cs="DejaVu Sans"/>
+          <w:sz w:val="24"/>
+          <w:szCs w:val="24"/>
+        </w:rPr>
+        <w:t>i</w:t>
+      </w:r>
+      <w:proofErr w:type="spellEnd"/>
+      <w:r>
+        <w:rPr>
+          <w:rFonts w:ascii="DejaVu Sans" w:hAnsi="DejaVu Sans" w:cs="DejaVu Sans"/>
+          <w:sz w:val="24"/>
+          <w:szCs w:val="24"/>
+        </w:rPr>
+        <w:t>] + " ");</w:t>
+      </w:r>
+    </w:p>
+    <w:p>
+      <w:pPr>
+        <w:spacing w:after="0"/>
+        <w:rPr>
+          <w:rFonts w:ascii="DejaVu Sans" w:hAnsi="DejaVu Sans" w:cs="DejaVu Sans"/>
+          <w:sz w:val="24"/>
+          <w:szCs w:val="24"/>
+        </w:rPr>
+      </w:pPr>
+    </w:p>
+    <w:p>
+      <w:pPr>
+        <w:spacing w:after="0"/>
+        <w:rPr>
+          <w:rFonts w:ascii="DejaVu Sans" w:hAnsi="DejaVu Sans" w:cs="DejaVu Sans"/>
+          <w:sz w:val="24"/>
+          <w:szCs w:val="24"/>
+        </w:rPr>
+      </w:pPr>
+      <w:r>
+        <w:rPr>
+          <w:rFonts w:ascii="DejaVu Sans" w:hAnsi="DejaVu Sans" w:cs="DejaVu Sans"/>
+          <w:sz w:val="24"/>
+          <w:szCs w:val="24"/>
+        </w:rPr>
+        <w:t>OUTPUT:</w:t>
+      </w:r>
+    </w:p>
+    <w:p>
+      <w:pPr>
+        <w:spacing w:after="0"/>
+        <w:rPr>
+          <w:rFonts w:ascii="DejaVu Sans" w:hAnsi="DejaVu Sans" w:cs="DejaVu Sans"/>
+          <w:sz w:val="24"/>
+          <w:szCs w:val="24"/>
+        </w:rPr>
+      </w:pPr>
+      <w:r>
+        <w:rPr>
+          <w:rFonts w:ascii="DejaVu Sans" w:hAnsi="DejaVu Sans" w:cs="DejaVu Sans"/>
+          <w:sz w:val="24"/>
+          <w:szCs w:val="24"/>
+        </w:rPr>
+        <w:t>After Splitting...</w:t>
+      </w:r>
+    </w:p>
+    <w:p>
+      <w:pPr>
+        <w:spacing w:after="0"/>
+        <w:rPr>
+          <w:rFonts w:ascii="DejaVu Sans" w:hAnsi="DejaVu Sans" w:cs="DejaVu Sans"/>
+          <w:sz w:val="24"/>
+          <w:szCs w:val="24"/>
+        </w:rPr>
+      </w:pPr>
+      <w:r>
+        <w:rPr>
+          <w:rFonts w:ascii="DejaVu Sans" w:hAnsi="DejaVu Sans" w:cs="DejaVu Sans"/>
+          <w:sz w:val="24"/>
+          <w:szCs w:val="24"/>
+        </w:rPr>
+        <w:t xml:space="preserve">It </w:t>
+      </w:r>
+    </w:p>
+    <w:p>
+      <w:pPr>
+        <w:spacing w:after="0"/>
+        <w:rPr>
+          <w:rFonts w:ascii="DejaVu Sans" w:hAnsi="DejaVu Sans" w:cs="DejaVu Sans"/>
+          <w:sz w:val="24"/>
+          <w:szCs w:val="24"/>
+        </w:rPr>
+      </w:pPr>
+      <w:r>
+        <w:rPr>
+          <w:rFonts w:ascii="DejaVu Sans" w:hAnsi="DejaVu Sans" w:cs="DejaVu Sans"/>
+          <w:sz w:val="24"/>
+          <w:szCs w:val="24"/>
+        </w:rPr>
+        <w:t xml:space="preserve">was </w:t>
+      </w:r>
+    </w:p>
+    <w:p>
+      <w:pPr>
+        <w:spacing w:after="0"/>
+        <w:rPr>
+          <w:rFonts w:ascii="DejaVu Sans" w:hAnsi="DejaVu Sans" w:cs="DejaVu Sans"/>
+          <w:sz w:val="24"/>
+          <w:szCs w:val="24"/>
+        </w:rPr>
+      </w:pPr>
+      <w:r>
+        <w:rPr>
+          <w:rFonts w:ascii="DejaVu Sans" w:hAnsi="DejaVu Sans" w:cs="DejaVu Sans"/>
+          <w:sz w:val="24"/>
+          <w:szCs w:val="24"/>
+        </w:rPr>
+        <w:t xml:space="preserve">a </w:t>
+      </w:r>
+    </w:p>
+    <w:p>
+      <w:pPr>
+        <w:spacing w:after="0"/>
+        <w:rPr>
+          <w:rFonts w:ascii="DejaVu Sans" w:hAnsi="DejaVu Sans" w:cs="DejaVu Sans"/>
+          <w:sz w:val="24"/>
+          <w:szCs w:val="24"/>
+        </w:rPr>
+      </w:pPr>
+      <w:r>
+        <w:rPr>
+          <w:rFonts w:ascii="DejaVu Sans" w:hAnsi="DejaVu Sans" w:cs="DejaVu Sans"/>
+          <w:sz w:val="24"/>
+          <w:szCs w:val="24"/>
+        </w:rPr>
+        <w:t xml:space="preserve">dark </w:t>
+      </w:r>
+    </w:p>
+    <w:p>
+      <w:pPr>
+        <w:spacing w:after="0"/>
+        <w:rPr>
+          <w:rFonts w:ascii="DejaVu Sans" w:hAnsi="DejaVu Sans" w:cs="DejaVu Sans"/>
+          <w:sz w:val="24"/>
+          <w:szCs w:val="24"/>
+        </w:rPr>
+      </w:pPr>
+      <w:r>
+        <w:rPr>
+          <w:rFonts w:ascii="DejaVu Sans" w:hAnsi="DejaVu Sans" w:cs="DejaVu Sans"/>
+          <w:sz w:val="24"/>
+          <w:szCs w:val="24"/>
+        </w:rPr>
+        <w:lastRenderedPageBreak/>
+        <w:t xml:space="preserve">and </w:t>
+      </w:r>
+    </w:p>
+    <w:p>
+      <w:pPr>
+        <w:spacing w:after="0"/>
+        <w:rPr>
+          <w:rFonts w:ascii="DejaVu Sans" w:hAnsi="DejaVu Sans" w:cs="DejaVu Sans"/>
+          <w:sz w:val="24"/>
+          <w:szCs w:val="24"/>
+        </w:rPr>
+      </w:pPr>
+      <w:r>
+        <w:rPr>
+          <w:rFonts w:ascii="DejaVu Sans" w:hAnsi="DejaVu Sans" w:cs="DejaVu Sans"/>
+          <w:sz w:val="24"/>
+          <w:szCs w:val="24"/>
+        </w:rPr>
+        <w:t xml:space="preserve">rainy </w:t>
+      </w:r>
+    </w:p>
+    <w:p>
+      <w:pPr>
+        <w:spacing w:after="0"/>
+        <w:rPr>
+          <w:rFonts w:ascii="DejaVu Sans" w:hAnsi="DejaVu Sans" w:cs="DejaVu Sans"/>
+          <w:sz w:val="24"/>
+          <w:szCs w:val="24"/>
+        </w:rPr>
+      </w:pPr>
+      <w:r>
+        <w:rPr>
+          <w:rFonts w:ascii="DejaVu Sans" w:hAnsi="DejaVu Sans" w:cs="DejaVu Sans"/>
+          <w:sz w:val="24"/>
+          <w:szCs w:val="24"/>
+        </w:rPr>
+        <w:t>night...</w:t>
+      </w:r>
+    </w:p>
+    <w:p>
+      <w:pPr>
+        <w:spacing w:after="0"/>
+        <w:rPr>
+          <w:rFonts w:ascii="DejaVu Sans" w:hAnsi="DejaVu Sans" w:cs="DejaVu Sans"/>
+          <w:sz w:val="24"/>
+          <w:szCs w:val="24"/>
+        </w:rPr>
+      </w:pPr>
+    </w:p>
+    <w:p>
+      <w:pPr>
+        <w:spacing w:after="0"/>
+        <w:rPr>
+          <w:rFonts w:ascii="DejaVu Sans" w:hAnsi="DejaVu Sans" w:cs="DejaVu Sans"/>
+          <w:sz w:val="24"/>
+          <w:szCs w:val="24"/>
+        </w:rPr>
+      </w:pPr>
+      <w:proofErr w:type="spellStart"/>
+      <w:r>
+        <w:rPr>
+          <w:rFonts w:ascii="DejaVu Sans" w:hAnsi="DejaVu Sans" w:cs="DejaVu Sans"/>
+          <w:b/>
+          <w:bCs/>
+          <w:sz w:val="24"/>
+          <w:szCs w:val="24"/>
+        </w:rPr>
+        <w:t>System.arraycopy</w:t>
+      </w:r>
+      <w:proofErr w:type="spellEnd"/>
+      <w:r>
+        <w:rPr>
+          <w:rFonts w:ascii="DejaVu Sans" w:hAnsi="DejaVu Sans" w:cs="DejaVu Sans"/>
+          <w:b/>
+          <w:bCs/>
+          <w:sz w:val="24"/>
+          <w:szCs w:val="24"/>
+        </w:rPr>
         <w:t>()</w:t>
       </w:r>
       <w:r>
@@ -9656,6 +9832,537 @@
           <w:sz w:val="24"/>
           <w:szCs w:val="24"/>
         </w:rPr>
+        <w:t>public</w:t>
+      </w:r>
+      <w:proofErr w:type="gramEnd"/>
+      <w:r>
+        <w:rPr>
+          <w:rFonts w:ascii="DejaVu Sans" w:hAnsi="DejaVu Sans" w:cs="DejaVu Sans"/>
+          <w:sz w:val="24"/>
+          <w:szCs w:val="24"/>
+        </w:rPr>
+        <w:t xml:space="preserve"> static void </w:t>
+      </w:r>
+      <w:proofErr w:type="spellStart"/>
+      <w:r>
+        <w:rPr>
+          <w:rFonts w:ascii="DejaVu Sans" w:hAnsi="DejaVu Sans" w:cs="DejaVu Sans"/>
+          <w:sz w:val="24"/>
+          <w:szCs w:val="24"/>
+        </w:rPr>
+        <w:t>arraycopy</w:t>
+      </w:r>
+      <w:proofErr w:type="spellEnd"/>
+      <w:r>
+        <w:rPr>
+          <w:rFonts w:ascii="DejaVu Sans" w:hAnsi="DejaVu Sans" w:cs="DejaVu Sans"/>
+          <w:sz w:val="24"/>
+          <w:szCs w:val="24"/>
+        </w:rPr>
+        <w:t xml:space="preserve">(Object </w:t>
+      </w:r>
+      <w:proofErr w:type="spellStart"/>
+      <w:r>
+        <w:rPr>
+          <w:rFonts w:ascii="DejaVu Sans" w:hAnsi="DejaVu Sans" w:cs="DejaVu Sans"/>
+          <w:sz w:val="24"/>
+          <w:szCs w:val="24"/>
+        </w:rPr>
+        <w:t>source_arr</w:t>
+      </w:r>
+      <w:proofErr w:type="spellEnd"/>
+      <w:r>
+        <w:rPr>
+          <w:rFonts w:ascii="DejaVu Sans" w:hAnsi="DejaVu Sans" w:cs="DejaVu Sans"/>
+          <w:sz w:val="24"/>
+          <w:szCs w:val="24"/>
+        </w:rPr>
+        <w:t xml:space="preserve">, </w:t>
+      </w:r>
+      <w:proofErr w:type="spellStart"/>
+      <w:r>
+        <w:rPr>
+          <w:rFonts w:ascii="DejaVu Sans" w:hAnsi="DejaVu Sans" w:cs="DejaVu Sans"/>
+          <w:sz w:val="24"/>
+          <w:szCs w:val="24"/>
+        </w:rPr>
+        <w:t>int</w:t>
+      </w:r>
+      <w:proofErr w:type="spellEnd"/>
+      <w:r>
+        <w:rPr>
+          <w:rFonts w:ascii="DejaVu Sans" w:hAnsi="DejaVu Sans" w:cs="DejaVu Sans"/>
+          <w:sz w:val="24"/>
+          <w:szCs w:val="24"/>
+        </w:rPr>
+        <w:t xml:space="preserve"> </w:t>
+      </w:r>
+      <w:proofErr w:type="spellStart"/>
+      <w:r>
+        <w:rPr>
+          <w:rFonts w:ascii="DejaVu Sans" w:hAnsi="DejaVu Sans" w:cs="DejaVu Sans"/>
+          <w:sz w:val="24"/>
+          <w:szCs w:val="24"/>
+        </w:rPr>
+        <w:t>sourcePos</w:t>
+      </w:r>
+      <w:proofErr w:type="spellEnd"/>
+      <w:r>
+        <w:rPr>
+          <w:rFonts w:ascii="DejaVu Sans" w:hAnsi="DejaVu Sans" w:cs="DejaVu Sans"/>
+          <w:sz w:val="24"/>
+          <w:szCs w:val="24"/>
+        </w:rPr>
+        <w:t>,</w:t>
+      </w:r>
+    </w:p>
+    <w:p>
+      <w:pPr>
+        <w:spacing w:after="0"/>
+        <w:rPr>
+          <w:rFonts w:ascii="DejaVu Sans" w:hAnsi="DejaVu Sans" w:cs="DejaVu Sans"/>
+          <w:sz w:val="24"/>
+          <w:szCs w:val="24"/>
+        </w:rPr>
+      </w:pPr>
+      <w:r>
+        <w:rPr>
+          <w:rFonts w:ascii="DejaVu Sans" w:hAnsi="DejaVu Sans" w:cs="DejaVu Sans"/>
+          <w:sz w:val="24"/>
+          <w:szCs w:val="24"/>
+        </w:rPr>
+        <w:t xml:space="preserve">                            Object </w:t>
+      </w:r>
+      <w:proofErr w:type="spellStart"/>
+      <w:r>
+        <w:rPr>
+          <w:rFonts w:ascii="DejaVu Sans" w:hAnsi="DejaVu Sans" w:cs="DejaVu Sans"/>
+          <w:sz w:val="24"/>
+          <w:szCs w:val="24"/>
+        </w:rPr>
+        <w:t>dest_arr</w:t>
+      </w:r>
+      <w:proofErr w:type="spellEnd"/>
+      <w:r>
+        <w:rPr>
+          <w:rFonts w:ascii="DejaVu Sans" w:hAnsi="DejaVu Sans" w:cs="DejaVu Sans"/>
+          <w:sz w:val="24"/>
+          <w:szCs w:val="24"/>
+        </w:rPr>
+        <w:t xml:space="preserve">, </w:t>
+      </w:r>
+      <w:proofErr w:type="spellStart"/>
+      <w:r>
+        <w:rPr>
+          <w:rFonts w:ascii="DejaVu Sans" w:hAnsi="DejaVu Sans" w:cs="DejaVu Sans"/>
+          <w:sz w:val="24"/>
+          <w:szCs w:val="24"/>
+        </w:rPr>
+        <w:t>int</w:t>
+      </w:r>
+      <w:proofErr w:type="spellEnd"/>
+      <w:r>
+        <w:rPr>
+          <w:rFonts w:ascii="DejaVu Sans" w:hAnsi="DejaVu Sans" w:cs="DejaVu Sans"/>
+          <w:sz w:val="24"/>
+          <w:szCs w:val="24"/>
+        </w:rPr>
+        <w:t xml:space="preserve"> </w:t>
+      </w:r>
+      <w:proofErr w:type="spellStart"/>
+      <w:r>
+        <w:rPr>
+          <w:rFonts w:ascii="DejaVu Sans" w:hAnsi="DejaVu Sans" w:cs="DejaVu Sans"/>
+          <w:sz w:val="24"/>
+          <w:szCs w:val="24"/>
+        </w:rPr>
+        <w:t>destPos</w:t>
+      </w:r>
+      <w:proofErr w:type="spellEnd"/>
+      <w:r>
+        <w:rPr>
+          <w:rFonts w:ascii="DejaVu Sans" w:hAnsi="DejaVu Sans" w:cs="DejaVu Sans"/>
+          <w:sz w:val="24"/>
+          <w:szCs w:val="24"/>
+        </w:rPr>
+        <w:t xml:space="preserve">, </w:t>
+      </w:r>
+      <w:proofErr w:type="spellStart"/>
+      <w:proofErr w:type="gramStart"/>
+      <w:r>
+        <w:rPr>
+          <w:rFonts w:ascii="DejaVu Sans" w:hAnsi="DejaVu Sans" w:cs="DejaVu Sans"/>
+          <w:sz w:val="24"/>
+          <w:szCs w:val="24"/>
+        </w:rPr>
+        <w:t>int</w:t>
+      </w:r>
+      <w:proofErr w:type="spellEnd"/>
+      <w:proofErr w:type="gramEnd"/>
+      <w:r>
+        <w:rPr>
+          <w:rFonts w:ascii="DejaVu Sans" w:hAnsi="DejaVu Sans" w:cs="DejaVu Sans"/>
+          <w:sz w:val="24"/>
+          <w:szCs w:val="24"/>
+        </w:rPr>
+        <w:t xml:space="preserve"> </w:t>
+      </w:r>
+      <w:proofErr w:type="spellStart"/>
+      <w:r>
+        <w:rPr>
+          <w:rFonts w:ascii="DejaVu Sans" w:hAnsi="DejaVu Sans" w:cs="DejaVu Sans"/>
+          <w:sz w:val="24"/>
+          <w:szCs w:val="24"/>
+        </w:rPr>
+        <w:t>len</w:t>
+      </w:r>
+      <w:proofErr w:type="spellEnd"/>
+      <w:r>
+        <w:rPr>
+          <w:rFonts w:ascii="DejaVu Sans" w:hAnsi="DejaVu Sans" w:cs="DejaVu Sans"/>
+          <w:sz w:val="24"/>
+          <w:szCs w:val="24"/>
+        </w:rPr>
+        <w:t>)</w:t>
+      </w:r>
+    </w:p>
+    <w:p>
+      <w:pPr>
+        <w:spacing w:after="0"/>
+        <w:rPr>
+          <w:rFonts w:ascii="DejaVu Sans" w:hAnsi="DejaVu Sans" w:cs="DejaVu Sans"/>
+          <w:sz w:val="24"/>
+          <w:szCs w:val="24"/>
+        </w:rPr>
+      </w:pPr>
+      <w:proofErr w:type="gramStart"/>
+      <w:r>
+        <w:rPr>
+          <w:rFonts w:ascii="DejaVu Sans" w:hAnsi="DejaVu Sans" w:cs="DejaVu Sans"/>
+          <w:sz w:val="24"/>
+          <w:szCs w:val="24"/>
+        </w:rPr>
+        <w:t>Parameters :</w:t>
+      </w:r>
+      <w:proofErr w:type="gramEnd"/>
+      <w:r>
+        <w:rPr>
+          <w:rFonts w:ascii="DejaVu Sans" w:hAnsi="DejaVu Sans" w:cs="DejaVu Sans"/>
+          <w:sz w:val="24"/>
+          <w:szCs w:val="24"/>
+        </w:rPr>
+        <w:t xml:space="preserve"> </w:t>
+      </w:r>
+    </w:p>
+    <w:p>
+      <w:pPr>
+        <w:spacing w:after="0"/>
+        <w:rPr>
+          <w:rFonts w:ascii="DejaVu Sans" w:hAnsi="DejaVu Sans" w:cs="DejaVu Sans"/>
+          <w:sz w:val="24"/>
+          <w:szCs w:val="24"/>
+        </w:rPr>
+      </w:pPr>
+      <w:proofErr w:type="spellStart"/>
+      <w:r>
+        <w:rPr>
+          <w:rFonts w:ascii="DejaVu Sans" w:hAnsi="DejaVu Sans" w:cs="DejaVu Sans"/>
+          <w:sz w:val="24"/>
+          <w:szCs w:val="24"/>
+        </w:rPr>
+        <w:t>source_</w:t>
+      </w:r>
+      <w:proofErr w:type="gramStart"/>
+      <w:r>
+        <w:rPr>
+          <w:rFonts w:ascii="DejaVu Sans" w:hAnsi="DejaVu Sans" w:cs="DejaVu Sans"/>
+          <w:sz w:val="24"/>
+          <w:szCs w:val="24"/>
+        </w:rPr>
+        <w:t>arr</w:t>
+      </w:r>
+      <w:proofErr w:type="spellEnd"/>
+      <w:r>
+        <w:rPr>
+          <w:rFonts w:ascii="DejaVu Sans" w:hAnsi="DejaVu Sans" w:cs="DejaVu Sans"/>
+          <w:sz w:val="24"/>
+          <w:szCs w:val="24"/>
+        </w:rPr>
+        <w:t xml:space="preserve"> :</w:t>
+      </w:r>
+      <w:proofErr w:type="gramEnd"/>
+      <w:r>
+        <w:rPr>
+          <w:rFonts w:ascii="DejaVu Sans" w:hAnsi="DejaVu Sans" w:cs="DejaVu Sans"/>
+          <w:sz w:val="24"/>
+          <w:szCs w:val="24"/>
+        </w:rPr>
+        <w:t xml:space="preserve"> </w:t>
+      </w:r>
+      <w:r>
+        <w:rPr>
+          <w:rFonts w:ascii="DejaVu Sans" w:hAnsi="DejaVu Sans" w:cs="DejaVu Sans"/>
+          <w:sz w:val="24"/>
+          <w:szCs w:val="24"/>
+        </w:rPr>
+        <w:tab/>
+        <w:t>array to be copied from</w:t>
+      </w:r>
+    </w:p>
+    <w:p>
+      <w:pPr>
+        <w:spacing w:after="0"/>
+        <w:rPr>
+          <w:rFonts w:ascii="DejaVu Sans" w:hAnsi="DejaVu Sans" w:cs="DejaVu Sans"/>
+          <w:sz w:val="24"/>
+          <w:szCs w:val="24"/>
+        </w:rPr>
+      </w:pPr>
+      <w:proofErr w:type="spellStart"/>
+      <w:proofErr w:type="gramStart"/>
+      <w:r>
+        <w:rPr>
+          <w:rFonts w:ascii="DejaVu Sans" w:hAnsi="DejaVu Sans" w:cs="DejaVu Sans"/>
+          <w:sz w:val="24"/>
+          <w:szCs w:val="24"/>
+        </w:rPr>
+        <w:t>sourcePos</w:t>
+      </w:r>
+      <w:proofErr w:type="spellEnd"/>
+      <w:r>
+        <w:rPr>
+          <w:rFonts w:ascii="DejaVu Sans" w:hAnsi="DejaVu Sans" w:cs="DejaVu Sans"/>
+          <w:sz w:val="24"/>
+          <w:szCs w:val="24"/>
+        </w:rPr>
+        <w:t xml:space="preserve"> :</w:t>
+      </w:r>
+      <w:proofErr w:type="gramEnd"/>
+      <w:r>
+        <w:rPr>
+          <w:rFonts w:ascii="DejaVu Sans" w:hAnsi="DejaVu Sans" w:cs="DejaVu Sans"/>
+          <w:sz w:val="24"/>
+          <w:szCs w:val="24"/>
+        </w:rPr>
+        <w:t xml:space="preserve"> </w:t>
+      </w:r>
+      <w:r>
+        <w:rPr>
+          <w:rFonts w:ascii="DejaVu Sans" w:hAnsi="DejaVu Sans" w:cs="DejaVu Sans"/>
+          <w:sz w:val="24"/>
+          <w:szCs w:val="24"/>
+        </w:rPr>
+        <w:tab/>
+        <w:t>starting position in source array from where to copy</w:t>
+      </w:r>
+    </w:p>
+    <w:p>
+      <w:pPr>
+        <w:spacing w:after="0"/>
+        <w:rPr>
+          <w:rFonts w:ascii="DejaVu Sans" w:hAnsi="DejaVu Sans" w:cs="DejaVu Sans"/>
+          <w:sz w:val="24"/>
+          <w:szCs w:val="24"/>
+        </w:rPr>
+      </w:pPr>
+      <w:proofErr w:type="spellStart"/>
+      <w:r>
+        <w:rPr>
+          <w:rFonts w:ascii="DejaVu Sans" w:hAnsi="DejaVu Sans" w:cs="DejaVu Sans"/>
+          <w:sz w:val="24"/>
+          <w:szCs w:val="24"/>
+        </w:rPr>
+        <w:t>dest_</w:t>
+      </w:r>
+      <w:proofErr w:type="gramStart"/>
+      <w:r>
+        <w:rPr>
+          <w:rFonts w:ascii="DejaVu Sans" w:hAnsi="DejaVu Sans" w:cs="DejaVu Sans"/>
+          <w:sz w:val="24"/>
+          <w:szCs w:val="24"/>
+        </w:rPr>
+        <w:t>arr</w:t>
+      </w:r>
+      <w:proofErr w:type="spellEnd"/>
+      <w:r>
+        <w:rPr>
+          <w:rFonts w:ascii="DejaVu Sans" w:hAnsi="DejaVu Sans" w:cs="DejaVu Sans"/>
+          <w:sz w:val="24"/>
+          <w:szCs w:val="24"/>
+        </w:rPr>
+        <w:t xml:space="preserve"> :</w:t>
+      </w:r>
+      <w:proofErr w:type="gramEnd"/>
+      <w:r>
+        <w:rPr>
+          <w:rFonts w:ascii="DejaVu Sans" w:hAnsi="DejaVu Sans" w:cs="DejaVu Sans"/>
+          <w:sz w:val="24"/>
+          <w:szCs w:val="24"/>
+        </w:rPr>
+        <w:t xml:space="preserve"> </w:t>
+      </w:r>
+      <w:r>
+        <w:rPr>
+          <w:rFonts w:ascii="DejaVu Sans" w:hAnsi="DejaVu Sans" w:cs="DejaVu Sans"/>
+          <w:sz w:val="24"/>
+          <w:szCs w:val="24"/>
+        </w:rPr>
+        <w:tab/>
+      </w:r>
+      <w:r>
+        <w:rPr>
+          <w:rFonts w:ascii="DejaVu Sans" w:hAnsi="DejaVu Sans" w:cs="DejaVu Sans"/>
+          <w:sz w:val="24"/>
+          <w:szCs w:val="24"/>
+        </w:rPr>
+        <w:tab/>
+        <w:t>array to be copied in</w:t>
+      </w:r>
+    </w:p>
+    <w:p>
+      <w:pPr>
+        <w:spacing w:after="0"/>
+        <w:rPr>
+          <w:rFonts w:ascii="DejaVu Sans" w:hAnsi="DejaVu Sans" w:cs="DejaVu Sans"/>
+          <w:sz w:val="24"/>
+          <w:szCs w:val="24"/>
+        </w:rPr>
+      </w:pPr>
+      <w:proofErr w:type="spellStart"/>
+      <w:proofErr w:type="gramStart"/>
+      <w:r>
+        <w:rPr>
+          <w:rFonts w:ascii="DejaVu Sans" w:hAnsi="DejaVu Sans" w:cs="DejaVu Sans"/>
+          <w:sz w:val="24"/>
+          <w:szCs w:val="24"/>
+        </w:rPr>
+        <w:t>destPos</w:t>
+      </w:r>
+      <w:proofErr w:type="spellEnd"/>
+      <w:r>
+        <w:rPr>
+          <w:rFonts w:ascii="DejaVu Sans" w:hAnsi="DejaVu Sans" w:cs="DejaVu Sans"/>
+          <w:sz w:val="24"/>
+          <w:szCs w:val="24"/>
+        </w:rPr>
+        <w:t xml:space="preserve"> :</w:t>
+      </w:r>
+      <w:proofErr w:type="gramEnd"/>
+      <w:r>
+        <w:rPr>
+          <w:rFonts w:ascii="DejaVu Sans" w:hAnsi="DejaVu Sans" w:cs="DejaVu Sans"/>
+          <w:sz w:val="24"/>
+          <w:szCs w:val="24"/>
+        </w:rPr>
+        <w:t xml:space="preserve"> </w:t>
+      </w:r>
+      <w:r>
+        <w:rPr>
+          <w:rFonts w:ascii="DejaVu Sans" w:hAnsi="DejaVu Sans" w:cs="DejaVu Sans"/>
+          <w:sz w:val="24"/>
+          <w:szCs w:val="24"/>
+        </w:rPr>
+        <w:tab/>
+      </w:r>
+      <w:r>
+        <w:rPr>
+          <w:rFonts w:ascii="DejaVu Sans" w:hAnsi="DejaVu Sans" w:cs="DejaVu Sans"/>
+          <w:sz w:val="24"/>
+          <w:szCs w:val="24"/>
+        </w:rPr>
+        <w:tab/>
+        <w:t>starting position in destination array, where to copy in</w:t>
+      </w:r>
+    </w:p>
+    <w:p>
+      <w:pPr>
+        <w:spacing w:after="0"/>
+        <w:rPr>
+          <w:rFonts w:ascii="Verdana" w:eastAsia="Verdana" w:hAnsi="Verdana" w:cs="Verdana"/>
+          <w:sz w:val="24"/>
+          <w:szCs w:val="24"/>
+        </w:rPr>
+      </w:pPr>
+      <w:proofErr w:type="spellStart"/>
+      <w:proofErr w:type="gramStart"/>
+      <w:r>
+        <w:rPr>
+          <w:rFonts w:ascii="DejaVu Sans" w:hAnsi="DejaVu Sans" w:cs="DejaVu Sans"/>
+          <w:sz w:val="24"/>
+          <w:szCs w:val="24"/>
+        </w:rPr>
+        <w:t>len</w:t>
+      </w:r>
+      <w:proofErr w:type="spellEnd"/>
+      <w:r>
+        <w:rPr>
+          <w:rFonts w:ascii="DejaVu Sans" w:hAnsi="DejaVu Sans" w:cs="DejaVu Sans"/>
+          <w:sz w:val="24"/>
+          <w:szCs w:val="24"/>
+        </w:rPr>
+        <w:t xml:space="preserve"> :</w:t>
+      </w:r>
+      <w:proofErr w:type="gramEnd"/>
+      <w:r>
+        <w:rPr>
+          <w:rFonts w:ascii="DejaVu Sans" w:hAnsi="DejaVu Sans" w:cs="DejaVu Sans"/>
+          <w:sz w:val="24"/>
+          <w:szCs w:val="24"/>
+        </w:rPr>
+        <w:t xml:space="preserve"> </w:t>
+      </w:r>
+      <w:r>
+        <w:rPr>
+          <w:rFonts w:ascii="DejaVu Sans" w:hAnsi="DejaVu Sans" w:cs="DejaVu Sans"/>
+          <w:sz w:val="24"/>
+          <w:szCs w:val="24"/>
+        </w:rPr>
+        <w:tab/>
+      </w:r>
+      <w:r>
+        <w:rPr>
+          <w:rFonts w:ascii="DejaVu Sans" w:hAnsi="DejaVu Sans" w:cs="DejaVu Sans"/>
+          <w:sz w:val="24"/>
+          <w:szCs w:val="24"/>
+        </w:rPr>
+        <w:tab/>
+      </w:r>
+      <w:r>
+        <w:rPr>
+          <w:rFonts w:ascii="DejaVu Sans" w:hAnsi="DejaVu Sans" w:cs="DejaVu Sans"/>
+          <w:sz w:val="24"/>
+          <w:szCs w:val="24"/>
+        </w:rPr>
+        <w:tab/>
+        <w:t>total no. of components to be copied.</w:t>
+      </w:r>
+    </w:p>
+    <w:p>
+      <w:pPr>
+        <w:spacing w:after="0"/>
+        <w:rPr>
+          <w:rFonts w:ascii="DejaVu Sans" w:hAnsi="DejaVu Sans" w:cs="DejaVu Sans"/>
+          <w:sz w:val="24"/>
+          <w:szCs w:val="24"/>
+        </w:rPr>
+      </w:pPr>
+    </w:p>
+    <w:p>
+      <w:pPr>
+        <w:spacing w:after="0"/>
+        <w:rPr>
+          <w:rFonts w:ascii="DejaVu Sans" w:hAnsi="DejaVu Sans" w:cs="DejaVu Sans"/>
+          <w:sz w:val="24"/>
+          <w:szCs w:val="24"/>
+        </w:rPr>
+      </w:pPr>
+      <w:proofErr w:type="gramStart"/>
+      <w:r>
+        <w:rPr>
+          <w:rFonts w:ascii="DejaVu Sans" w:hAnsi="DejaVu Sans" w:cs="DejaVu Sans"/>
+          <w:sz w:val="24"/>
+          <w:szCs w:val="24"/>
+        </w:rPr>
         <w:t>String[</w:t>
       </w:r>
       <w:proofErr w:type="gramEnd"/>
@@ -9785,7 +10492,25 @@
           <w:sz w:val="24"/>
           <w:szCs w:val="24"/>
         </w:rPr>
-        <w:t xml:space="preserve">for (int </w:t>
+        <w:t>for (</w:t>
+      </w:r>
+      <w:proofErr w:type="spellStart"/>
+      <w:r>
+        <w:rPr>
+          <w:rFonts w:ascii="DejaVu Sans" w:hAnsi="DejaVu Sans" w:cs="DejaVu Sans"/>
+          <w:sz w:val="24"/>
+          <w:szCs w:val="24"/>
+        </w:rPr>
+        <w:t>int</w:t>
+      </w:r>
+      <w:proofErr w:type="spellEnd"/>
+      <w:r>
+        <w:rPr>
+          <w:rFonts w:ascii="DejaVu Sans" w:hAnsi="DejaVu Sans" w:cs="DejaVu Sans"/>
+          <w:sz w:val="24"/>
+          <w:szCs w:val="24"/>
+        </w:rPr>
+        <w:t xml:space="preserve"> </w:t>
       </w:r>
       <w:proofErr w:type="spellStart"/>
       <w:r>
@@ -10053,7 +10778,7 @@
 </file>
 
 <file path=word/endnotes.xml><?xml version="1.0" encoding="utf-8"?>
-<w:endnotes xmlns:wpc="http://schemas.microsoft.com/office/word/2010/wordprocessingCanvas" xmlns:cx="http://schemas.microsoft.com/office/drawing/2014/chartex" xmlns:cx1="http://schemas.microsoft.com/office/drawing/2015/9/8/chartex" xmlns:cx2="http://schemas.microsoft.com/office/drawing/2015/10/21/chartex" xmlns:cx3="http://schemas.microsoft.com/office/drawing/2016/5/9/chartex" xmlns:cx4="http://schemas.microsoft.com/office/drawing/2016/5/10/chartex" xmlns:cx5="http://schemas.microsoft.com/office/drawing/2016/5/11/chartex" xmlns:cx6="http://schemas.microsoft.com/office/drawing/2016/5/12/chartex" xmlns:cx7="http://schemas.microsoft.com/office/drawing/2016/5/13/chartex" xmlns:cx8="http://schemas.microsoft.com/office/drawing/2016/5/14/chartex" xmlns:mc="http://schemas.openxmlformats.org/markup-compatibility/2006" xmlns:aink="http://schemas.microsoft.com/office/drawing/2016/ink" xmlns:am3d="http://schemas.microsoft.com/office/drawing/2017/model3d" xmlns:o="urn:schemas-microsoft-com:office:office" xmlns:oel="http://schemas.microsoft.com/office/2019/extlst" xmlns:r="http://schemas.openxmlformats.org/officeDocument/2006/relationships" xmlns:m="http://schemas.openxmlformats.org/officeDocument/2006/math" xmlns:v="urn:schemas-microsoft-com:vml" xmlns:wp14="http://schemas.microsoft.com/office/word/2010/wordprocessingDrawing" xmlns:wp="http://schemas.openxmlformats.org/drawingml/2006/wordprocessingDrawing" xmlns:w10="urn:schemas-microsoft-com:office:word" xmlns:w="http://schemas.openxmlformats.org/wordprocessingml/2006/main" xmlns:w14="http://schemas.microsoft.com/office/word/2010/wordml" xmlns:w15="http://schemas.microsoft.com/office/word/2012/wordml" xmlns:w16cex="http://schemas.microsoft.com/office/word/2018/wordml/cex" xmlns:w16cid="http://schemas.microsoft.com/office/word/2016/wordml/cid" xmlns:w16="http://schemas.microsoft.com/office/word/2018/wordml" xmlns:w16sdtdh="http://schemas.microsoft.com/office/word/2020/wordml/sdtdatahash" xmlns:w16se="http://schemas.microsoft.com/office/word/2015/wordml/symex" xmlns:wpg="http://schemas.microsoft.com/office/word/2010/wordprocessingGroup" xmlns:wpi="http://schemas.microsoft.com/office/word/2010/wordprocessingInk" xmlns:wne="http://schemas.microsoft.com/office/word/2006/wordml" xmlns:wps="http://schemas.microsoft.com/office/word/2010/wordprocessingShape" mc:Ignorable="w14 w15 w16se w16cid w16 w16cex w16sdtdh wp14">
+<w:endnotes xmlns:wpc="http://schemas.microsoft.com/office/word/2010/wordprocessingCanvas" xmlns:cx="http://schemas.microsoft.com/office/drawing/2014/chartex" xmlns:cx1="http://schemas.microsoft.com/office/drawing/2015/9/8/chartex" xmlns:mc="http://schemas.openxmlformats.org/markup-compatibility/2006" xmlns:o="urn:schemas-microsoft-com:office:office" xmlns:r="http://schemas.openxmlformats.org/officeDocument/2006/relationships" xmlns:m="http://schemas.openxmlformats.org/officeDocument/2006/math" xmlns:v="urn:schemas-microsoft-com:vml" xmlns:wp14="http://schemas.microsoft.com/office/word/2010/wordprocessingDrawing" xmlns:wp="http://schemas.openxmlformats.org/drawingml/2006/wordprocessingDrawing" xmlns:w10="urn:schemas-microsoft-com:office:word" xmlns:w="http://schemas.openxmlformats.org/wordprocessingml/2006/main" xmlns:w14="http://schemas.microsoft.com/office/word/2010/wordml" xmlns:w15="http://schemas.microsoft.com/office/word/2012/wordml" xmlns:w16se="http://schemas.microsoft.com/office/word/2015/wordml/symex" xmlns:wpg="http://schemas.microsoft.com/office/word/2010/wordprocessingGroup" xmlns:wpi="http://schemas.microsoft.com/office/word/2010/wordprocessingInk" xmlns:wne="http://schemas.microsoft.com/office/word/2006/wordml" xmlns:wps="http://schemas.microsoft.com/office/word/2010/wordprocessingShape" mc:Ignorable="w14 w15 w16se wp14">
   <w:endnote w:type="separator" w:id="-1">
     <w:p>
       <w:pPr>
@@ -10078,7 +10803,7 @@
 </file>
 
 <file path=word/footer1.xml><?xml version="1.0" encoding="utf-8"?>
-<w:ftr xmlns:wpc="http://schemas.microsoft.com/office/word/2010/wordprocessingCanvas" xmlns:cx="http://schemas.microsoft.com/office/drawing/2014/chartex" xmlns:cx1="http://schemas.microsoft.com/office/drawing/2015/9/8/chartex" xmlns:cx2="http://schemas.microsoft.com/office/drawing/2015/10/21/chartex" xmlns:cx3="http://schemas.microsoft.com/office/drawing/2016/5/9/chartex" xmlns:cx4="http://schemas.microsoft.com/office/drawing/2016/5/10/chartex" xmlns:cx5="http://schemas.microsoft.com/office/drawing/2016/5/11/chartex" xmlns:cx6="http://schemas.microsoft.com/office/drawing/2016/5/12/chartex" xmlns:cx7="http://schemas.microsoft.com/office/drawing/2016/5/13/chartex" xmlns:cx8="http://schemas.microsoft.com/office/drawing/2016/5/14/chartex" xmlns:mc="http://schemas.openxmlformats.org/markup-compatibility/2006" xmlns:aink="http://schemas.microsoft.com/office/drawing/2016/ink" xmlns:am3d="http://schemas.microsoft.com/office/drawing/2017/model3d" xmlns:o="urn:schemas-microsoft-com:office:office" xmlns:oel="http://schemas.microsoft.com/office/2019/extlst" xmlns:r="http://schemas.openxmlformats.org/officeDocument/2006/relationships" xmlns:m="http://schemas.openxmlformats.org/officeDocument/2006/math" xmlns:v="urn:schemas-microsoft-com:vml" xmlns:wp14="http://schemas.microsoft.com/office/word/2010/wordprocessingDrawing" xmlns:wp="http://schemas.openxmlformats.org/drawingml/2006/wordprocessingDrawing" xmlns:w10="urn:schemas-microsoft-com:office:word" xmlns:w="http://schemas.openxmlformats.org/wordprocessingml/2006/main" xmlns:w14="http://schemas.microsoft.com/office/word/2010/wordml" xmlns:w15="http://schemas.microsoft.com/office/word/2012/wordml" xmlns:w16cex="http://schemas.microsoft.com/office/word/2018/wordml/cex" xmlns:w16cid="http://schemas.microsoft.com/office/word/2016/wordml/cid" xmlns:w16="http://schemas.microsoft.com/office/word/2018/wordml" xmlns:w16sdtdh="http://schemas.microsoft.com/office/word/2020/wordml/sdtdatahash" xmlns:w16se="http://schemas.microsoft.com/office/word/2015/wordml/symex" xmlns:wpg="http://schemas.microsoft.com/office/word/2010/wordprocessingGroup" xmlns:wpi="http://schemas.microsoft.com/office/word/2010/wordprocessingInk" xmlns:wne="http://schemas.microsoft.com/office/word/2006/wordml" xmlns:wps="http://schemas.microsoft.com/office/word/2010/wordprocessingShape" mc:Ignorable="w14 w15 w16se w16cid w16 w16cex w16sdtdh wp14">
+<w:ftr xmlns:wpc="http://schemas.microsoft.com/office/word/2010/wordprocessingCanvas" xmlns:cx="http://schemas.microsoft.com/office/drawing/2014/chartex" xmlns:cx1="http://schemas.microsoft.com/office/drawing/2015/9/8/chartex" xmlns:mc="http://schemas.openxmlformats.org/markup-compatibility/2006" xmlns:o="urn:schemas-microsoft-com:office:office" xmlns:r="http://schemas.openxmlformats.org/officeDocument/2006/relationships" xmlns:m="http://schemas.openxmlformats.org/officeDocument/2006/math" xmlns:v="urn:schemas-microsoft-com:vml" xmlns:wp14="http://schemas.microsoft.com/office/word/2010/wordprocessingDrawing" xmlns:wp="http://schemas.openxmlformats.org/drawingml/2006/wordprocessingDrawing" xmlns:w10="urn:schemas-microsoft-com:office:word" xmlns:w="http://schemas.openxmlformats.org/wordprocessingml/2006/main" xmlns:w14="http://schemas.microsoft.com/office/word/2010/wordml" xmlns:w15="http://schemas.microsoft.com/office/word/2012/wordml" xmlns:w16se="http://schemas.microsoft.com/office/word/2015/wordml/symex" xmlns:wpg="http://schemas.microsoft.com/office/word/2010/wordprocessingGroup" xmlns:wpi="http://schemas.microsoft.com/office/word/2010/wordprocessingInk" xmlns:wne="http://schemas.microsoft.com/office/word/2006/wordml" xmlns:wps="http://schemas.microsoft.com/office/word/2010/wordprocessingShape" mc:Ignorable="w14 w15 w16se wp14">
   <w:sdt>
     <w:sdtPr>
       <w:id w:val="981205304"/>
@@ -10115,7 +10840,7 @@
           <w:rPr>
             <w:noProof/>
           </w:rPr>
-          <w:t>1</w:t>
+          <w:t>7</w:t>
         </w:r>
         <w:r>
           <w:rPr>
@@ -10145,7 +10870,7 @@
 </file>
 
 <file path=word/footnotes.xml><?xml version="1.0" encoding="utf-8"?>
-<w:footnotes xmlns:wpc="http://schemas.microsoft.com/office/word/2010/wordprocessingCanvas" xmlns:cx="http://schemas.microsoft.com/office/drawing/2014/chartex" xmlns:cx1="http://schemas.microsoft.com/office/drawing/2015/9/8/chartex" xmlns:cx2="http://schemas.microsoft.com/office/drawing/2015/10/21/chartex" xmlns:cx3="http://schemas.microsoft.com/office/drawing/2016/5/9/chartex" xmlns:cx4="http://schemas.microsoft.com/office/drawing/2016/5/10/chartex" xmlns:cx5="http://schemas.microsoft.com/office/drawing/2016/5/11/chartex" xmlns:cx6="http://schemas.microsoft.com/office/drawing/2016/5/12/chartex" xmlns:cx7="http://schemas.microsoft.com/office/drawing/2016/5/13/chartex" xmlns:cx8="http://schemas.microsoft.com/office/drawing/2016/5/14/chartex" xmlns:mc="http://schemas.openxmlformats.org/markup-compatibility/2006" xmlns:aink="http://schemas.microsoft.com/office/drawing/2016/ink" xmlns:am3d="http://schemas.microsoft.com/office/drawing/2017/model3d" xmlns:o="urn:schemas-microsoft-com:office:office" xmlns:oel="http://schemas.microsoft.com/office/2019/extlst" xmlns:r="http://schemas.openxmlformats.org/officeDocument/2006/relationships" xmlns:m="http://schemas.openxmlformats.org/officeDocument/2006/math" xmlns:v="urn:schemas-microsoft-com:vml" xmlns:wp14="http://schemas.microsoft.com/office/word/2010/wordprocessingDrawing" xmlns:wp="http://schemas.openxmlformats.org/drawingml/2006/wordprocessingDrawing" xmlns:w10="urn:schemas-microsoft-com:office:word" xmlns:w="http://schemas.openxmlformats.org/wordprocessingml/2006/main" xmlns:w14="http://schemas.microsoft.com/office/word/2010/wordml" xmlns:w15="http://schemas.microsoft.com/office/word/2012/wordml" xmlns:w16cex="http://schemas.microsoft.com/office/word/2018/wordml/cex" xmlns:w16cid="http://schemas.microsoft.com/office/word/2016/wordml/cid" xmlns:w16="http://schemas.microsoft.com/office/word/2018/wordml" xmlns:w16sdtdh="http://schemas.microsoft.com/office/word/2020/wordml/sdtdatahash" xmlns:w16se="http://schemas.microsoft.com/office/word/2015/wordml/symex" xmlns:wpg="http://schemas.microsoft.com/office/word/2010/wordprocessingGroup" xmlns:wpi="http://schemas.microsoft.com/office/word/2010/wordprocessingInk" xmlns:wne="http://schemas.microsoft.com/office/word/2006/wordml" xmlns:wps="http://schemas.microsoft.com/office/word/2010/wordprocessingShape" mc:Ignorable="w14 w15 w16se w16cid w16 w16cex w16sdtdh wp14">
+<w:footnotes xmlns:wpc="http://schemas.microsoft.com/office/word/2010/wordprocessingCanvas" xmlns:cx="http://schemas.microsoft.com/office/drawing/2014/chartex" xmlns:cx1="http://schemas.microsoft.com/office/drawing/2015/9/8/chartex" xmlns:mc="http://schemas.openxmlformats.org/markup-compatibility/2006" xmlns:o="urn:schemas-microsoft-com:office:office" xmlns:r="http://schemas.openxmlformats.org/officeDocument/2006/relationships" xmlns:m="http://schemas.openxmlformats.org/officeDocument/2006/math" xmlns:v="urn:schemas-microsoft-com:vml" xmlns:wp14="http://schemas.microsoft.com/office/word/2010/wordprocessingDrawing" xmlns:wp="http://schemas.openxmlformats.org/drawingml/2006/wordprocessingDrawing" xmlns:w10="urn:schemas-microsoft-com:office:word" xmlns:w="http://schemas.openxmlformats.org/wordprocessingml/2006/main" xmlns:w14="http://schemas.microsoft.com/office/word/2010/wordml" xmlns:w15="http://schemas.microsoft.com/office/word/2012/wordml" xmlns:w16se="http://schemas.microsoft.com/office/word/2015/wordml/symex" xmlns:wpg="http://schemas.microsoft.com/office/word/2010/wordprocessingGroup" xmlns:wpi="http://schemas.microsoft.com/office/word/2010/wordprocessingInk" xmlns:wne="http://schemas.microsoft.com/office/word/2006/wordml" xmlns:wps="http://schemas.microsoft.com/office/word/2010/wordprocessingShape" mc:Ignorable="w14 w15 w16se wp14">
   <w:footnote w:type="separator" w:id="-1">
     <w:p>
       <w:pPr>
@@ -10170,7 +10895,7 @@
 </file>
 
 <file path=word/numbering.xml><?xml version="1.0" encoding="utf-8"?>
-<w:numbering xmlns:wpc="http://schemas.microsoft.com/office/word/2010/wordprocessingCanvas" xmlns:cx="http://schemas.microsoft.com/office/drawing/2014/chartex" xmlns:cx1="http://schemas.microsoft.com/office/drawing/2015/9/8/chartex" xmlns:cx2="http://schemas.microsoft.com/office/drawing/2015/10/21/chartex" xmlns:cx3="http://schemas.microsoft.com/office/drawing/2016/5/9/chartex" xmlns:cx4="http://schemas.microsoft.com/office/drawing/2016/5/10/chartex" xmlns:cx5="http://schemas.microsoft.com/office/drawing/2016/5/11/chartex" xmlns:cx6="http://schemas.microsoft.com/office/drawing/2016/5/12/chartex" xmlns:cx7="http://schemas.microsoft.com/office/drawing/2016/5/13/chartex" xmlns:cx8="http://schemas.microsoft.com/office/drawing/2016/5/14/chartex" xmlns:mc="http://schemas.openxmlformats.org/markup-compatibility/2006" xmlns:aink="http://schemas.microsoft.com/office/drawing/2016/ink" xmlns:am3d="http://schemas.microsoft.com/office/drawing/2017/model3d" xmlns:o="urn:schemas-microsoft-com:office:office" xmlns:oel="http://schemas.microsoft.com/office/2019/extlst" xmlns:r="http://schemas.openxmlformats.org/officeDocument/2006/relationships" xmlns:m="http://schemas.openxmlformats.org/officeDocument/2006/math" xmlns:v="urn:schemas-microsoft-com:vml" xmlns:wp14="http://schemas.microsoft.com/office/word/2010/wordprocessingDrawing" xmlns:wp="http://schemas.openxmlformats.org/drawingml/2006/wordprocessingDrawing" xmlns:w10="urn:schemas-microsoft-com:office:word" xmlns:w="http://schemas.openxmlformats.org/wordprocessingml/2006/main" xmlns:w14="http://schemas.microsoft.com/office/word/2010/wordml" xmlns:w15="http://schemas.microsoft.com/office/word/2012/wordml" xmlns:w16cex="http://schemas.microsoft.com/office/word/2018/wordml/cex" xmlns:w16cid="http://schemas.microsoft.com/office/word/2016/wordml/cid" xmlns:w16="http://schemas.microsoft.com/office/word/2018/wordml" xmlns:w16sdtdh="http://schemas.microsoft.com/office/word/2020/wordml/sdtdatahash" xmlns:w16se="http://schemas.microsoft.com/office/word/2015/wordml/symex" xmlns:wpg="http://schemas.microsoft.com/office/word/2010/wordprocessingGroup" xmlns:wpi="http://schemas.microsoft.com/office/word/2010/wordprocessingInk" xmlns:wne="http://schemas.microsoft.com/office/word/2006/wordml" xmlns:wps="http://schemas.microsoft.com/office/word/2010/wordprocessingShape" mc:Ignorable="w14 w15 w16se w16cid w16 w16cex w16sdtdh wp14">
+<w:numbering xmlns:wpc="http://schemas.microsoft.com/office/word/2010/wordprocessingCanvas" xmlns:cx="http://schemas.microsoft.com/office/drawing/2014/chartex" xmlns:cx1="http://schemas.microsoft.com/office/drawing/2015/9/8/chartex" xmlns:mc="http://schemas.openxmlformats.org/markup-compatibility/2006" xmlns:o="urn:schemas-microsoft-com:office:office" xmlns:r="http://schemas.openxmlformats.org/officeDocument/2006/relationships" xmlns:m="http://schemas.openxmlformats.org/officeDocument/2006/math" xmlns:v="urn:schemas-microsoft-com:vml" xmlns:wp14="http://schemas.microsoft.com/office/word/2010/wordprocessingDrawing" xmlns:wp="http://schemas.openxmlformats.org/drawingml/2006/wordprocessingDrawing" xmlns:w10="urn:schemas-microsoft-com:office:word" xmlns:w="http://schemas.openxmlformats.org/wordprocessingml/2006/main" xmlns:w14="http://schemas.microsoft.com/office/word/2010/wordml" xmlns:w15="http://schemas.microsoft.com/office/word/2012/wordml" xmlns:w16se="http://schemas.microsoft.com/office/word/2015/wordml/symex" xmlns:wpg="http://schemas.microsoft.com/office/word/2010/wordprocessingGroup" xmlns:wpi="http://schemas.microsoft.com/office/word/2010/wordprocessingInk" xmlns:wne="http://schemas.microsoft.com/office/word/2006/wordml" xmlns:wps="http://schemas.microsoft.com/office/word/2010/wordprocessingShape" mc:Ignorable="w14 w15 w16se wp14">
   <w:abstractNum w:abstractNumId="0" w15:restartNumberingAfterBreak="0">
     <w:nsid w:val="6906613B"/>
     <w:multiLevelType w:val="hybridMultilevel"/>
@@ -10257,14 +10982,14 @@
       </w:pPr>
     </w:lvl>
   </w:abstractNum>
-  <w:num w:numId="1" w16cid:durableId="697700666">
+  <w:num w:numId="1">
     <w:abstractNumId w:val="0"/>
   </w:num>
 </w:numbering>
 </file>
 
 <file path=word/styles.xml><?xml version="1.0" encoding="utf-8"?>
-<w:styles xmlns:mc="http://schemas.openxmlformats.org/markup-compatibility/2006" xmlns:r="http://schemas.openxmlformats.org/officeDocument/2006/relationships" xmlns:w="http://schemas.openxmlformats.org/wordprocessingml/2006/main" xmlns:w14="http://schemas.microsoft.com/office/word/2010/wordml" xmlns:w15="http://schemas.microsoft.com/office/word/2012/wordml" xmlns:w16cex="http://schemas.microsoft.com/office/word/2018/wordml/cex" xmlns:w16cid="http://schemas.microsoft.com/office/word/2016/wordml/cid" xmlns:w16="http://schemas.microsoft.com/office/word/2018/wordml" xmlns:w16sdtdh="http://schemas.microsoft.com/office/word/2020/wordml/sdtdatahash" xmlns:w16se="http://schemas.microsoft.com/office/word/2015/wordml/symex" mc:Ignorable="w14 w15 w16se w16cid w16 w16cex w16sdtdh">
+<w:styles xmlns:mc="http://schemas.openxmlformats.org/markup-compatibility/2006" xmlns:r="http://schemas.openxmlformats.org/officeDocument/2006/relationships" xmlns:w="http://schemas.openxmlformats.org/wordprocessingml/2006/main" xmlns:w14="http://schemas.microsoft.com/office/word/2010/wordml" xmlns:w15="http://schemas.microsoft.com/office/word/2012/wordml" xmlns:w16se="http://schemas.microsoft.com/office/word/2015/wordml/symex" mc:Ignorable="w14 w15 w16se">
   <w:docDefaults>
     <w:rPrDefault>
       <w:rPr>
@@ -10280,7 +11005,7 @@
       </w:pPr>
     </w:pPrDefault>
   </w:docDefaults>
-  <w:latentStyles w:defLockedState="0" w:defUIPriority="99" w:defSemiHidden="0" w:defUnhideWhenUsed="0" w:defQFormat="0" w:count="376">
+  <w:latentStyles w:defLockedState="0" w:defUIPriority="99" w:defSemiHidden="0" w:defUnhideWhenUsed="0" w:defQFormat="0" w:count="371">
     <w:lsdException w:name="Normal" w:uiPriority="0" w:qFormat="1"/>
     <w:lsdException w:name="heading 1" w:uiPriority="9" w:qFormat="1"/>
     <w:lsdException w:name="heading 2" w:semiHidden="1" w:uiPriority="9" w:unhideWhenUsed="1" w:qFormat="1"/>
@@ -10435,7 +11160,7 @@
     <w:lsdException w:name="Table Web 2" w:semiHidden="1" w:unhideWhenUsed="1"/>
     <w:lsdException w:name="Table Web 3" w:semiHidden="1" w:unhideWhenUsed="1"/>
     <w:lsdException w:name="Balloon Text" w:semiHidden="1" w:unhideWhenUsed="1"/>
-    <w:lsdException w:name="Table Grid" w:semiHidden="1" w:uiPriority="59" w:unhideWhenUsed="1"/>
+    <w:lsdException w:name="Table Grid" w:uiPriority="59"/>
     <w:lsdException w:name="Table Theme" w:semiHidden="1" w:unhideWhenUsed="1"/>
     <w:lsdException w:name="Placeholder Text" w:semiHidden="1"/>
     <w:lsdException w:name="No Spacing" w:uiPriority="1" w:qFormat="1"/>
@@ -10652,11 +11377,6 @@
     <w:lsdException w:name="List Table 5 Dark Accent 6" w:uiPriority="50"/>
     <w:lsdException w:name="List Table 6 Colorful Accent 6" w:uiPriority="51"/>
     <w:lsdException w:name="List Table 7 Colorful Accent 6" w:uiPriority="52"/>
-    <w:lsdException w:name="Mention" w:semiHidden="1" w:unhideWhenUsed="1"/>
-    <w:lsdException w:name="Smart Hyperlink" w:semiHidden="1" w:unhideWhenUsed="1"/>
-    <w:lsdException w:name="Hashtag" w:semiHidden="1" w:unhideWhenUsed="1"/>
-    <w:lsdException w:name="Unresolved Mention" w:semiHidden="1" w:unhideWhenUsed="1"/>
-    <w:lsdException w:name="Smart Link" w:semiHidden="1" w:unhideWhenUsed="1"/>
   </w:latentStyles>
   <w:style w:type="paragraph" w:default="1" w:styleId="Normal">
     <w:name w:val="Normal"/>
